--- a/ENTERPRISE_TASKLIST.docx
+++ b/ENTERPRISE_TASKLIST.docx
@@ -2,13 +2,13 @@
 <file path=word/document.xml><?xml version="1.0" encoding="utf-8"?>
 <w:document xmlns:w="http://schemas.openxmlformats.org/wordprocessingml/2006/main" xmlns:m="http://schemas.openxmlformats.org/officeDocument/2006/math" xmlns:r="http://schemas.openxmlformats.org/officeDocument/2006/relationships" xmlns:o="urn:schemas-microsoft-com:office:office" xmlns:v="urn:schemas-microsoft-com:vml" xmlns:w10="urn:schemas-microsoft-com:office:word" xmlns:a="http://schemas.openxmlformats.org/drawingml/2006/main" xmlns:pic="http://schemas.openxmlformats.org/drawingml/2006/picture" xmlns:wp="http://schemas.openxmlformats.org/drawingml/2006/wordprocessingDrawing">
   <w:body>
-    <w:bookmarkStart w:id="19" w:name="X6184db814ceb28365a968199ab4069387b2955a"/>
+    <w:bookmarkStart w:id="21" w:name="Xfe09c2b86c67422b2dd1f8a4eebc4358c060ab3"/>
     <w:p>
       <w:pPr>
         <w:pStyle w:val="Heading1"/>
       </w:pPr>
       <w:r>
-        <w:t xml:space="preserve">SemanticOS — Enterprise Production Readiness Tasklist</w:t>
+        <w:t xml:space="preserve">SemanticOS — Unified Enterprise &amp; Competitive Readiness Tasklist</w:t>
       </w:r>
     </w:p>
     <w:p>
@@ -26,7 +26,7 @@
         <w:t xml:space="preserve"> </w:t>
       </w:r>
       <w:r>
-        <w:t xml:space="preserve">Transform the current Enterprise MVP into a fully production-ready, deployable, and auditable observability platform that meets SOC2/enterprise compliance standards.</w:t>
+        <w:t xml:space="preserve">Transform SemanticOS from an Enterprise MVP into a production-grade, Zebrium-competitive observability platform — privacy-first, zero-cost, and architecturally equivalent to the industry giants.</w:t>
       </w:r>
     </w:p>
     <w:p>
@@ -34,7 +34,11 @@
         <w:pStyle w:val="BlockText"/>
       </w:pPr>
       <w:r>
-        <w:t xml:space="preserve">[!IMPORTANT]</w:t>
+        <w:rPr>
+          <w:b/>
+          <w:bCs/>
+        </w:rPr>
+        <w:t xml:space="preserve">Rule:</w:t>
       </w:r>
       <w:r>
         <w:t xml:space="preserve"> </w:t>
@@ -56,7 +60,7 @@
         <w:t xml:space="preserve"> </w:t>
       </w:r>
       <w:r>
-        <w:t xml:space="preserve">— it can be completed independently in a single session. Tasks are</w:t>
+        <w:t xml:space="preserve">and</w:t>
       </w:r>
       <w:r>
         <w:t xml:space="preserve"> </w:t>
@@ -72,7 +76,7 @@
         <w:t xml:space="preserve"> </w:t>
       </w:r>
       <w:r>
-        <w:t xml:space="preserve">with no overlapping dependencies. Complete them top-to-bottom.</w:t>
+        <w:t xml:space="preserve">with no overlapping dependencies. Complete top-to-bottom.</w:t>
       </w:r>
     </w:p>
     <w:p>
@@ -82,13 +86,13 @@
         </w:pict>
       </w:r>
     </w:p>
-    <w:bookmarkStart w:id="9" w:name="phase-1-core-backend-hardening"/>
+    <w:bookmarkStart w:id="9" w:name="phase-1-core-backend-hardening-tasks-18"/>
     <w:p>
       <w:pPr>
         <w:pStyle w:val="Heading2"/>
       </w:pPr>
       <w:r>
-        <w:t xml:space="preserve">Phase 1: Core Backend Hardening</w:t>
+        <w:t xml:space="preserve">Phase 1: Core Backend Hardening (Tasks 1–8)</w:t>
       </w:r>
     </w:p>
     <w:p>
@@ -188,63 +192,18 @@
                 <w:b/>
                 <w:bCs/>
               </w:rPr>
-              <w:t xml:space="preserve">Add structured logging with correlation IDs</w:t>
-            </w:r>
-          </w:p>
-        </w:tc>
-        <w:tc>
-          <w:tcPr/>
-          <w:p>
-            <w:pPr>
-              <w:pStyle w:val="Compact"/>
-            </w:pPr>
-            <w:r>
-              <w:t xml:space="preserve">Replace all</w:t>
-            </w:r>
-            <w:r>
-              <w:t xml:space="preserve"> </w:t>
-            </w:r>
-            <w:r>
-              <w:rPr>
-                <w:rStyle w:val="VerbatimChar"/>
-              </w:rPr>
-              <w:t xml:space="preserve">print()</w:t>
-            </w:r>
-            <w:r>
-              <w:t xml:space="preserve"> </w:t>
-            </w:r>
-            <w:r>
-              <w:t xml:space="preserve">and ad-hoc</w:t>
-            </w:r>
-            <w:r>
-              <w:t xml:space="preserve"> </w:t>
-            </w:r>
-            <w:r>
-              <w:rPr>
-                <w:rStyle w:val="VerbatimChar"/>
-              </w:rPr>
-              <w:t xml:space="preserve">logger</w:t>
-            </w:r>
-            <w:r>
-              <w:t xml:space="preserve"> </w:t>
-            </w:r>
-            <w:r>
-              <w:t xml:space="preserve">calls in</w:t>
-            </w:r>
-            <w:r>
-              <w:t xml:space="preserve"> </w:t>
-            </w:r>
-            <w:r>
-              <w:rPr>
-                <w:rStyle w:val="VerbatimChar"/>
-              </w:rPr>
-              <w:t xml:space="preserve">api/main.py</w:t>
-            </w:r>
-            <w:r>
-              <w:t xml:space="preserve"> </w:t>
-            </w:r>
-            <w:r>
-              <w:t xml:space="preserve">with the existing</w:t>
+              <w:t xml:space="preserve">Structured logging with correlation IDs</w:t>
+            </w:r>
+          </w:p>
+        </w:tc>
+        <w:tc>
+          <w:tcPr/>
+          <w:p>
+            <w:pPr>
+              <w:pStyle w:val="Compact"/>
+            </w:pPr>
+            <w:r>
+              <w:t xml:space="preserve">Replace ad-hoc logger calls with</w:t>
             </w:r>
             <w:r>
               <w:t xml:space="preserve"> </w:t>
@@ -256,10 +215,7 @@
               <w:t xml:space="preserve">denoiser.logging</w:t>
             </w:r>
             <w:r>
-              <w:t xml:space="preserve"> </w:t>
-            </w:r>
-            <w:r>
-              <w:t xml:space="preserve">module. Every API request should generate a unique</w:t>
+              <w:t xml:space="preserve">. Attach a unique</w:t>
             </w:r>
             <w:r>
               <w:t xml:space="preserve"> </w:t>
@@ -274,7 +230,7 @@
               <w:t xml:space="preserve"> </w:t>
             </w:r>
             <w:r>
-              <w:t xml:space="preserve">(UUID) that is attached to all log lines for that request, enabling end-to-end tracing.</w:t>
+              <w:t xml:space="preserve">(UUID) to every API request for end-to-end tracing.</w:t>
             </w:r>
           </w:p>
         </w:tc>
@@ -328,18 +284,18 @@
                 <w:b/>
                 <w:bCs/>
               </w:rPr>
-              <w:t xml:space="preserve">Add input validation with Pydantic models</w:t>
-            </w:r>
-          </w:p>
-        </w:tc>
-        <w:tc>
-          <w:tcPr/>
-          <w:p>
-            <w:pPr>
-              <w:pStyle w:val="Compact"/>
-            </w:pPr>
-            <w:r>
-              <w:t xml:space="preserve">Replace all raw</w:t>
+              <w:t xml:space="preserve">Pydantic input validation</w:t>
+            </w:r>
+          </w:p>
+        </w:tc>
+        <w:tc>
+          <w:tcPr/>
+          <w:p>
+            <w:pPr>
+              <w:pStyle w:val="Compact"/>
+            </w:pPr>
+            <w:r>
+              <w:t xml:space="preserve">Replace raw</w:t>
             </w:r>
             <w:r>
               <w:t xml:space="preserve"> </w:t>
@@ -354,7 +310,22 @@
               <w:t xml:space="preserve"> </w:t>
             </w:r>
             <w:r>
-              <w:t xml:space="preserve">request bodies in the API (e.g.,</w:t>
+              <w:t xml:space="preserve">request bodies with strongly-typed Pydantic</w:t>
+            </w:r>
+            <w:r>
+              <w:t xml:space="preserve"> </w:t>
+            </w:r>
+            <w:r>
+              <w:rPr>
+                <w:rStyle w:val="VerbatimChar"/>
+              </w:rPr>
+              <w:t xml:space="preserve">BaseModel</w:t>
+            </w:r>
+            <w:r>
+              <w:t xml:space="preserve"> </w:t>
+            </w:r>
+            <w:r>
+              <w:t xml:space="preserve">classes for</w:t>
             </w:r>
             <w:r>
               <w:t xml:space="preserve"> </w:t>
@@ -390,22 +361,7 @@
               <w:t xml:space="preserve">/ingest</w:t>
             </w:r>
             <w:r>
-              <w:t xml:space="preserve">) with strongly-typed Pydantic</w:t>
-            </w:r>
-            <w:r>
-              <w:t xml:space="preserve"> </w:t>
-            </w:r>
-            <w:r>
-              <w:rPr>
-                <w:rStyle w:val="VerbatimChar"/>
-              </w:rPr>
-              <w:t xml:space="preserve">BaseModel</w:t>
-            </w:r>
-            <w:r>
-              <w:t xml:space="preserve"> </w:t>
-            </w:r>
-            <w:r>
-              <w:t xml:space="preserve">classes. This prevents malformed payloads from crashing the server.</w:t>
+              <w:t xml:space="preserve">.</w:t>
             </w:r>
           </w:p>
         </w:tc>
@@ -422,10 +378,7 @@
               <w:t xml:space="preserve">api/main.py</w:t>
             </w:r>
             <w:r>
-              <w:t xml:space="preserve"> </w:t>
-            </w:r>
-            <w:r>
-              <w:t xml:space="preserve">(new file:</w:t>
+              <w:t xml:space="preserve">, new:</w:t>
             </w:r>
             <w:r>
               <w:t xml:space="preserve"> </w:t>
@@ -435,9 +388,6 @@
                 <w:rStyle w:val="VerbatimChar"/>
               </w:rPr>
               <w:t xml:space="preserve">api/schemas.py</w:t>
-            </w:r>
-            <w:r>
-              <w:t xml:space="preserve">)</w:t>
             </w:r>
           </w:p>
         </w:tc>
@@ -465,18 +415,18 @@
                 <w:b/>
                 <w:bCs/>
               </w:rPr>
-              <w:t xml:space="preserve">Add global exception handler middleware</w:t>
-            </w:r>
-          </w:p>
-        </w:tc>
-        <w:tc>
-          <w:tcPr/>
-          <w:p>
-            <w:pPr>
-              <w:pStyle w:val="Compact"/>
-            </w:pPr>
-            <w:r>
-              <w:t xml:space="preserve">Create a FastAPI exception handler that catches all unhandled errors, logs them with the correlation ID from Task 1, and returns a clean JSON error response</w:t>
+              <w:t xml:space="preserve">Global exception handler middleware</w:t>
+            </w:r>
+          </w:p>
+        </w:tc>
+        <w:tc>
+          <w:tcPr/>
+          <w:p>
+            <w:pPr>
+              <w:pStyle w:val="Compact"/>
+            </w:pPr>
+            <w:r>
+              <w:t xml:space="preserve">Catch all unhandled errors, log with correlation ID, return clean</w:t>
             </w:r>
             <w:r>
               <w:t xml:space="preserve"> </w:t>
@@ -491,7 +441,7 @@
               <w:t xml:space="preserve"> </w:t>
             </w:r>
             <w:r>
-              <w:t xml:space="preserve">instead of a raw 500 traceback.</w:t>
+              <w:t xml:space="preserve">instead of raw 500 tracebacks.</w:t>
             </w:r>
           </w:p>
         </w:tc>
@@ -533,7 +483,7 @@
                 <w:b/>
                 <w:bCs/>
               </w:rPr>
-              <w:t xml:space="preserve">Add rate limiting to the</w:t>
+              <w:t xml:space="preserve">Rate limiting on</w:t>
             </w:r>
             <w:r>
               <w:rPr>
@@ -550,74 +500,217 @@
               </w:rPr>
               <w:t xml:space="preserve">/ingest</w:t>
             </w:r>
+          </w:p>
+        </w:tc>
+        <w:tc>
+          <w:tcPr/>
+          <w:p>
+            <w:pPr>
+              <w:pStyle w:val="Compact"/>
+            </w:pPr>
+            <w:r>
+              <w:t xml:space="preserve">Install</w:t>
+            </w:r>
+            <w:r>
+              <w:t xml:space="preserve"> </w:t>
+            </w:r>
+            <w:r>
+              <w:rPr>
+                <w:rStyle w:val="VerbatimChar"/>
+              </w:rPr>
+              <w:t xml:space="preserve">slowapi</w:t>
+            </w:r>
+            <w:r>
+              <w:t xml:space="preserve">, apply 100 req/min per IP to prevent misconfigured FluentBit agents from flooding the server.</w:t>
+            </w:r>
+          </w:p>
+        </w:tc>
+        <w:tc>
+          <w:tcPr/>
+          <w:p>
+            <w:pPr>
+              <w:pStyle w:val="Compact"/>
+            </w:pPr>
+            <w:r>
+              <w:rPr>
+                <w:rStyle w:val="VerbatimChar"/>
+              </w:rPr>
+              <w:t xml:space="preserve">api/main.py</w:t>
+            </w:r>
+            <w:r>
+              <w:t xml:space="preserve">,</w:t>
+            </w:r>
+            <w:r>
+              <w:t xml:space="preserve"> </w:t>
+            </w:r>
+            <w:r>
+              <w:rPr>
+                <w:rStyle w:val="VerbatimChar"/>
+              </w:rPr>
+              <w:t xml:space="preserve">pyproject.toml</w:t>
+            </w:r>
+          </w:p>
+        </w:tc>
+      </w:tr>
+      <w:tr>
+        <w:tc>
+          <w:tcPr/>
+          <w:p>
+            <w:pPr>
+              <w:pStyle w:val="Compact"/>
+            </w:pPr>
+            <w:r>
+              <w:t xml:space="preserve">5</w:t>
+            </w:r>
+          </w:p>
+        </w:tc>
+        <w:tc>
+          <w:tcPr/>
+          <w:p>
+            <w:pPr>
+              <w:pStyle w:val="Compact"/>
+            </w:pPr>
             <w:r>
               <w:rPr>
                 <w:b/>
                 <w:bCs/>
               </w:rPr>
-              <w:t xml:space="preserve"> </w:t>
-            </w:r>
+              <w:t xml:space="preserve">PostgreSQL migration</w:t>
+            </w:r>
+          </w:p>
+        </w:tc>
+        <w:tc>
+          <w:tcPr/>
+          <w:p>
+            <w:pPr>
+              <w:pStyle w:val="Compact"/>
+            </w:pPr>
+            <w:r>
+              <w:t xml:space="preserve">Update SQLAlchemy</w:t>
+            </w:r>
+            <w:r>
+              <w:t xml:space="preserve"> </w:t>
+            </w:r>
+            <w:r>
+              <w:rPr>
+                <w:rStyle w:val="VerbatimChar"/>
+              </w:rPr>
+              <w:t xml:space="preserve">DATABASE_URL</w:t>
+            </w:r>
+            <w:r>
+              <w:t xml:space="preserve"> </w:t>
+            </w:r>
+            <w:r>
+              <w:t xml:space="preserve">to support both SQLite (dev) and PostgreSQL (prod). Add</w:t>
+            </w:r>
+            <w:r>
+              <w:t xml:space="preserve"> </w:t>
+            </w:r>
+            <w:r>
+              <w:rPr>
+                <w:rStyle w:val="VerbatimChar"/>
+              </w:rPr>
+              <w:t xml:space="preserve">psycopg2-binary</w:t>
+            </w:r>
+            <w:r>
+              <w:t xml:space="preserve">.</w:t>
+            </w:r>
+          </w:p>
+        </w:tc>
+        <w:tc>
+          <w:tcPr/>
+          <w:p>
+            <w:pPr>
+              <w:pStyle w:val="Compact"/>
+            </w:pPr>
+            <w:r>
+              <w:rPr>
+                <w:rStyle w:val="VerbatimChar"/>
+              </w:rPr>
+              <w:t xml:space="preserve">storage/db.py</w:t>
+            </w:r>
+            <w:r>
+              <w:t xml:space="preserve">,</w:t>
+            </w:r>
+            <w:r>
+              <w:t xml:space="preserve"> </w:t>
+            </w:r>
+            <w:r>
+              <w:rPr>
+                <w:rStyle w:val="VerbatimChar"/>
+              </w:rPr>
+              <w:t xml:space="preserve">pyproject.toml</w:t>
+            </w:r>
+            <w:r>
+              <w:t xml:space="preserve">,</w:t>
+            </w:r>
+            <w:r>
+              <w:t xml:space="preserve"> </w:t>
+            </w:r>
+            <w:r>
+              <w:rPr>
+                <w:rStyle w:val="VerbatimChar"/>
+              </w:rPr>
+              <w:t xml:space="preserve">.env</w:t>
+            </w:r>
+          </w:p>
+        </w:tc>
+      </w:tr>
+      <w:tr>
+        <w:tc>
+          <w:tcPr/>
+          <w:p>
+            <w:pPr>
+              <w:pStyle w:val="Compact"/>
+            </w:pPr>
+            <w:r>
+              <w:t xml:space="preserve">6</w:t>
+            </w:r>
+          </w:p>
+        </w:tc>
+        <w:tc>
+          <w:tcPr/>
+          <w:p>
+            <w:pPr>
+              <w:pStyle w:val="Compact"/>
+            </w:pPr>
             <w:r>
               <w:rPr>
                 <w:b/>
                 <w:bCs/>
               </w:rPr>
-              <w:t xml:space="preserve">endpoint</w:t>
-            </w:r>
-          </w:p>
-        </w:tc>
-        <w:tc>
-          <w:tcPr/>
-          <w:p>
-            <w:pPr>
-              <w:pStyle w:val="Compact"/>
-            </w:pPr>
-            <w:r>
-              <w:t xml:space="preserve">Install</w:t>
-            </w:r>
-            <w:r>
-              <w:t xml:space="preserve"> </w:t>
-            </w:r>
-            <w:r>
-              <w:rPr>
-                <w:rStyle w:val="VerbatimChar"/>
-              </w:rPr>
-              <w:t xml:space="preserve">slowapi</w:t>
-            </w:r>
-            <w:r>
-              <w:t xml:space="preserve"> </w:t>
-            </w:r>
-            <w:r>
-              <w:t xml:space="preserve">and apply a rate limit (e.g., 100 requests/minute per IP) to the</w:t>
-            </w:r>
-            <w:r>
-              <w:t xml:space="preserve"> </w:t>
-            </w:r>
-            <w:r>
-              <w:rPr>
-                <w:rStyle w:val="VerbatimChar"/>
-              </w:rPr>
-              <w:t xml:space="preserve">/ingest</w:t>
-            </w:r>
-            <w:r>
-              <w:t xml:space="preserve"> </w:t>
-            </w:r>
-            <w:r>
-              <w:t xml:space="preserve">webhook to prevent abuse from misconfigured FluentBit agents flooding the server.</w:t>
-            </w:r>
-          </w:p>
-        </w:tc>
-        <w:tc>
-          <w:tcPr/>
-          <w:p>
-            <w:pPr>
-              <w:pStyle w:val="Compact"/>
-            </w:pPr>
-            <w:r>
-              <w:rPr>
-                <w:rStyle w:val="VerbatimChar"/>
-              </w:rPr>
-              <w:t xml:space="preserve">api/main.py</w:t>
+              <w:t xml:space="preserve">Alembic database migrations</w:t>
+            </w:r>
+          </w:p>
+        </w:tc>
+        <w:tc>
+          <w:tcPr/>
+          <w:p>
+            <w:pPr>
+              <w:pStyle w:val="Compact"/>
+            </w:pPr>
+            <w:r>
+              <w:t xml:space="preserve">Initialize Alembic, create initial migration from current models. Version all schema changes.</w:t>
+            </w:r>
+          </w:p>
+        </w:tc>
+        <w:tc>
+          <w:tcPr/>
+          <w:p>
+            <w:pPr>
+              <w:pStyle w:val="Compact"/>
+            </w:pPr>
+            <w:r>
+              <w:t xml:space="preserve">New:</w:t>
+            </w:r>
+            <w:r>
+              <w:t xml:space="preserve"> </w:t>
+            </w:r>
+            <w:r>
+              <w:rPr>
+                <w:rStyle w:val="VerbatimChar"/>
+              </w:rPr>
+              <w:t xml:space="preserve">alembic/</w:t>
             </w:r>
             <w:r>
               <w:t xml:space="preserve">,</w:t>
@@ -629,20 +722,20 @@
               <w:rPr>
                 <w:rStyle w:val="VerbatimChar"/>
               </w:rPr>
-              <w:t xml:space="preserve">pyproject.toml</w:t>
-            </w:r>
-          </w:p>
-        </w:tc>
-      </w:tr>
-      <w:tr>
-        <w:tc>
-          <w:tcPr/>
-          <w:p>
-            <w:pPr>
-              <w:pStyle w:val="Compact"/>
-            </w:pPr>
-            <w:r>
-              <w:t xml:space="preserve">5</w:t>
+              <w:t xml:space="preserve">alembic.ini</w:t>
+            </w:r>
+          </w:p>
+        </w:tc>
+      </w:tr>
+      <w:tr>
+        <w:tc>
+          <w:tcPr/>
+          <w:p>
+            <w:pPr>
+              <w:pStyle w:val="Compact"/>
+            </w:pPr>
+            <w:r>
+              <w:t xml:space="preserve">7</w:t>
             </w:r>
           </w:p>
         </w:tc>
@@ -657,104 +750,27 @@
                 <w:b/>
                 <w:bCs/>
               </w:rPr>
-              <w:t xml:space="preserve">Migrate database from SQLite to PostgreSQL</w:t>
-            </w:r>
-          </w:p>
-        </w:tc>
-        <w:tc>
-          <w:tcPr/>
-          <w:p>
-            <w:pPr>
-              <w:pStyle w:val="Compact"/>
-            </w:pPr>
-            <w:r>
-              <w:t xml:space="preserve">Update the SQLAlchemy</w:t>
-            </w:r>
-            <w:r>
-              <w:t xml:space="preserve"> </w:t>
-            </w:r>
-            <w:r>
-              <w:rPr>
-                <w:rStyle w:val="VerbatimChar"/>
-              </w:rPr>
-              <w:t xml:space="preserve">DATABASE_URL</w:t>
-            </w:r>
-            <w:r>
-              <w:t xml:space="preserve"> </w:t>
-            </w:r>
-            <w:r>
-              <w:t xml:space="preserve">to read from the</w:t>
-            </w:r>
-            <w:r>
-              <w:t xml:space="preserve"> </w:t>
-            </w:r>
-            <w:r>
-              <w:rPr>
-                <w:rStyle w:val="VerbatimChar"/>
-              </w:rPr>
-              <w:t xml:space="preserve">.env</w:t>
-            </w:r>
-            <w:r>
-              <w:t xml:space="preserve"> </w:t>
-            </w:r>
-            <w:r>
-              <w:t xml:space="preserve">file. Replace the</w:t>
-            </w:r>
-            <w:r>
-              <w:t xml:space="preserve"> </w:t>
-            </w:r>
-            <w:r>
-              <w:rPr>
-                <w:rStyle w:val="VerbatimChar"/>
-              </w:rPr>
-              <w:t xml:space="preserve">check_same_thread</w:t>
-            </w:r>
-            <w:r>
-              <w:t xml:space="preserve"> </w:t>
-            </w:r>
-            <w:r>
-              <w:t xml:space="preserve">SQLite-specific arg with a conditional check. Add</w:t>
-            </w:r>
-            <w:r>
-              <w:t xml:space="preserve"> </w:t>
-            </w:r>
-            <w:r>
-              <w:rPr>
-                <w:rStyle w:val="VerbatimChar"/>
-              </w:rPr>
-              <w:t xml:space="preserve">psycopg2-binary</w:t>
-            </w:r>
-            <w:r>
-              <w:t xml:space="preserve"> </w:t>
-            </w:r>
-            <w:r>
-              <w:t xml:space="preserve">to</w:t>
-            </w:r>
-            <w:r>
-              <w:t xml:space="preserve"> </w:t>
-            </w:r>
-            <w:r>
-              <w:rPr>
-                <w:rStyle w:val="VerbatimChar"/>
-              </w:rPr>
-              <w:t xml:space="preserve">pyproject.toml</w:t>
-            </w:r>
-            <w:r>
-              <w:t xml:space="preserve">. Test with both SQLite (local dev) and PostgreSQL (production).</w:t>
-            </w:r>
-          </w:p>
-        </w:tc>
-        <w:tc>
-          <w:tcPr/>
-          <w:p>
-            <w:pPr>
-              <w:pStyle w:val="Compact"/>
-            </w:pPr>
-            <w:r>
-              <w:rPr>
-                <w:rStyle w:val="VerbatimChar"/>
-              </w:rPr>
-              <w:t xml:space="preserve">storage/db.py</w:t>
+              <w:t xml:space="preserve">Unit tests for analysis pipeline</w:t>
+            </w:r>
+          </w:p>
+        </w:tc>
+        <w:tc>
+          <w:tcPr/>
+          <w:p>
+            <w:pPr>
+              <w:pStyle w:val="Compact"/>
+            </w:pPr>
+            <w:r>
+              <w:t xml:space="preserve">Pytest tests for</w:t>
+            </w:r>
+            <w:r>
+              <w:t xml:space="preserve"> </w:t>
+            </w:r>
+            <w:r>
+              <w:rPr>
+                <w:rStyle w:val="VerbatimChar"/>
+              </w:rPr>
+              <w:t xml:space="preserve">LogReader</w:t>
             </w:r>
             <w:r>
               <w:t xml:space="preserve">,</w:t>
@@ -766,7 +782,7 @@
               <w:rPr>
                 <w:rStyle w:val="VerbatimChar"/>
               </w:rPr>
-              <w:t xml:space="preserve">pyproject.toml</w:t>
+              <w:t xml:space="preserve">Normalizer</w:t>
             </w:r>
             <w:r>
               <w:t xml:space="preserve">,</w:t>
@@ -778,20 +794,79 @@
               <w:rPr>
                 <w:rStyle w:val="VerbatimChar"/>
               </w:rPr>
-              <w:t xml:space="preserve">.env</w:t>
-            </w:r>
-          </w:p>
-        </w:tc>
-      </w:tr>
-      <w:tr>
-        <w:tc>
-          <w:tcPr/>
-          <w:p>
-            <w:pPr>
-              <w:pStyle w:val="Compact"/>
-            </w:pPr>
-            <w:r>
-              <w:t xml:space="preserve">6</w:t>
+              <w:t xml:space="preserve">HDBSCANClusterer.fit_predict()</w:t>
+            </w:r>
+            <w:r>
+              <w:t xml:space="preserve">,</w:t>
+            </w:r>
+            <w:r>
+              <w:t xml:space="preserve"> </w:t>
+            </w:r>
+            <w:r>
+              <w:rPr>
+                <w:rStyle w:val="VerbatimChar"/>
+              </w:rPr>
+              <w:t xml:space="preserve">PII Redactor</w:t>
+            </w:r>
+            <w:r>
+              <w:t xml:space="preserve">. Target 80%+ coverage.</w:t>
+            </w:r>
+          </w:p>
+        </w:tc>
+        <w:tc>
+          <w:tcPr/>
+          <w:p>
+            <w:pPr>
+              <w:pStyle w:val="Compact"/>
+            </w:pPr>
+            <w:r>
+              <w:t xml:space="preserve">New:</w:t>
+            </w:r>
+            <w:r>
+              <w:t xml:space="preserve"> </w:t>
+            </w:r>
+            <w:r>
+              <w:rPr>
+                <w:rStyle w:val="VerbatimChar"/>
+              </w:rPr>
+              <w:t xml:space="preserve">tests/test_ingestion.py</w:t>
+            </w:r>
+            <w:r>
+              <w:t xml:space="preserve">,</w:t>
+            </w:r>
+            <w:r>
+              <w:t xml:space="preserve"> </w:t>
+            </w:r>
+            <w:r>
+              <w:rPr>
+                <w:rStyle w:val="VerbatimChar"/>
+              </w:rPr>
+              <w:t xml:space="preserve">tests/test_clustering.py</w:t>
+            </w:r>
+            <w:r>
+              <w:t xml:space="preserve">,</w:t>
+            </w:r>
+            <w:r>
+              <w:t xml:space="preserve"> </w:t>
+            </w:r>
+            <w:r>
+              <w:rPr>
+                <w:rStyle w:val="VerbatimChar"/>
+              </w:rPr>
+              <w:t xml:space="preserve">tests/test_redaction.py</w:t>
+            </w:r>
+          </w:p>
+        </w:tc>
+      </w:tr>
+      <w:tr>
+        <w:tc>
+          <w:tcPr/>
+          <w:p>
+            <w:pPr>
+              <w:pStyle w:val="Compact"/>
+            </w:pPr>
+            <w:r>
+              <w:t xml:space="preserve">8</w:t>
             </w:r>
           </w:p>
         </w:tc>
@@ -806,281 +881,7 @@
                 <w:b/>
                 <w:bCs/>
               </w:rPr>
-              <w:t xml:space="preserve">Add Alembic database migrations</w:t>
-            </w:r>
-          </w:p>
-        </w:tc>
-        <w:tc>
-          <w:tcPr/>
-          <w:p>
-            <w:pPr>
-              <w:pStyle w:val="Compact"/>
-            </w:pPr>
-            <w:r>
-              <w:t xml:space="preserve">Initialize Alembic in the project root. Create an initial migration from the current</w:t>
-            </w:r>
-            <w:r>
-              <w:t xml:space="preserve"> </w:t>
-            </w:r>
-            <w:r>
-              <w:rPr>
-                <w:rStyle w:val="VerbatimChar"/>
-              </w:rPr>
-              <w:t xml:space="preserve">Incident</w:t>
-            </w:r>
-            <w:r>
-              <w:t xml:space="preserve"> </w:t>
-            </w:r>
-            <w:r>
-              <w:t xml:space="preserve">and</w:t>
-            </w:r>
-            <w:r>
-              <w:t xml:space="preserve"> </w:t>
-            </w:r>
-            <w:r>
-              <w:rPr>
-                <w:rStyle w:val="VerbatimChar"/>
-              </w:rPr>
-              <w:t xml:space="preserve">AnalysisRun</w:t>
-            </w:r>
-            <w:r>
-              <w:t xml:space="preserve"> </w:t>
-            </w:r>
-            <w:r>
-              <w:t xml:space="preserve">models. This replaces the manual</w:t>
-            </w:r>
-            <w:r>
-              <w:t xml:space="preserve"> </w:t>
-            </w:r>
-            <w:r>
-              <w:rPr>
-                <w:rStyle w:val="VerbatimChar"/>
-              </w:rPr>
-              <w:t xml:space="preserve">ALTER TABLE</w:t>
-            </w:r>
-            <w:r>
-              <w:t xml:space="preserve"> </w:t>
-            </w:r>
-            <w:r>
-              <w:t xml:space="preserve">scripts and ensures schema changes are versioned and reproducible across environments.</w:t>
-            </w:r>
-          </w:p>
-        </w:tc>
-        <w:tc>
-          <w:tcPr/>
-          <w:p>
-            <w:pPr>
-              <w:pStyle w:val="Compact"/>
-            </w:pPr>
-            <w:r>
-              <w:t xml:space="preserve">New:</w:t>
-            </w:r>
-            <w:r>
-              <w:t xml:space="preserve"> </w:t>
-            </w:r>
-            <w:r>
-              <w:rPr>
-                <w:rStyle w:val="VerbatimChar"/>
-              </w:rPr>
-              <w:t xml:space="preserve">alembic/</w:t>
-            </w:r>
-            <w:r>
-              <w:t xml:space="preserve">,</w:t>
-            </w:r>
-            <w:r>
-              <w:t xml:space="preserve"> </w:t>
-            </w:r>
-            <w:r>
-              <w:rPr>
-                <w:rStyle w:val="VerbatimChar"/>
-              </w:rPr>
-              <w:t xml:space="preserve">alembic.ini</w:t>
-            </w:r>
-          </w:p>
-        </w:tc>
-      </w:tr>
-      <w:tr>
-        <w:tc>
-          <w:tcPr/>
-          <w:p>
-            <w:pPr>
-              <w:pStyle w:val="Compact"/>
-            </w:pPr>
-            <w:r>
-              <w:t xml:space="preserve">7</w:t>
-            </w:r>
-          </w:p>
-        </w:tc>
-        <w:tc>
-          <w:tcPr/>
-          <w:p>
-            <w:pPr>
-              <w:pStyle w:val="Compact"/>
-            </w:pPr>
-            <w:r>
-              <w:rPr>
-                <w:b/>
-                <w:bCs/>
-              </w:rPr>
-              <w:t xml:space="preserve">Write unit tests for the analysis pipeline</w:t>
-            </w:r>
-          </w:p>
-        </w:tc>
-        <w:tc>
-          <w:tcPr/>
-          <w:p>
-            <w:pPr>
-              <w:pStyle w:val="Compact"/>
-            </w:pPr>
-            <w:r>
-              <w:t xml:space="preserve">Create a</w:t>
-            </w:r>
-            <w:r>
-              <w:t xml:space="preserve"> </w:t>
-            </w:r>
-            <w:r>
-              <w:rPr>
-                <w:rStyle w:val="VerbatimChar"/>
-              </w:rPr>
-              <w:t xml:space="preserve">tests/</w:t>
-            </w:r>
-            <w:r>
-              <w:t xml:space="preserve"> </w:t>
-            </w:r>
-            <w:r>
-              <w:t xml:space="preserve">directory. Write pytest tests for: (a)</w:t>
-            </w:r>
-            <w:r>
-              <w:t xml:space="preserve"> </w:t>
-            </w:r>
-            <w:r>
-              <w:rPr>
-                <w:rStyle w:val="VerbatimChar"/>
-              </w:rPr>
-              <w:t xml:space="preserve">LogReader</w:t>
-            </w:r>
-            <w:r>
-              <w:t xml:space="preserve"> </w:t>
-            </w:r>
-            <w:r>
-              <w:t xml:space="preserve">ingestion, (b)</w:t>
-            </w:r>
-            <w:r>
-              <w:t xml:space="preserve"> </w:t>
-            </w:r>
-            <w:r>
-              <w:rPr>
-                <w:rStyle w:val="VerbatimChar"/>
-              </w:rPr>
-              <w:t xml:space="preserve">Normalizer</w:t>
-            </w:r>
-            <w:r>
-              <w:t xml:space="preserve"> </w:t>
-            </w:r>
-            <w:r>
-              <w:t xml:space="preserve">preprocessing, (c)</w:t>
-            </w:r>
-            <w:r>
-              <w:t xml:space="preserve"> </w:t>
-            </w:r>
-            <w:r>
-              <w:rPr>
-                <w:rStyle w:val="VerbatimChar"/>
-              </w:rPr>
-              <w:t xml:space="preserve">HDBSCANClusterer.fit_predict()</w:t>
-            </w:r>
-            <w:r>
-              <w:t xml:space="preserve"> </w:t>
-            </w:r>
-            <w:r>
-              <w:t xml:space="preserve">with a small sample dataset, (d)</w:t>
-            </w:r>
-            <w:r>
-              <w:t xml:space="preserve"> </w:t>
-            </w:r>
-            <w:r>
-              <w:rPr>
-                <w:rStyle w:val="VerbatimChar"/>
-              </w:rPr>
-              <w:t xml:space="preserve">PII Redactor</w:t>
-            </w:r>
-            <w:r>
-              <w:t xml:space="preserve"> </w:t>
-            </w:r>
-            <w:r>
-              <w:t xml:space="preserve">with known sensitive strings. Target: 80%+ coverage on core modules.</w:t>
-            </w:r>
-          </w:p>
-        </w:tc>
-        <w:tc>
-          <w:tcPr/>
-          <w:p>
-            <w:pPr>
-              <w:pStyle w:val="Compact"/>
-            </w:pPr>
-            <w:r>
-              <w:t xml:space="preserve">New:</w:t>
-            </w:r>
-            <w:r>
-              <w:t xml:space="preserve"> </w:t>
-            </w:r>
-            <w:r>
-              <w:rPr>
-                <w:rStyle w:val="VerbatimChar"/>
-              </w:rPr>
-              <w:t xml:space="preserve">tests/test_ingestion.py</w:t>
-            </w:r>
-            <w:r>
-              <w:t xml:space="preserve">,</w:t>
-            </w:r>
-            <w:r>
-              <w:t xml:space="preserve"> </w:t>
-            </w:r>
-            <w:r>
-              <w:rPr>
-                <w:rStyle w:val="VerbatimChar"/>
-              </w:rPr>
-              <w:t xml:space="preserve">tests/test_clustering.py</w:t>
-            </w:r>
-            <w:r>
-              <w:t xml:space="preserve">,</w:t>
-            </w:r>
-            <w:r>
-              <w:t xml:space="preserve"> </w:t>
-            </w:r>
-            <w:r>
-              <w:rPr>
-                <w:rStyle w:val="VerbatimChar"/>
-              </w:rPr>
-              <w:t xml:space="preserve">tests/test_redaction.py</w:t>
-            </w:r>
-          </w:p>
-        </w:tc>
-      </w:tr>
-      <w:tr>
-        <w:tc>
-          <w:tcPr/>
-          <w:p>
-            <w:pPr>
-              <w:pStyle w:val="Compact"/>
-            </w:pPr>
-            <w:r>
-              <w:t xml:space="preserve">8</w:t>
-            </w:r>
-          </w:p>
-        </w:tc>
-        <w:tc>
-          <w:tcPr/>
-          <w:p>
-            <w:pPr>
-              <w:pStyle w:val="Compact"/>
-            </w:pPr>
-            <w:r>
-              <w:rPr>
-                <w:b/>
-                <w:bCs/>
-              </w:rPr>
-              <w:t xml:space="preserve">Write integration tests for all API endpoints</w:t>
+              <w:t xml:space="preserve">Integration tests for API endpoints</w:t>
             </w:r>
           </w:p>
         </w:tc>
@@ -1103,91 +904,7 @@
               <w:t xml:space="preserve">httpx.AsyncClient</w:t>
             </w:r>
             <w:r>
-              <w:t xml:space="preserve"> </w:t>
-            </w:r>
-            <w:r>
-              <w:t xml:space="preserve">and FastAPI’s</w:t>
-            </w:r>
-            <w:r>
-              <w:t xml:space="preserve"> </w:t>
-            </w:r>
-            <w:r>
-              <w:rPr>
-                <w:rStyle w:val="VerbatimChar"/>
-              </w:rPr>
-              <w:t xml:space="preserve">TestClient</w:t>
-            </w:r>
-            <w:r>
-              <w:t xml:space="preserve">, write tests that hit every endpoint (</w:t>
-            </w:r>
-            <w:r>
-              <w:rPr>
-                <w:rStyle w:val="VerbatimChar"/>
-              </w:rPr>
-              <w:t xml:space="preserve">/health</w:t>
-            </w:r>
-            <w:r>
-              <w:t xml:space="preserve">,</w:t>
-            </w:r>
-            <w:r>
-              <w:t xml:space="preserve"> </w:t>
-            </w:r>
-            <w:r>
-              <w:rPr>
-                <w:rStyle w:val="VerbatimChar"/>
-              </w:rPr>
-              <w:t xml:space="preserve">/sources</w:t>
-            </w:r>
-            <w:r>
-              <w:t xml:space="preserve">,</w:t>
-            </w:r>
-            <w:r>
-              <w:t xml:space="preserve"> </w:t>
-            </w:r>
-            <w:r>
-              <w:rPr>
-                <w:rStyle w:val="VerbatimChar"/>
-              </w:rPr>
-              <w:t xml:space="preserve">/analyze</w:t>
-            </w:r>
-            <w:r>
-              <w:t xml:space="preserve">,</w:t>
-            </w:r>
-            <w:r>
-              <w:t xml:space="preserve"> </w:t>
-            </w:r>
-            <w:r>
-              <w:rPr>
-                <w:rStyle w:val="VerbatimChar"/>
-              </w:rPr>
-              <w:t xml:space="preserve">/incidents</w:t>
-            </w:r>
-            <w:r>
-              <w:t xml:space="preserve">,</w:t>
-            </w:r>
-            <w:r>
-              <w:t xml:space="preserve"> </w:t>
-            </w:r>
-            <w:r>
-              <w:rPr>
-                <w:rStyle w:val="VerbatimChar"/>
-              </w:rPr>
-              <w:t xml:space="preserve">/settings</w:t>
-            </w:r>
-            <w:r>
-              <w:t xml:space="preserve">,</w:t>
-            </w:r>
-            <w:r>
-              <w:t xml:space="preserve"> </w:t>
-            </w:r>
-            <w:r>
-              <w:rPr>
-                <w:rStyle w:val="VerbatimChar"/>
-              </w:rPr>
-              <w:t xml:space="preserve">/ingest</w:t>
-            </w:r>
-            <w:r>
-              <w:t xml:space="preserve">) and assert correct status codes and response shapes.</w:t>
+              <w:t xml:space="preserve">, test every endpoint and assert correct status codes and response shapes.</w:t>
             </w:r>
           </w:p>
         </w:tc>
@@ -1221,13 +938,876 @@
       </w:r>
     </w:p>
     <w:bookmarkEnd w:id="9"/>
-    <w:bookmarkStart w:id="10" w:name="phase-2-authentication-authorization"/>
+    <w:bookmarkStart w:id="10" w:name="X790df9537cd07aa893def00ae42cd7575eb5994"/>
     <w:p>
       <w:pPr>
         <w:pStyle w:val="Heading2"/>
       </w:pPr>
       <w:r>
-        <w:t xml:space="preserve">Phase 2: Authentication &amp; Authorization</w:t>
+        <w:t xml:space="preserve">Phase 2: Cross-Service Causal Correlation (Tasks 9–13)</w:t>
+      </w:r>
+    </w:p>
+    <w:p>
+      <w:pPr>
+        <w:pStyle w:val="FirstParagraph"/>
+      </w:pPr>
+      <w:r>
+        <w:rPr>
+          <w:i/>
+          <w:iCs/>
+        </w:rPr>
+        <w:t xml:space="preserve">Goal: Automatically detect causal chains across multiple services — the #1 feature gap vs Zebrium.</w:t>
+      </w:r>
+    </w:p>
+    <w:tbl>
+      <w:tblPr>
+        <w:tblStyle w:val="Table"/>
+        <w:tblW w:type="pct" w:w="5000"/>
+        <w:tblLayout w:type="fixed"/>
+        <w:tblLook w:firstRow="1" w:lastRow="0" w:firstColumn="0" w:lastColumn="0" w:noHBand="0" w:noVBand="0" w:val="0020"/>
+      </w:tblPr>
+      <w:tblGrid>
+        <w:gridCol w:w="625"/>
+        <w:gridCol w:w="1250"/>
+        <w:gridCol w:w="2709"/>
+        <w:gridCol w:w="3334"/>
+      </w:tblGrid>
+      <w:tr>
+        <w:trPr>
+          <w:tblHeader w:val="on"/>
+        </w:trPr>
+        <w:tc>
+          <w:tcPr/>
+          <w:p>
+            <w:pPr>
+              <w:pStyle w:val="Compact"/>
+            </w:pPr>
+            <w:r>
+              <w:t xml:space="preserve">#</w:t>
+            </w:r>
+          </w:p>
+        </w:tc>
+        <w:tc>
+          <w:tcPr/>
+          <w:p>
+            <w:pPr>
+              <w:pStyle w:val="Compact"/>
+            </w:pPr>
+            <w:r>
+              <w:t xml:space="preserve">Task</w:t>
+            </w:r>
+          </w:p>
+        </w:tc>
+        <w:tc>
+          <w:tcPr/>
+          <w:p>
+            <w:pPr>
+              <w:pStyle w:val="Compact"/>
+            </w:pPr>
+            <w:r>
+              <w:t xml:space="preserve">Description</w:t>
+            </w:r>
+          </w:p>
+        </w:tc>
+        <w:tc>
+          <w:tcPr/>
+          <w:p>
+            <w:pPr>
+              <w:pStyle w:val="Compact"/>
+            </w:pPr>
+            <w:r>
+              <w:t xml:space="preserve">Files Affected</w:t>
+            </w:r>
+          </w:p>
+        </w:tc>
+      </w:tr>
+      <w:tr>
+        <w:tc>
+          <w:tcPr/>
+          <w:p>
+            <w:pPr>
+              <w:pStyle w:val="Compact"/>
+            </w:pPr>
+            <w:r>
+              <w:t xml:space="preserve">9</w:t>
+            </w:r>
+          </w:p>
+        </w:tc>
+        <w:tc>
+          <w:tcPr/>
+          <w:p>
+            <w:pPr>
+              <w:pStyle w:val="Compact"/>
+            </w:pPr>
+            <w:r>
+              <w:rPr>
+                <w:b/>
+                <w:bCs/>
+              </w:rPr>
+              <w:t xml:space="preserve">Universal timestamp extractor</w:t>
+            </w:r>
+          </w:p>
+        </w:tc>
+        <w:tc>
+          <w:tcPr/>
+          <w:p>
+            <w:pPr>
+              <w:pStyle w:val="Compact"/>
+            </w:pPr>
+            <w:r>
+              <w:t xml:space="preserve">Create a</w:t>
+            </w:r>
+            <w:r>
+              <w:t xml:space="preserve"> </w:t>
+            </w:r>
+            <w:r>
+              <w:rPr>
+                <w:rStyle w:val="VerbatimChar"/>
+              </w:rPr>
+              <w:t xml:space="preserve">TimestampExtractor</w:t>
+            </w:r>
+            <w:r>
+              <w:t xml:space="preserve"> </w:t>
+            </w:r>
+            <w:r>
+              <w:t xml:space="preserve">that parses ISO 8601, Unix epoch, syslog, AWS CloudWatch, and Docker compose timestamp formats into UTC epoch milliseconds.</w:t>
+            </w:r>
+          </w:p>
+        </w:tc>
+        <w:tc>
+          <w:tcPr/>
+          <w:p>
+            <w:pPr>
+              <w:pStyle w:val="Compact"/>
+            </w:pPr>
+            <w:r>
+              <w:t xml:space="preserve">New:</w:t>
+            </w:r>
+            <w:r>
+              <w:t xml:space="preserve"> </w:t>
+            </w:r>
+            <w:r>
+              <w:rPr>
+                <w:rStyle w:val="VerbatimChar"/>
+              </w:rPr>
+              <w:t xml:space="preserve">preprocessing/timestamp.py</w:t>
+            </w:r>
+          </w:p>
+        </w:tc>
+      </w:tr>
+      <w:tr>
+        <w:tc>
+          <w:tcPr/>
+          <w:p>
+            <w:pPr>
+              <w:pStyle w:val="Compact"/>
+            </w:pPr>
+            <w:r>
+              <w:t xml:space="preserve">10</w:t>
+            </w:r>
+          </w:p>
+        </w:tc>
+        <w:tc>
+          <w:tcPr/>
+          <w:p>
+            <w:pPr>
+              <w:pStyle w:val="Compact"/>
+            </w:pPr>
+            <w:r>
+              <w:rPr>
+                <w:b/>
+                <w:bCs/>
+              </w:rPr>
+              <w:t xml:space="preserve">Multi-source batch analysis</w:t>
+            </w:r>
+          </w:p>
+        </w:tc>
+        <w:tc>
+          <w:tcPr/>
+          <w:p>
+            <w:pPr>
+              <w:pStyle w:val="Compact"/>
+            </w:pPr>
+            <w:r>
+              <w:t xml:space="preserve">Extend</w:t>
+            </w:r>
+            <w:r>
+              <w:t xml:space="preserve"> </w:t>
+            </w:r>
+            <w:r>
+              <w:rPr>
+                <w:rStyle w:val="VerbatimChar"/>
+              </w:rPr>
+              <w:t xml:space="preserve">/analyze</w:t>
+            </w:r>
+            <w:r>
+              <w:t xml:space="preserve"> </w:t>
+            </w:r>
+            <w:r>
+              <w:t xml:space="preserve">to accept</w:t>
+            </w:r>
+            <w:r>
+              <w:t xml:space="preserve"> </w:t>
+            </w:r>
+            <w:r>
+              <w:rPr>
+                <w:rStyle w:val="VerbatimChar"/>
+              </w:rPr>
+              <w:t xml:space="preserve">sources: List[str]</w:t>
+            </w:r>
+            <w:r>
+              <w:t xml:space="preserve">. Ingest all sources into a single Polars DataFrame with a</w:t>
+            </w:r>
+            <w:r>
+              <w:t xml:space="preserve"> </w:t>
+            </w:r>
+            <w:r>
+              <w:rPr>
+                <w:rStyle w:val="VerbatimChar"/>
+              </w:rPr>
+              <w:t xml:space="preserve">source_label</w:t>
+            </w:r>
+            <w:r>
+              <w:t xml:space="preserve"> </w:t>
+            </w:r>
+            <w:r>
+              <w:t xml:space="preserve">column, then cluster together.</w:t>
+            </w:r>
+          </w:p>
+        </w:tc>
+        <w:tc>
+          <w:tcPr/>
+          <w:p>
+            <w:pPr>
+              <w:pStyle w:val="Compact"/>
+            </w:pPr>
+            <w:r>
+              <w:rPr>
+                <w:rStyle w:val="VerbatimChar"/>
+              </w:rPr>
+              <w:t xml:space="preserve">api/main.py</w:t>
+            </w:r>
+            <w:r>
+              <w:t xml:space="preserve">,</w:t>
+            </w:r>
+            <w:r>
+              <w:t xml:space="preserve"> </w:t>
+            </w:r>
+            <w:r>
+              <w:rPr>
+                <w:rStyle w:val="VerbatimChar"/>
+              </w:rPr>
+              <w:t xml:space="preserve">api/schemas.py</w:t>
+            </w:r>
+          </w:p>
+        </w:tc>
+      </w:tr>
+      <w:tr>
+        <w:tc>
+          <w:tcPr/>
+          <w:p>
+            <w:pPr>
+              <w:pStyle w:val="Compact"/>
+            </w:pPr>
+            <w:r>
+              <w:t xml:space="preserve">11</w:t>
+            </w:r>
+          </w:p>
+        </w:tc>
+        <w:tc>
+          <w:tcPr/>
+          <w:p>
+            <w:pPr>
+              <w:pStyle w:val="Compact"/>
+            </w:pPr>
+            <w:r>
+              <w:rPr>
+                <w:b/>
+                <w:bCs/>
+              </w:rPr>
+              <w:t xml:space="preserve">Temporal proximity causal scorer</w:t>
+            </w:r>
+          </w:p>
+        </w:tc>
+        <w:tc>
+          <w:tcPr/>
+          <w:p>
+            <w:pPr>
+              <w:pStyle w:val="Compact"/>
+            </w:pPr>
+            <w:r>
+              <w:t xml:space="preserve">After clustering, compare cluster pairs across different sources. If they spike within a 500ms window, assign a causal correlation score.</w:t>
+            </w:r>
+          </w:p>
+        </w:tc>
+        <w:tc>
+          <w:tcPr/>
+          <w:p>
+            <w:pPr>
+              <w:pStyle w:val="Compact"/>
+            </w:pPr>
+            <w:r>
+              <w:t xml:space="preserve">New:</w:t>
+            </w:r>
+            <w:r>
+              <w:t xml:space="preserve"> </w:t>
+            </w:r>
+            <w:r>
+              <w:rPr>
+                <w:rStyle w:val="VerbatimChar"/>
+              </w:rPr>
+              <w:t xml:space="preserve">detection/causal_scorer.py</w:t>
+            </w:r>
+          </w:p>
+        </w:tc>
+      </w:tr>
+      <w:tr>
+        <w:tc>
+          <w:tcPr/>
+          <w:p>
+            <w:pPr>
+              <w:pStyle w:val="Compact"/>
+            </w:pPr>
+            <w:r>
+              <w:t xml:space="preserve">12</w:t>
+            </w:r>
+          </w:p>
+        </w:tc>
+        <w:tc>
+          <w:tcPr/>
+          <w:p>
+            <w:pPr>
+              <w:pStyle w:val="Compact"/>
+            </w:pPr>
+            <w:r>
+              <w:rPr>
+                <w:b/>
+                <w:bCs/>
+              </w:rPr>
+              <w:t xml:space="preserve">Service topology graph UI</w:t>
+            </w:r>
+          </w:p>
+        </w:tc>
+        <w:tc>
+          <w:tcPr/>
+          <w:p>
+            <w:pPr>
+              <w:pStyle w:val="Compact"/>
+            </w:pPr>
+            <w:r>
+              <w:t xml:space="preserve">Build</w:t>
+            </w:r>
+            <w:r>
+              <w:t xml:space="preserve"> </w:t>
+            </w:r>
+            <w:r>
+              <w:rPr>
+                <w:rStyle w:val="VerbatimChar"/>
+              </w:rPr>
+              <w:t xml:space="preserve">/app/topology</w:t>
+            </w:r>
+            <w:r>
+              <w:t xml:space="preserve"> </w:t>
+            </w:r>
+            <w:r>
+              <w:t xml:space="preserve">page with an interactive force-directed graph (</w:t>
+            </w:r>
+            <w:r>
+              <w:rPr>
+                <w:rStyle w:val="VerbatimChar"/>
+              </w:rPr>
+              <w:t xml:space="preserve">react-flow</w:t>
+            </w:r>
+            <w:r>
+              <w:t xml:space="preserve">) showing services as nodes and causal links as weighted edges. Clicking an edge shows correlated clusters side-by-side.</w:t>
+            </w:r>
+          </w:p>
+        </w:tc>
+        <w:tc>
+          <w:tcPr/>
+          <w:p>
+            <w:pPr>
+              <w:pStyle w:val="Compact"/>
+            </w:pPr>
+            <w:r>
+              <w:t xml:space="preserve">New:</w:t>
+            </w:r>
+            <w:r>
+              <w:t xml:space="preserve"> </w:t>
+            </w:r>
+            <w:r>
+              <w:rPr>
+                <w:rStyle w:val="VerbatimChar"/>
+              </w:rPr>
+              <w:t xml:space="preserve">web/src/app/app/topology/page.tsx</w:t>
+            </w:r>
+          </w:p>
+        </w:tc>
+      </w:tr>
+      <w:tr>
+        <w:tc>
+          <w:tcPr/>
+          <w:p>
+            <w:pPr>
+              <w:pStyle w:val="Compact"/>
+            </w:pPr>
+            <w:r>
+              <w:t xml:space="preserve">13</w:t>
+            </w:r>
+          </w:p>
+        </w:tc>
+        <w:tc>
+          <w:tcPr/>
+          <w:p>
+            <w:pPr>
+              <w:pStyle w:val="Compact"/>
+            </w:pPr>
+            <w:r>
+              <w:rPr>
+                <w:b/>
+                <w:bCs/>
+              </w:rPr>
+              <w:t xml:space="preserve">LLM causal chain narration</w:t>
+            </w:r>
+          </w:p>
+        </w:tc>
+        <w:tc>
+          <w:tcPr/>
+          <w:p>
+            <w:pPr>
+              <w:pStyle w:val="Compact"/>
+            </w:pPr>
+            <w:r>
+              <w:t xml:space="preserve">Feed correlated cluster pairs to the LLM:</w:t>
+            </w:r>
+            <w:r>
+              <w:t xml:space="preserve"> </w:t>
+            </w:r>
+            <w:r>
+              <w:rPr>
+                <w:i/>
+                <w:iCs/>
+              </w:rPr>
+              <w:t xml:space="preserve">“Service A errored at T1, Service B errored at T1+200ms. Explain the causal chain.”</w:t>
+            </w:r>
+            <w:r>
+              <w:t xml:space="preserve"> </w:t>
+            </w:r>
+            <w:r>
+              <w:t xml:space="preserve">Output: plain-English forensic narrative.</w:t>
+            </w:r>
+          </w:p>
+        </w:tc>
+        <w:tc>
+          <w:tcPr/>
+          <w:p>
+            <w:pPr>
+              <w:pStyle w:val="Compact"/>
+            </w:pPr>
+            <w:r>
+              <w:rPr>
+                <w:rStyle w:val="VerbatimChar"/>
+              </w:rPr>
+              <w:t xml:space="preserve">intelligence/llm.py</w:t>
+            </w:r>
+          </w:p>
+        </w:tc>
+      </w:tr>
+    </w:tbl>
+    <w:p>
+      <w:r>
+        <w:pict>
+          <v:rect style="width:0;height:1.5pt" o:hralign="center" o:hrstd="t" o:hr="t"/>
+        </w:pict>
+      </w:r>
+    </w:p>
+    <w:bookmarkEnd w:id="10"/>
+    <w:bookmarkStart w:id="11" w:name="X2199e9264fd9dbe4f4924541be679f8861971f6"/>
+    <w:p>
+      <w:pPr>
+        <w:pStyle w:val="Heading2"/>
+      </w:pPr>
+      <w:r>
+        <w:t xml:space="preserve">Phase 3: System Telemetry &amp; Auto-Metrics (Tasks 14–17)</w:t>
+      </w:r>
+    </w:p>
+    <w:p>
+      <w:pPr>
+        <w:pStyle w:val="FirstParagraph"/>
+      </w:pPr>
+      <w:r>
+        <w:rPr>
+          <w:i/>
+          <w:iCs/>
+        </w:rPr>
+        <w:t xml:space="preserve">Goal: Capture host-level metrics automatically — closing the APM gap vs Datadog.</w:t>
+      </w:r>
+    </w:p>
+    <w:tbl>
+      <w:tblPr>
+        <w:tblStyle w:val="Table"/>
+        <w:tblW w:type="pct" w:w="5000"/>
+        <w:tblLayout w:type="fixed"/>
+        <w:tblLook w:firstRow="1" w:lastRow="0" w:firstColumn="0" w:lastColumn="0" w:noHBand="0" w:noVBand="0" w:val="0020"/>
+      </w:tblPr>
+      <w:tblGrid>
+        <w:gridCol w:w="625"/>
+        <w:gridCol w:w="1250"/>
+        <w:gridCol w:w="2709"/>
+        <w:gridCol w:w="3334"/>
+      </w:tblGrid>
+      <w:tr>
+        <w:trPr>
+          <w:tblHeader w:val="on"/>
+        </w:trPr>
+        <w:tc>
+          <w:tcPr/>
+          <w:p>
+            <w:pPr>
+              <w:pStyle w:val="Compact"/>
+            </w:pPr>
+            <w:r>
+              <w:t xml:space="preserve">#</w:t>
+            </w:r>
+          </w:p>
+        </w:tc>
+        <w:tc>
+          <w:tcPr/>
+          <w:p>
+            <w:pPr>
+              <w:pStyle w:val="Compact"/>
+            </w:pPr>
+            <w:r>
+              <w:t xml:space="preserve">Task</w:t>
+            </w:r>
+          </w:p>
+        </w:tc>
+        <w:tc>
+          <w:tcPr/>
+          <w:p>
+            <w:pPr>
+              <w:pStyle w:val="Compact"/>
+            </w:pPr>
+            <w:r>
+              <w:t xml:space="preserve">Description</w:t>
+            </w:r>
+          </w:p>
+        </w:tc>
+        <w:tc>
+          <w:tcPr/>
+          <w:p>
+            <w:pPr>
+              <w:pStyle w:val="Compact"/>
+            </w:pPr>
+            <w:r>
+              <w:t xml:space="preserve">Files Affected</w:t>
+            </w:r>
+          </w:p>
+        </w:tc>
+      </w:tr>
+      <w:tr>
+        <w:tc>
+          <w:tcPr/>
+          <w:p>
+            <w:pPr>
+              <w:pStyle w:val="Compact"/>
+            </w:pPr>
+            <w:r>
+              <w:t xml:space="preserve">14</w:t>
+            </w:r>
+          </w:p>
+        </w:tc>
+        <w:tc>
+          <w:tcPr/>
+          <w:p>
+            <w:pPr>
+              <w:pStyle w:val="Compact"/>
+            </w:pPr>
+            <w:r>
+              <w:rPr>
+                <w:b/>
+                <w:bCs/>
+              </w:rPr>
+              <w:t xml:space="preserve">psutil system metrics collector</w:t>
+            </w:r>
+          </w:p>
+        </w:tc>
+        <w:tc>
+          <w:tcPr/>
+          <w:p>
+            <w:pPr>
+              <w:pStyle w:val="Compact"/>
+            </w:pPr>
+            <w:r>
+              <w:t xml:space="preserve">Background agent collecting CPU, memory, disk I/O, network drops every 5s. Writes structured JSON to</w:t>
+            </w:r>
+            <w:r>
+              <w:t xml:space="preserve"> </w:t>
+            </w:r>
+            <w:r>
+              <w:rPr>
+                <w:rStyle w:val="VerbatimChar"/>
+              </w:rPr>
+              <w:t xml:space="preserve">data/metrics_stream.jsonl</w:t>
+            </w:r>
+            <w:r>
+              <w:t xml:space="preserve">.</w:t>
+            </w:r>
+          </w:p>
+        </w:tc>
+        <w:tc>
+          <w:tcPr/>
+          <w:p>
+            <w:pPr>
+              <w:pStyle w:val="Compact"/>
+            </w:pPr>
+            <w:r>
+              <w:t xml:space="preserve">New:</w:t>
+            </w:r>
+            <w:r>
+              <w:t xml:space="preserve"> </w:t>
+            </w:r>
+            <w:r>
+              <w:rPr>
+                <w:rStyle w:val="VerbatimChar"/>
+              </w:rPr>
+              <w:t xml:space="preserve">telemetry/metrics_collector.py</w:t>
+            </w:r>
+            <w:r>
+              <w:t xml:space="preserve">,</w:t>
+            </w:r>
+            <w:r>
+              <w:t xml:space="preserve"> </w:t>
+            </w:r>
+            <w:r>
+              <w:rPr>
+                <w:rStyle w:val="VerbatimChar"/>
+              </w:rPr>
+              <w:t xml:space="preserve">pyproject.toml</w:t>
+            </w:r>
+          </w:p>
+        </w:tc>
+      </w:tr>
+      <w:tr>
+        <w:tc>
+          <w:tcPr/>
+          <w:p>
+            <w:pPr>
+              <w:pStyle w:val="Compact"/>
+            </w:pPr>
+            <w:r>
+              <w:t xml:space="preserve">15</w:t>
+            </w:r>
+          </w:p>
+        </w:tc>
+        <w:tc>
+          <w:tcPr/>
+          <w:p>
+            <w:pPr>
+              <w:pStyle w:val="Compact"/>
+            </w:pPr>
+            <w:r>
+              <w:rPr>
+                <w:b/>
+                <w:bCs/>
+              </w:rPr>
+              <w:t xml:space="preserve">Metrics correlation engine</w:t>
+            </w:r>
+          </w:p>
+        </w:tc>
+        <w:tc>
+          <w:tcPr/>
+          <w:p>
+            <w:pPr>
+              <w:pStyle w:val="Compact"/>
+            </w:pPr>
+            <w:r>
+              <w:t xml:space="preserve">During analysis, load the metrics stream alongside log clusters. For each incident cluster, find the ±30s metrics window and attach context (e.g.,</w:t>
+            </w:r>
+            <w:r>
+              <w:t xml:space="preserve"> </w:t>
+            </w:r>
+            <w:r>
+              <w:t xml:space="preserve">“CPU at 98%”</w:t>
+            </w:r>
+            <w:r>
+              <w:t xml:space="preserve">).</w:t>
+            </w:r>
+          </w:p>
+        </w:tc>
+        <w:tc>
+          <w:tcPr/>
+          <w:p>
+            <w:pPr>
+              <w:pStyle w:val="Compact"/>
+            </w:pPr>
+            <w:r>
+              <w:t xml:space="preserve">New:</w:t>
+            </w:r>
+            <w:r>
+              <w:t xml:space="preserve"> </w:t>
+            </w:r>
+            <w:r>
+              <w:rPr>
+                <w:rStyle w:val="VerbatimChar"/>
+              </w:rPr>
+              <w:t xml:space="preserve">detection/metrics_correlator.py</w:t>
+            </w:r>
+          </w:p>
+        </w:tc>
+      </w:tr>
+      <w:tr>
+        <w:tc>
+          <w:tcPr/>
+          <w:p>
+            <w:pPr>
+              <w:pStyle w:val="Compact"/>
+            </w:pPr>
+            <w:r>
+              <w:t xml:space="preserve">16</w:t>
+            </w:r>
+          </w:p>
+        </w:tc>
+        <w:tc>
+          <w:tcPr/>
+          <w:p>
+            <w:pPr>
+              <w:pStyle w:val="Compact"/>
+            </w:pPr>
+            <w:r>
+              <w:rPr>
+                <w:b/>
+                <w:bCs/>
+              </w:rPr>
+              <w:t xml:space="preserve">Dashboard system vitals panel</w:t>
+            </w:r>
+          </w:p>
+        </w:tc>
+        <w:tc>
+          <w:tcPr/>
+          <w:p>
+            <w:pPr>
+              <w:pStyle w:val="Compact"/>
+            </w:pPr>
+            <w:r>
+              <w:t xml:space="preserve">Add real-time sparkline charts for CPU, Memory, Disk I/O, and Network to the Command Center dashboard.</w:t>
+            </w:r>
+          </w:p>
+        </w:tc>
+        <w:tc>
+          <w:tcPr/>
+          <w:p>
+            <w:pPr>
+              <w:pStyle w:val="Compact"/>
+            </w:pPr>
+            <w:r>
+              <w:rPr>
+                <w:rStyle w:val="VerbatimChar"/>
+              </w:rPr>
+              <w:t xml:space="preserve">web/src/app/app/page.tsx</w:t>
+            </w:r>
+          </w:p>
+        </w:tc>
+      </w:tr>
+      <w:tr>
+        <w:tc>
+          <w:tcPr/>
+          <w:p>
+            <w:pPr>
+              <w:pStyle w:val="Compact"/>
+            </w:pPr>
+            <w:r>
+              <w:t xml:space="preserve">17</w:t>
+            </w:r>
+          </w:p>
+        </w:tc>
+        <w:tc>
+          <w:tcPr/>
+          <w:p>
+            <w:pPr>
+              <w:pStyle w:val="Compact"/>
+            </w:pPr>
+            <w:r>
+              <w:rPr>
+                <w:b/>
+                <w:bCs/>
+              </w:rPr>
+              <w:t xml:space="preserve">eBPF kernel tracing (Linux-only, optional)</w:t>
+            </w:r>
+          </w:p>
+        </w:tc>
+        <w:tc>
+          <w:tcPr/>
+          <w:p>
+            <w:pPr>
+              <w:pStyle w:val="Compact"/>
+            </w:pPr>
+            <w:r>
+              <w:t xml:space="preserve">Use</w:t>
+            </w:r>
+            <w:r>
+              <w:t xml:space="preserve"> </w:t>
+            </w:r>
+            <w:r>
+              <w:rPr>
+                <w:rStyle w:val="VerbatimChar"/>
+              </w:rPr>
+              <w:t xml:space="preserve">bcc</w:t>
+            </w:r>
+            <w:r>
+              <w:t xml:space="preserve">/</w:t>
+            </w:r>
+            <w:r>
+              <w:rPr>
+                <w:rStyle w:val="VerbatimChar"/>
+              </w:rPr>
+              <w:t xml:space="preserve">bpftrace</w:t>
+            </w:r>
+            <w:r>
+              <w:t xml:space="preserve"> </w:t>
+            </w:r>
+            <w:r>
+              <w:t xml:space="preserve">to capture TCP retransmits, DNS latency, OOM kills. Write as structured events into the ingestion pipeline. Requires root.</w:t>
+            </w:r>
+          </w:p>
+        </w:tc>
+        <w:tc>
+          <w:tcPr/>
+          <w:p>
+            <w:pPr>
+              <w:pStyle w:val="Compact"/>
+            </w:pPr>
+            <w:r>
+              <w:t xml:space="preserve">New:</w:t>
+            </w:r>
+            <w:r>
+              <w:t xml:space="preserve"> </w:t>
+            </w:r>
+            <w:r>
+              <w:rPr>
+                <w:rStyle w:val="VerbatimChar"/>
+              </w:rPr>
+              <w:t xml:space="preserve">telemetry/ebpf_collector.py</w:t>
+            </w:r>
+          </w:p>
+        </w:tc>
+      </w:tr>
+    </w:tbl>
+    <w:p>
+      <w:r>
+        <w:pict>
+          <v:rect style="width:0;height:1.5pt" o:hralign="center" o:hrstd="t" o:hr="t"/>
+        </w:pict>
+      </w:r>
+    </w:p>
+    <w:bookmarkEnd w:id="11"/>
+    <w:bookmarkStart w:id="12" w:name="X5fd2ef1af899a9f6c517f47e4852ad978911dcd"/>
+    <w:p>
+      <w:pPr>
+        <w:pStyle w:val="Heading2"/>
+      </w:pPr>
+      <w:r>
+        <w:t xml:space="preserve">Phase 4: Authentication &amp; Authorization (Tasks 18–25)</w:t>
       </w:r>
     </w:p>
     <w:p>
@@ -1312,7 +1892,7 @@
               <w:pStyle w:val="Compact"/>
             </w:pPr>
             <w:r>
-              <w:t xml:space="preserve">9</w:t>
+              <w:t xml:space="preserve">18</w:t>
             </w:r>
           </w:p>
         </w:tc>
@@ -1327,18 +1907,18 @@
                 <w:b/>
                 <w:bCs/>
               </w:rPr>
-              <w:t xml:space="preserve">Add a User model and password hashing</w:t>
-            </w:r>
-          </w:p>
-        </w:tc>
-        <w:tc>
-          <w:tcPr/>
-          <w:p>
-            <w:pPr>
-              <w:pStyle w:val="Compact"/>
-            </w:pPr>
-            <w:r>
-              <w:t xml:space="preserve">Create a</w:t>
+              <w:t xml:space="preserve">User model and password hashing</w:t>
+            </w:r>
+          </w:p>
+        </w:tc>
+        <w:tc>
+          <w:tcPr/>
+          <w:p>
+            <w:pPr>
+              <w:pStyle w:val="Compact"/>
+            </w:pPr>
+            <w:r>
+              <w:t xml:space="preserve">SQLAlchemy</w:t>
             </w:r>
             <w:r>
               <w:t xml:space="preserve"> </w:t>
@@ -1353,7 +1933,7 @@
               <w:t xml:space="preserve"> </w:t>
             </w:r>
             <w:r>
-              <w:t xml:space="preserve">SQLAlchemy model with fields:</w:t>
+              <w:t xml:space="preserve">model with</w:t>
             </w:r>
             <w:r>
               <w:t xml:space="preserve"> </w:t>
@@ -1404,55 +1984,7 @@
               <w:t xml:space="preserve"> </w:t>
             </w:r>
             <w:r>
-              <w:t xml:space="preserve">(enum:</w:t>
-            </w:r>
-            <w:r>
-              <w:t xml:space="preserve"> </w:t>
-            </w:r>
-            <w:r>
-              <w:rPr>
-                <w:rStyle w:val="VerbatimChar"/>
-              </w:rPr>
-              <w:t xml:space="preserve">ADMIN</w:t>
-            </w:r>
-            <w:r>
-              <w:t xml:space="preserve">,</w:t>
-            </w:r>
-            <w:r>
-              <w:t xml:space="preserve"> </w:t>
-            </w:r>
-            <w:r>
-              <w:rPr>
-                <w:rStyle w:val="VerbatimChar"/>
-              </w:rPr>
-              <w:t xml:space="preserve">ANALYST</w:t>
-            </w:r>
-            <w:r>
-              <w:t xml:space="preserve">,</w:t>
-            </w:r>
-            <w:r>
-              <w:t xml:space="preserve"> </w:t>
-            </w:r>
-            <w:r>
-              <w:rPr>
-                <w:rStyle w:val="VerbatimChar"/>
-              </w:rPr>
-              <w:t xml:space="preserve">VIEWER</w:t>
-            </w:r>
-            <w:r>
-              <w:t xml:space="preserve">),</w:t>
-            </w:r>
-            <w:r>
-              <w:t xml:space="preserve"> </w:t>
-            </w:r>
-            <w:r>
-              <w:rPr>
-                <w:rStyle w:val="VerbatimChar"/>
-              </w:rPr>
-              <w:t xml:space="preserve">created_at</w:t>
-            </w:r>
-            <w:r>
-              <w:t xml:space="preserve">. Use</w:t>
+              <w:t xml:space="preserve">(ADMIN/ANALYST/VIEWER). Use</w:t>
             </w:r>
             <w:r>
               <w:t xml:space="preserve"> </w:t>
@@ -1464,10 +1996,7 @@
               <w:t xml:space="preserve">passlib[bcrypt]</w:t>
             </w:r>
             <w:r>
-              <w:t xml:space="preserve"> </w:t>
-            </w:r>
-            <w:r>
-              <w:t xml:space="preserve">for password hashing. Add a CLI command or seed script to create the first admin user.</w:t>
+              <w:t xml:space="preserve">. Seed script for first admin.</w:t>
             </w:r>
           </w:p>
         </w:tc>
@@ -1506,7 +2035,7 @@
               <w:pStyle w:val="Compact"/>
             </w:pPr>
             <w:r>
-              <w:t xml:space="preserve">10</w:t>
+              <w:t xml:space="preserve">19</w:t>
             </w:r>
           </w:p>
         </w:tc>
@@ -1521,7 +2050,7 @@
                 <w:b/>
                 <w:bCs/>
               </w:rPr>
-              <w:t xml:space="preserve">Implement JWT authentication on the backend</w:t>
+              <w:t xml:space="preserve">JWT authentication</w:t>
             </w:r>
           </w:p>
         </w:tc>
@@ -1559,7 +2088,7 @@
               <w:t xml:space="preserve"> </w:t>
             </w:r>
             <w:r>
-              <w:t xml:space="preserve">(returns JWT token) and</w:t>
+              <w:t xml:space="preserve">and</w:t>
             </w:r>
             <w:r>
               <w:t xml:space="preserve"> </w:t>
@@ -1574,7 +2103,7 @@
               <w:t xml:space="preserve"> </w:t>
             </w:r>
             <w:r>
-              <w:t xml:space="preserve">(returns current user) endpoints. Create a</w:t>
+              <w:t xml:space="preserve">endpoints. Build a</w:t>
             </w:r>
             <w:r>
               <w:t xml:space="preserve"> </w:t>
@@ -1589,22 +2118,7 @@
               <w:t xml:space="preserve"> </w:t>
             </w:r>
             <w:r>
-              <w:t xml:space="preserve">FastAPI dependency that extracts and validates the JWT from the</w:t>
-            </w:r>
-            <w:r>
-              <w:t xml:space="preserve"> </w:t>
-            </w:r>
-            <w:r>
-              <w:rPr>
-                <w:rStyle w:val="VerbatimChar"/>
-              </w:rPr>
-              <w:t xml:space="preserve">Authorization: Bearer</w:t>
-            </w:r>
-            <w:r>
-              <w:t xml:space="preserve"> </w:t>
-            </w:r>
-            <w:r>
-              <w:t xml:space="preserve">header.</w:t>
+              <w:t xml:space="preserve">FastAPI dependency.</w:t>
             </w:r>
           </w:p>
         </w:tc>
@@ -1655,7 +2169,7 @@
               <w:pStyle w:val="Compact"/>
             </w:pPr>
             <w:r>
-              <w:t xml:space="preserve">11</w:t>
+              <w:t xml:space="preserve">20</w:t>
             </w:r>
           </w:p>
         </w:tc>
@@ -1670,18 +2184,18 @@
                 <w:b/>
                 <w:bCs/>
               </w:rPr>
-              <w:t xml:space="preserve">Protect all API routes with auth middleware</w:t>
-            </w:r>
-          </w:p>
-        </w:tc>
-        <w:tc>
-          <w:tcPr/>
-          <w:p>
-            <w:pPr>
-              <w:pStyle w:val="Compact"/>
-            </w:pPr>
-            <w:r>
-              <w:t xml:space="preserve">Apply the</w:t>
+              <w:t xml:space="preserve">Protect all API routes</w:t>
+            </w:r>
+          </w:p>
+        </w:tc>
+        <w:tc>
+          <w:tcPr/>
+          <w:p>
+            <w:pPr>
+              <w:pStyle w:val="Compact"/>
+            </w:pPr>
+            <w:r>
+              <w:t xml:space="preserve">Apply</w:t>
             </w:r>
             <w:r>
               <w:t xml:space="preserve"> </w:t>
@@ -1696,7 +2210,7 @@
               <w:t xml:space="preserve"> </w:t>
             </w:r>
             <w:r>
-              <w:t xml:space="preserve">dependency to every endpoint except</w:t>
+              <w:t xml:space="preserve">to every endpoint except</w:t>
             </w:r>
             <w:r>
               <w:t xml:space="preserve"> </w:t>
@@ -1723,7 +2237,7 @@
               <w:t xml:space="preserve">/auth/login</w:t>
             </w:r>
             <w:r>
-              <w:t xml:space="preserve">. The</w:t>
+              <w:t xml:space="preserve">.</w:t>
             </w:r>
             <w:r>
               <w:t xml:space="preserve"> </w:t>
@@ -1738,7 +2252,7 @@
               <w:t xml:space="preserve"> </w:t>
             </w:r>
             <w:r>
-              <w:t xml:space="preserve">endpoint should accept either a JWT or a static API key (for machine-to-machine like FluentBit).</w:t>
+              <w:t xml:space="preserve">accepts JWT or static API key.</w:t>
             </w:r>
           </w:p>
         </w:tc>
@@ -1765,7 +2279,7 @@
               <w:pStyle w:val="Compact"/>
             </w:pPr>
             <w:r>
-              <w:t xml:space="preserve">12</w:t>
+              <w:t xml:space="preserve">21</w:t>
             </w:r>
           </w:p>
         </w:tc>
@@ -1780,22 +2294,16 @@
                 <w:b/>
                 <w:bCs/>
               </w:rPr>
-              <w:t xml:space="preserve">Add role-based access control (RBAC)</w:t>
-            </w:r>
-          </w:p>
-        </w:tc>
-        <w:tc>
-          <w:tcPr/>
-          <w:p>
-            <w:pPr>
-              <w:pStyle w:val="Compact"/>
-            </w:pPr>
-            <w:r>
-              <w:t xml:space="preserve">Create a</w:t>
-            </w:r>
-            <w:r>
-              <w:t xml:space="preserve"> </w:t>
-            </w:r>
+              <w:t xml:space="preserve">Role-based access control (RBAC)</w:t>
+            </w:r>
+          </w:p>
+        </w:tc>
+        <w:tc>
+          <w:tcPr/>
+          <w:p>
+            <w:pPr>
+              <w:pStyle w:val="Compact"/>
+            </w:pPr>
             <w:r>
               <w:rPr>
                 <w:rStyle w:val="VerbatimChar"/>
@@ -1806,67 +2314,7 @@
               <w:t xml:space="preserve"> </w:t>
             </w:r>
             <w:r>
-              <w:t xml:space="preserve">dependency. Apply it so:</w:t>
-            </w:r>
-            <w:r>
-              <w:t xml:space="preserve"> </w:t>
-            </w:r>
-            <w:r>
-              <w:rPr>
-                <w:rStyle w:val="VerbatimChar"/>
-              </w:rPr>
-              <w:t xml:space="preserve">VIEWER</w:t>
-            </w:r>
-            <w:r>
-              <w:t xml:space="preserve"> </w:t>
-            </w:r>
-            <w:r>
-              <w:t xml:space="preserve">can only GET data;</w:t>
-            </w:r>
-            <w:r>
-              <w:t xml:space="preserve"> </w:t>
-            </w:r>
-            <w:r>
-              <w:rPr>
-                <w:rStyle w:val="VerbatimChar"/>
-              </w:rPr>
-              <w:t xml:space="preserve">ANALYST</w:t>
-            </w:r>
-            <w:r>
-              <w:t xml:space="preserve"> </w:t>
-            </w:r>
-            <w:r>
-              <w:t xml:space="preserve">can resolve/reopen incidents;</w:t>
-            </w:r>
-            <w:r>
-              <w:t xml:space="preserve"> </w:t>
-            </w:r>
-            <w:r>
-              <w:rPr>
-                <w:rStyle w:val="VerbatimChar"/>
-              </w:rPr>
-              <w:t xml:space="preserve">ADMIN</w:t>
-            </w:r>
-            <w:r>
-              <w:t xml:space="preserve"> </w:t>
-            </w:r>
-            <w:r>
-              <w:t xml:space="preserve">can delete sources, change settings, and manage users. Return</w:t>
-            </w:r>
-            <w:r>
-              <w:t xml:space="preserve"> </w:t>
-            </w:r>
-            <w:r>
-              <w:rPr>
-                <w:rStyle w:val="VerbatimChar"/>
-              </w:rPr>
-              <w:t xml:space="preserve">403 Forbidden</w:t>
-            </w:r>
-            <w:r>
-              <w:t xml:space="preserve"> </w:t>
-            </w:r>
-            <w:r>
-              <w:t xml:space="preserve">for unauthorized actions.</w:t>
+              <w:t xml:space="preserve">dependency. VIEWER=read-only, ANALYST=resolve incidents, ADMIN=delete/settings/users. 403 for unauthorized.</w:t>
             </w:r>
           </w:p>
         </w:tc>
@@ -1905,7 +2353,7 @@
               <w:pStyle w:val="Compact"/>
             </w:pPr>
             <w:r>
-              <w:t xml:space="preserve">13</w:t>
+              <w:t xml:space="preserve">22</w:t>
             </w:r>
           </w:p>
         </w:tc>
@@ -1920,18 +2368,18 @@
                 <w:b/>
                 <w:bCs/>
               </w:rPr>
-              <w:t xml:space="preserve">Build the Login page on the frontend</w:t>
-            </w:r>
-          </w:p>
-        </w:tc>
-        <w:tc>
-          <w:tcPr/>
-          <w:p>
-            <w:pPr>
-              <w:pStyle w:val="Compact"/>
-            </w:pPr>
-            <w:r>
-              <w:t xml:space="preserve">Create a new</w:t>
+              <w:t xml:space="preserve">Login page</w:t>
+            </w:r>
+          </w:p>
+        </w:tc>
+        <w:tc>
+          <w:tcPr/>
+          <w:p>
+            <w:pPr>
+              <w:pStyle w:val="Compact"/>
+            </w:pPr>
+            <w:r>
+              <w:t xml:space="preserve">New</w:t>
             </w:r>
             <w:r>
               <w:t xml:space="preserve"> </w:t>
@@ -1946,19 +2394,7 @@
               <w:t xml:space="preserve"> </w:t>
             </w:r>
             <w:r>
-              <w:t xml:space="preserve">route in Next.js with email/password fields. On submit, call</w:t>
-            </w:r>
-            <w:r>
-              <w:t xml:space="preserve"> </w:t>
-            </w:r>
-            <w:r>
-              <w:rPr>
-                <w:rStyle w:val="VerbatimChar"/>
-              </w:rPr>
-              <w:t xml:space="preserve">POST /auth/login</w:t>
-            </w:r>
-            <w:r>
-              <w:t xml:space="preserve">, store the returned JWT in</w:t>
+              <w:t xml:space="preserve">route with email/password fields. Store JWT in</w:t>
             </w:r>
             <w:r>
               <w:t xml:space="preserve"> </w:t>
@@ -1970,7 +2406,7 @@
               <w:t xml:space="preserve">localStorage</w:t>
             </w:r>
             <w:r>
-              <w:t xml:space="preserve">, and redirect to</w:t>
+              <w:t xml:space="preserve">, redirect to</w:t>
             </w:r>
             <w:r>
               <w:t xml:space="preserve"> </w:t>
@@ -1982,7 +2418,7 @@
               <w:t xml:space="preserve">/app</w:t>
             </w:r>
             <w:r>
-              <w:t xml:space="preserve">. Style it to match the existing dark glassmorphic theme.</w:t>
+              <w:t xml:space="preserve">. Match dark glassmorphic theme.</w:t>
             </w:r>
           </w:p>
         </w:tc>
@@ -2015,7 +2451,7 @@
               <w:pStyle w:val="Compact"/>
             </w:pPr>
             <w:r>
-              <w:t xml:space="preserve">14</w:t>
+              <w:t xml:space="preserve">23</w:t>
             </w:r>
           </w:p>
         </w:tc>
@@ -2030,7 +2466,7 @@
                 <w:b/>
                 <w:bCs/>
               </w:rPr>
-              <w:t xml:space="preserve">Add auth token to all frontend API calls</w:t>
+              <w:t xml:space="preserve">Auth token in all API calls</w:t>
             </w:r>
           </w:p>
         </w:tc>
@@ -2050,43 +2486,28 @@
               <w:rPr>
                 <w:rStyle w:val="VerbatimChar"/>
               </w:rPr>
-              <w:t xml:space="preserve">src/lib/api.ts</w:t>
-            </w:r>
-            <w:r>
-              <w:t xml:space="preserve"> </w:t>
-            </w:r>
-            <w:r>
-              <w:t xml:space="preserve">to automatically attach the</w:t>
-            </w:r>
-            <w:r>
-              <w:t xml:space="preserve"> </w:t>
-            </w:r>
-            <w:r>
-              <w:rPr>
-                <w:rStyle w:val="VerbatimChar"/>
-              </w:rPr>
-              <w:t xml:space="preserve">Authorization: Bearer &lt;token&gt;</w:t>
-            </w:r>
-            <w:r>
-              <w:t xml:space="preserve"> </w:t>
-            </w:r>
-            <w:r>
-              <w:t xml:space="preserve">header to every request. Add a global</w:t>
-            </w:r>
-            <w:r>
-              <w:t xml:space="preserve"> </w:t>
-            </w:r>
-            <w:r>
-              <w:rPr>
-                <w:rStyle w:val="VerbatimChar"/>
-              </w:rPr>
-              <w:t xml:space="preserve">401</w:t>
-            </w:r>
-            <w:r>
-              <w:t xml:space="preserve"> </w:t>
-            </w:r>
-            <w:r>
-              <w:t xml:space="preserve">interceptor that redirects to</w:t>
+              <w:t xml:space="preserve">api.ts</w:t>
+            </w:r>
+            <w:r>
+              <w:t xml:space="preserve"> </w:t>
+            </w:r>
+            <w:r>
+              <w:t xml:space="preserve">to attach</w:t>
+            </w:r>
+            <w:r>
+              <w:t xml:space="preserve"> </w:t>
+            </w:r>
+            <w:r>
+              <w:rPr>
+                <w:rStyle w:val="VerbatimChar"/>
+              </w:rPr>
+              <w:t xml:space="preserve">Authorization: Bearer</w:t>
+            </w:r>
+            <w:r>
+              <w:t xml:space="preserve"> </w:t>
+            </w:r>
+            <w:r>
+              <w:t xml:space="preserve">header. Add global 401 interceptor → redirect to</w:t>
             </w:r>
             <w:r>
               <w:t xml:space="preserve"> </w:t>
@@ -2098,10 +2519,7 @@
               <w:t xml:space="preserve">/login</w:t>
             </w:r>
             <w:r>
-              <w:t xml:space="preserve"> </w:t>
-            </w:r>
-            <w:r>
-              <w:t xml:space="preserve">if the token expires.</w:t>
+              <w:t xml:space="preserve">.</w:t>
             </w:r>
           </w:p>
         </w:tc>
@@ -2128,7 +2546,7 @@
               <w:pStyle w:val="Compact"/>
             </w:pPr>
             <w:r>
-              <w:t xml:space="preserve">15</w:t>
+              <w:t xml:space="preserve">24</w:t>
             </w:r>
           </w:p>
         </w:tc>
@@ -2143,19 +2561,16 @@
                 <w:b/>
                 <w:bCs/>
               </w:rPr>
-              <w:t xml:space="preserve">Add a route guard to protect the dashboard</w:t>
-            </w:r>
-          </w:p>
-        </w:tc>
-        <w:tc>
-          <w:tcPr/>
-          <w:p>
-            <w:pPr>
-              <w:pStyle w:val="Compact"/>
-            </w:pPr>
-            <w:r>
-              <w:t xml:space="preserve">Create a React context provider (</w:t>
-            </w:r>
+              <w:t xml:space="preserve">Route guard</w:t>
+            </w:r>
+          </w:p>
+        </w:tc>
+        <w:tc>
+          <w:tcPr/>
+          <w:p>
+            <w:pPr>
+              <w:pStyle w:val="Compact"/>
+            </w:pPr>
             <w:r>
               <w:rPr>
                 <w:rStyle w:val="VerbatimChar"/>
@@ -2163,19 +2578,10 @@
               <w:t xml:space="preserve">AuthProvider</w:t>
             </w:r>
             <w:r>
-              <w:t xml:space="preserve">) that checks for a valid JWT on mount. If no token exists, redirect to</w:t>
-            </w:r>
-            <w:r>
-              <w:t xml:space="preserve"> </w:t>
-            </w:r>
-            <w:r>
-              <w:rPr>
-                <w:rStyle w:val="VerbatimChar"/>
-              </w:rPr>
-              <w:t xml:space="preserve">/login</w:t>
-            </w:r>
-            <w:r>
-              <w:t xml:space="preserve">. Wrap the</w:t>
+              <w:t xml:space="preserve"> </w:t>
+            </w:r>
+            <w:r>
+              <w:t xml:space="preserve">context that checks for valid JWT on mount. Wrap</w:t>
             </w:r>
             <w:r>
               <w:t xml:space="preserve"> </w:t>
@@ -2190,7 +2596,7 @@
               <w:t xml:space="preserve"> </w:t>
             </w:r>
             <w:r>
-              <w:t xml:space="preserve">layout with this provider.</w:t>
+              <w:t xml:space="preserve">layout.</w:t>
             </w:r>
           </w:p>
         </w:tc>
@@ -2235,7 +2641,7 @@
               <w:pStyle w:val="Compact"/>
             </w:pPr>
             <w:r>
-              <w:t xml:space="preserve">16</w:t>
+              <w:t xml:space="preserve">25</w:t>
             </w:r>
           </w:p>
         </w:tc>
@@ -2250,18 +2656,18 @@
                 <w:b/>
                 <w:bCs/>
               </w:rPr>
-              <w:t xml:space="preserve">Build the User Management page (Admin only)</w:t>
-            </w:r>
-          </w:p>
-        </w:tc>
-        <w:tc>
-          <w:tcPr/>
-          <w:p>
-            <w:pPr>
-              <w:pStyle w:val="Compact"/>
-            </w:pPr>
-            <w:r>
-              <w:t xml:space="preserve">Create a new</w:t>
+              <w:t xml:space="preserve">User management page (Admin)</w:t>
+            </w:r>
+          </w:p>
+        </w:tc>
+        <w:tc>
+          <w:tcPr/>
+          <w:p>
+            <w:pPr>
+              <w:pStyle w:val="Compact"/>
+            </w:pPr>
+            <w:r>
+              <w:t xml:space="preserve">New</w:t>
             </w:r>
             <w:r>
               <w:t xml:space="preserve"> </w:t>
@@ -2276,34 +2682,7 @@
               <w:t xml:space="preserve"> </w:t>
             </w:r>
             <w:r>
-              <w:t xml:space="preserve">page visible only to</w:t>
-            </w:r>
-            <w:r>
-              <w:t xml:space="preserve"> </w:t>
-            </w:r>
-            <w:r>
-              <w:rPr>
-                <w:rStyle w:val="VerbatimChar"/>
-              </w:rPr>
-              <w:t xml:space="preserve">ADMIN</w:t>
-            </w:r>
-            <w:r>
-              <w:t xml:space="preserve"> </w:t>
-            </w:r>
-            <w:r>
-              <w:t xml:space="preserve">role. It should list all users, allow creating new users (with role assignment), and allow deactivating existing users. Add a</w:t>
-            </w:r>
-            <w:r>
-              <w:t xml:space="preserve"> </w:t>
-            </w:r>
-            <w:r>
-              <w:t xml:space="preserve">“Users”</w:t>
-            </w:r>
-            <w:r>
-              <w:t xml:space="preserve"> </w:t>
-            </w:r>
-            <w:r>
-              <w:t xml:space="preserve">link to the sidebar.</w:t>
+              <w:t xml:space="preserve">page: list users, create new users with role, deactivate. Sidebar link.</w:t>
             </w:r>
           </w:p>
         </w:tc>
@@ -2324,18 +2703,6 @@
                 <w:rStyle w:val="VerbatimChar"/>
               </w:rPr>
               <w:t xml:space="preserve">web/src/app/app/users/page.tsx</w:t>
-            </w:r>
-            <w:r>
-              <w:t xml:space="preserve">,</w:t>
-            </w:r>
-            <w:r>
-              <w:t xml:space="preserve"> </w:t>
-            </w:r>
-            <w:r>
-              <w:rPr>
-                <w:rStyle w:val="VerbatimChar"/>
-              </w:rPr>
-              <w:t xml:space="preserve">web/src/app/app/layout.tsx</w:t>
             </w:r>
           </w:p>
         </w:tc>
@@ -2348,14 +2715,14 @@
         </w:pict>
       </w:r>
     </w:p>
-    <w:bookmarkEnd w:id="10"/>
-    <w:bookmarkStart w:id="11" w:name="Xf45ed1fca508a79a31e27e7ae28e5bc134f3897"/>
+    <w:bookmarkEnd w:id="12"/>
+    <w:bookmarkStart w:id="13" w:name="X2cad89c0e4b6190627069a3a712b44611603791"/>
     <w:p>
       <w:pPr>
         <w:pStyle w:val="Heading2"/>
       </w:pPr>
       <w:r>
-        <w:t xml:space="preserve">Phase 3: Alerting &amp; Notification Integrations</w:t>
+        <w:t xml:space="preserve">Phase 5: Alerting &amp; Notifications (Tasks 26–30)</w:t>
       </w:r>
     </w:p>
     <w:p>
@@ -2367,7 +2734,7 @@
           <w:i/>
           <w:iCs/>
         </w:rPr>
-        <w:t xml:space="preserve">Goal: Push critical incidents to engineers automatically, don’t wait for them to check the dashboard.</w:t>
+        <w:t xml:space="preserve">Goal: Push critical incidents automatically — don’t wait for dashboard checks.</w:t>
       </w:r>
     </w:p>
     <w:tbl>
@@ -2440,7 +2807,7 @@
               <w:pStyle w:val="Compact"/>
             </w:pPr>
             <w:r>
-              <w:t xml:space="preserve">17</w:t>
+              <w:t xml:space="preserve">26</w:t>
             </w:r>
           </w:p>
         </w:tc>
@@ -2455,18 +2822,18 @@
                 <w:b/>
                 <w:bCs/>
               </w:rPr>
-              <w:t xml:space="preserve">Connect Slack webhook to the API</w:t>
-            </w:r>
-          </w:p>
-        </w:tc>
-        <w:tc>
-          <w:tcPr/>
-          <w:p>
-            <w:pPr>
-              <w:pStyle w:val="Compact"/>
-            </w:pPr>
-            <w:r>
-              <w:t xml:space="preserve">The</w:t>
+              <w:t xml:space="preserve">Wire Slack webhook to analysis</w:t>
+            </w:r>
+          </w:p>
+        </w:tc>
+        <w:tc>
+          <w:tcPr/>
+          <w:p>
+            <w:pPr>
+              <w:pStyle w:val="Compact"/>
+            </w:pPr>
+            <w:r>
+              <w:t xml:space="preserve">Connect existing</w:t>
             </w:r>
             <w:r>
               <w:t xml:space="preserve"> </w:t>
@@ -2481,7 +2848,48 @@
               <w:t xml:space="preserve"> </w:t>
             </w:r>
             <w:r>
-              <w:t xml:space="preserve">class already exists in</w:t>
+              <w:t xml:space="preserve">to</w:t>
+            </w:r>
+            <w:r>
+              <w:t xml:space="preserve"> </w:t>
+            </w:r>
+            <w:r>
+              <w:rPr>
+                <w:rStyle w:val="VerbatimChar"/>
+              </w:rPr>
+              <w:t xml:space="preserve">/analyze</w:t>
+            </w:r>
+            <w:r>
+              <w:t xml:space="preserve">. Auto-send formatted Block Kit message when</w:t>
+            </w:r>
+            <w:r>
+              <w:t xml:space="preserve"> </w:t>
+            </w:r>
+            <w:r>
+              <w:rPr>
+                <w:rStyle w:val="VerbatimChar"/>
+              </w:rPr>
+              <w:t xml:space="preserve">impact_score &gt; 0.7</w:t>
+            </w:r>
+            <w:r>
+              <w:t xml:space="preserve">.</w:t>
+            </w:r>
+          </w:p>
+        </w:tc>
+        <w:tc>
+          <w:tcPr/>
+          <w:p>
+            <w:pPr>
+              <w:pStyle w:val="Compact"/>
+            </w:pPr>
+            <w:r>
+              <w:rPr>
+                <w:rStyle w:val="VerbatimChar"/>
+              </w:rPr>
+              <w:t xml:space="preserve">api/main.py</w:t>
+            </w:r>
+            <w:r>
+              <w:t xml:space="preserve">,</w:t>
             </w:r>
             <w:r>
               <w:t xml:space="preserve"> </w:t>
@@ -2492,74 +2900,18 @@
               </w:rPr>
               <w:t xml:space="preserve">integrations/slack.py</w:t>
             </w:r>
-            <w:r>
-              <w:t xml:space="preserve">. Wire it into the</w:t>
-            </w:r>
-            <w:r>
-              <w:t xml:space="preserve"> </w:t>
-            </w:r>
-            <w:r>
-              <w:rPr>
-                <w:rStyle w:val="VerbatimChar"/>
-              </w:rPr>
-              <w:t xml:space="preserve">/analyze</w:t>
-            </w:r>
-            <w:r>
-              <w:t xml:space="preserve"> </w:t>
-            </w:r>
-            <w:r>
-              <w:t xml:space="preserve">endpoint so that when an analysis completes with</w:t>
-            </w:r>
-            <w:r>
-              <w:t xml:space="preserve"> </w:t>
-            </w:r>
-            <w:r>
-              <w:rPr>
-                <w:rStyle w:val="VerbatimChar"/>
-              </w:rPr>
-              <w:t xml:space="preserve">impact_score &gt; 0.7</w:t>
-            </w:r>
-            <w:r>
-              <w:t xml:space="preserve">, it automatically sends a formatted Slack Block Kit message to the configured webhook URL. Read the webhook URL from settings.</w:t>
-            </w:r>
-          </w:p>
-        </w:tc>
-        <w:tc>
-          <w:tcPr/>
-          <w:p>
-            <w:pPr>
-              <w:pStyle w:val="Compact"/>
-            </w:pPr>
-            <w:r>
-              <w:rPr>
-                <w:rStyle w:val="VerbatimChar"/>
-              </w:rPr>
-              <w:t xml:space="preserve">api/main.py</w:t>
-            </w:r>
-            <w:r>
-              <w:t xml:space="preserve">,</w:t>
-            </w:r>
-            <w:r>
-              <w:t xml:space="preserve"> </w:t>
-            </w:r>
-            <w:r>
-              <w:rPr>
-                <w:rStyle w:val="VerbatimChar"/>
-              </w:rPr>
-              <w:t xml:space="preserve">integrations/slack.py</w:t>
-            </w:r>
-          </w:p>
-        </w:tc>
-      </w:tr>
-      <w:tr>
-        <w:tc>
-          <w:tcPr/>
-          <w:p>
-            <w:pPr>
-              <w:pStyle w:val="Compact"/>
-            </w:pPr>
-            <w:r>
-              <w:t xml:space="preserve">18</w:t>
+          </w:p>
+        </w:tc>
+      </w:tr>
+      <w:tr>
+        <w:tc>
+          <w:tcPr/>
+          <w:p>
+            <w:pPr>
+              <w:pStyle w:val="Compact"/>
+            </w:pPr>
+            <w:r>
+              <w:t xml:space="preserve">27</w:t>
             </w:r>
           </w:p>
         </w:tc>
@@ -2574,60 +2926,18 @@
                 <w:b/>
                 <w:bCs/>
               </w:rPr>
-              <w:t xml:space="preserve">Add a Slack webhook configuration UI</w:t>
-            </w:r>
-          </w:p>
-        </w:tc>
-        <w:tc>
-          <w:tcPr/>
-          <w:p>
-            <w:pPr>
-              <w:pStyle w:val="Compact"/>
-            </w:pPr>
-            <w:r>
-              <w:t xml:space="preserve">Add a</w:t>
-            </w:r>
-            <w:r>
-              <w:t xml:space="preserve"> </w:t>
-            </w:r>
-            <w:r>
-              <w:t xml:space="preserve">“Slack Webhook URL”</w:t>
-            </w:r>
-            <w:r>
-              <w:t xml:space="preserve"> </w:t>
-            </w:r>
-            <w:r>
-              <w:t xml:space="preserve">input field to the Settings page. When saved, it persists to</w:t>
-            </w:r>
-            <w:r>
-              <w:t xml:space="preserve"> </w:t>
-            </w:r>
-            <w:r>
-              <w:rPr>
-                <w:rStyle w:val="VerbatimChar"/>
-              </w:rPr>
-              <w:t xml:space="preserve">settings.json</w:t>
-            </w:r>
-            <w:r>
-              <w:t xml:space="preserve"> </w:t>
-            </w:r>
-            <w:r>
-              <w:t xml:space="preserve">via the existing</w:t>
-            </w:r>
-            <w:r>
-              <w:t xml:space="preserve"> </w:t>
-            </w:r>
-            <w:r>
-              <w:rPr>
-                <w:rStyle w:val="VerbatimChar"/>
-              </w:rPr>
-              <w:t xml:space="preserve">/settings</w:t>
-            </w:r>
-            <w:r>
-              <w:t xml:space="preserve"> </w:t>
-            </w:r>
-            <w:r>
-              <w:t xml:space="preserve">API. Add a</w:t>
+              <w:t xml:space="preserve">Slack webhook config UI</w:t>
+            </w:r>
+          </w:p>
+        </w:tc>
+        <w:tc>
+          <w:tcPr/>
+          <w:p>
+            <w:pPr>
+              <w:pStyle w:val="Compact"/>
+            </w:pPr>
+            <w:r>
+              <w:t xml:space="preserve">Add Slack Webhook URL input to Settings page with</w:t>
             </w:r>
             <w:r>
               <w:t xml:space="preserve"> </w:t>
@@ -2639,7 +2949,7 @@
               <w:t xml:space="preserve"> </w:t>
             </w:r>
             <w:r>
-              <w:t xml:space="preserve">button that sends a sample message.</w:t>
+              <w:t xml:space="preserve">button.</w:t>
             </w:r>
           </w:p>
         </w:tc>
@@ -2666,7 +2976,7 @@
               <w:pStyle w:val="Compact"/>
             </w:pPr>
             <w:r>
-              <w:t xml:space="preserve">19</w:t>
+              <w:t xml:space="preserve">28</w:t>
             </w:r>
           </w:p>
         </w:tc>
@@ -2681,22 +2991,16 @@
                 <w:b/>
                 <w:bCs/>
               </w:rPr>
-              <w:t xml:space="preserve">Add email alerting via SMTP</w:t>
-            </w:r>
-          </w:p>
-        </w:tc>
-        <w:tc>
-          <w:tcPr/>
-          <w:p>
-            <w:pPr>
-              <w:pStyle w:val="Compact"/>
-            </w:pPr>
-            <w:r>
-              <w:t xml:space="preserve">Create an</w:t>
-            </w:r>
-            <w:r>
-              <w:t xml:space="preserve"> </w:t>
-            </w:r>
+              <w:t xml:space="preserve">Email alerting via SMTP</w:t>
+            </w:r>
+          </w:p>
+        </w:tc>
+        <w:tc>
+          <w:tcPr/>
+          <w:p>
+            <w:pPr>
+              <w:pStyle w:val="Compact"/>
+            </w:pPr>
             <w:r>
               <w:rPr>
                 <w:rStyle w:val="VerbatimChar"/>
@@ -2707,19 +3011,7 @@
               <w:t xml:space="preserve"> </w:t>
             </w:r>
             <w:r>
-              <w:t xml:space="preserve">class that sends HTML-formatted incident alerts via SMTP (configurable host/port/credentials in settings). Trigger it alongside Slack when</w:t>
-            </w:r>
-            <w:r>
-              <w:t xml:space="preserve"> </w:t>
-            </w:r>
-            <w:r>
-              <w:rPr>
-                <w:rStyle w:val="VerbatimChar"/>
-              </w:rPr>
-              <w:t xml:space="preserve">impact_score &gt; threshold</w:t>
-            </w:r>
-            <w:r>
-              <w:t xml:space="preserve">.</w:t>
+              <w:t xml:space="preserve">class sending HTML incident alerts. Trigger alongside Slack.</w:t>
             </w:r>
           </w:p>
         </w:tc>
@@ -2764,7 +3056,7 @@
               <w:pStyle w:val="Compact"/>
             </w:pPr>
             <w:r>
-              <w:t xml:space="preserve">20</w:t>
+              <w:t xml:space="preserve">29</w:t>
             </w:r>
           </w:p>
         </w:tc>
@@ -2779,22 +3071,16 @@
                 <w:b/>
                 <w:bCs/>
               </w:rPr>
-              <w:t xml:space="preserve">Add PagerDuty integration</w:t>
-            </w:r>
-          </w:p>
-        </w:tc>
-        <w:tc>
-          <w:tcPr/>
-          <w:p>
-            <w:pPr>
-              <w:pStyle w:val="Compact"/>
-            </w:pPr>
-            <w:r>
-              <w:t xml:space="preserve">Create a</w:t>
-            </w:r>
-            <w:r>
-              <w:t xml:space="preserve"> </w:t>
-            </w:r>
+              <w:t xml:space="preserve">PagerDuty integration</w:t>
+            </w:r>
+          </w:p>
+        </w:tc>
+        <w:tc>
+          <w:tcPr/>
+          <w:p>
+            <w:pPr>
+              <w:pStyle w:val="Compact"/>
+            </w:pPr>
             <w:r>
               <w:rPr>
                 <w:rStyle w:val="VerbatimChar"/>
@@ -2805,22 +3091,7 @@
               <w:t xml:space="preserve"> </w:t>
             </w:r>
             <w:r>
-              <w:t xml:space="preserve">class that triggers a PagerDuty incident via their Events API v2 when a</w:t>
-            </w:r>
-            <w:r>
-              <w:t xml:space="preserve"> </w:t>
-            </w:r>
-            <w:r>
-              <w:rPr>
-                <w:rStyle w:val="VerbatimChar"/>
-              </w:rPr>
-              <w:t xml:space="preserve">CRITICAL</w:t>
-            </w:r>
-            <w:r>
-              <w:t xml:space="preserve"> </w:t>
-            </w:r>
-            <w:r>
-              <w:t xml:space="preserve">severity incident is detected. Read the routing key from settings.</w:t>
+              <w:t xml:space="preserve">using Events API v2 for CRITICAL severity incidents.</w:t>
             </w:r>
           </w:p>
         </w:tc>
@@ -2865,7 +3136,7 @@
               <w:pStyle w:val="Compact"/>
             </w:pPr>
             <w:r>
-              <w:t xml:space="preserve">21</w:t>
+              <w:t xml:space="preserve">30</w:t>
             </w:r>
           </w:p>
         </w:tc>
@@ -2880,18 +3151,18 @@
                 <w:b/>
                 <w:bCs/>
               </w:rPr>
-              <w:t xml:space="preserve">Build an Alerts History page</w:t>
-            </w:r>
-          </w:p>
-        </w:tc>
-        <w:tc>
-          <w:tcPr/>
-          <w:p>
-            <w:pPr>
-              <w:pStyle w:val="Compact"/>
-            </w:pPr>
-            <w:r>
-              <w:t xml:space="preserve">Create a new</w:t>
+              <w:t xml:space="preserve">Alerts history page</w:t>
+            </w:r>
+          </w:p>
+        </w:tc>
+        <w:tc>
+          <w:tcPr/>
+          <w:p>
+            <w:pPr>
+              <w:pStyle w:val="Compact"/>
+            </w:pPr>
+            <w:r>
+              <w:t xml:space="preserve">New</w:t>
             </w:r>
             <w:r>
               <w:t xml:space="preserve"> </w:t>
@@ -2906,7 +3177,7 @@
               <w:t xml:space="preserve"> </w:t>
             </w:r>
             <w:r>
-              <w:t xml:space="preserve">page that shows a chronological log of every notification sent (Slack, Email, PagerDuty) with status (delivered/failed), timestamp, and the linked incident ID. Store alert records in a new</w:t>
+              <w:t xml:space="preserve">showing chronological log of every sent notification with status/timestamp. New</w:t>
             </w:r>
             <w:r>
               <w:t xml:space="preserve"> </w:t>
@@ -2921,7 +3192,7 @@
               <w:t xml:space="preserve"> </w:t>
             </w:r>
             <w:r>
-              <w:t xml:space="preserve">database table.</w:t>
+              <w:t xml:space="preserve">DB table.</w:t>
             </w:r>
           </w:p>
         </w:tc>
@@ -2966,14 +3237,14 @@
         </w:pict>
       </w:r>
     </w:p>
-    <w:bookmarkEnd w:id="11"/>
-    <w:bookmarkStart w:id="12" w:name="phase-4-audit-trail-compliance"/>
+    <w:bookmarkEnd w:id="13"/>
+    <w:bookmarkStart w:id="14" w:name="X82113d8f63b65c6c1f078aee3cb629affad0b53"/>
     <w:p>
       <w:pPr>
         <w:pStyle w:val="Heading2"/>
       </w:pPr>
       <w:r>
-        <w:t xml:space="preserve">Phase 4: Audit Trail &amp; Compliance</w:t>
+        <w:t xml:space="preserve">Phase 6: Audit Trail &amp; Compliance (Tasks 31–34)</w:t>
       </w:r>
     </w:p>
     <w:p>
@@ -3058,7 +3329,7 @@
               <w:pStyle w:val="Compact"/>
             </w:pPr>
             <w:r>
-              <w:t xml:space="preserve">22</w:t>
+              <w:t xml:space="preserve">31</w:t>
             </w:r>
           </w:p>
         </w:tc>
@@ -3073,33 +3344,18 @@
                 <w:b/>
                 <w:bCs/>
               </w:rPr>
-              <w:t xml:space="preserve">Create an AuditLog database model</w:t>
-            </w:r>
-          </w:p>
-        </w:tc>
-        <w:tc>
-          <w:tcPr/>
-          <w:p>
-            <w:pPr>
-              <w:pStyle w:val="Compact"/>
-            </w:pPr>
-            <w:r>
-              <w:t xml:space="preserve">Add an</w:t>
-            </w:r>
-            <w:r>
-              <w:t xml:space="preserve"> </w:t>
-            </w:r>
-            <w:r>
-              <w:rPr>
-                <w:rStyle w:val="VerbatimChar"/>
-              </w:rPr>
-              <w:t xml:space="preserve">AuditLog</w:t>
-            </w:r>
-            <w:r>
-              <w:t xml:space="preserve"> </w:t>
-            </w:r>
-            <w:r>
-              <w:t xml:space="preserve">table with fields:</w:t>
+              <w:t xml:space="preserve">AuditLog database model</w:t>
+            </w:r>
+          </w:p>
+        </w:tc>
+        <w:tc>
+          <w:tcPr/>
+          <w:p>
+            <w:pPr>
+              <w:pStyle w:val="Compact"/>
+            </w:pPr>
+            <w:r>
+              <w:t xml:space="preserve">Table:</w:t>
             </w:r>
             <w:r>
               <w:t xml:space="preserve"> </w:t>
@@ -3135,21 +3391,6 @@
               <w:t xml:space="preserve">action</w:t>
             </w:r>
             <w:r>
-              <w:t xml:space="preserve"> </w:t>
-            </w:r>
-            <w:r>
-              <w:t xml:space="preserve">(e.g.,</w:t>
-            </w:r>
-            <w:r>
-              <w:t xml:space="preserve"> </w:t>
-            </w:r>
-            <w:r>
-              <w:rPr>
-                <w:rStyle w:val="VerbatimChar"/>
-              </w:rPr>
-              <w:t xml:space="preserve">INCIDENT_RESOLVED</w:t>
-            </w:r>
-            <w:r>
               <w:t xml:space="preserve">,</w:t>
             </w:r>
             <w:r>
@@ -3159,7 +3400,7 @@
               <w:rPr>
                 <w:rStyle w:val="VerbatimChar"/>
               </w:rPr>
-              <w:t xml:space="preserve">SOURCE_DELETED</w:t>
+              <w:t xml:space="preserve">resource_type</w:t>
             </w:r>
             <w:r>
               <w:t xml:space="preserve">,</w:t>
@@ -3171,19 +3412,7 @@
               <w:rPr>
                 <w:rStyle w:val="VerbatimChar"/>
               </w:rPr>
-              <w:t xml:space="preserve">SETTINGS_CHANGED</w:t>
-            </w:r>
-            <w:r>
-              <w:t xml:space="preserve">),</w:t>
-            </w:r>
-            <w:r>
-              <w:t xml:space="preserve"> </w:t>
-            </w:r>
-            <w:r>
-              <w:rPr>
-                <w:rStyle w:val="VerbatimChar"/>
-              </w:rPr>
-              <w:t xml:space="preserve">resource_type</w:t>
+              <w:t xml:space="preserve">resource_id</w:t>
             </w:r>
             <w:r>
               <w:t xml:space="preserve">,</w:t>
@@ -3195,7 +3424,22 @@
               <w:rPr>
                 <w:rStyle w:val="VerbatimChar"/>
               </w:rPr>
-              <w:t xml:space="preserve">resource_id</w:t>
+              <w:t xml:space="preserve">details</w:t>
+            </w:r>
+            <w:r>
+              <w:t xml:space="preserve"> </w:t>
+            </w:r>
+            <w:r>
+              <w:t xml:space="preserve">(JSON),</w:t>
+            </w:r>
+            <w:r>
+              <w:t xml:space="preserve"> </w:t>
+            </w:r>
+            <w:r>
+              <w:rPr>
+                <w:rStyle w:val="VerbatimChar"/>
+              </w:rPr>
+              <w:t xml:space="preserve">ip_address</w:t>
             </w:r>
             <w:r>
               <w:t xml:space="preserve">,</w:t>
@@ -3207,33 +3451,6 @@
               <w:rPr>
                 <w:rStyle w:val="VerbatimChar"/>
               </w:rPr>
-              <w:t xml:space="preserve">details</w:t>
-            </w:r>
-            <w:r>
-              <w:t xml:space="preserve"> </w:t>
-            </w:r>
-            <w:r>
-              <w:t xml:space="preserve">(JSON),</w:t>
-            </w:r>
-            <w:r>
-              <w:t xml:space="preserve"> </w:t>
-            </w:r>
-            <w:r>
-              <w:rPr>
-                <w:rStyle w:val="VerbatimChar"/>
-              </w:rPr>
-              <w:t xml:space="preserve">ip_address</w:t>
-            </w:r>
-            <w:r>
-              <w:t xml:space="preserve">,</w:t>
-            </w:r>
-            <w:r>
-              <w:t xml:space="preserve"> </w:t>
-            </w:r>
-            <w:r>
-              <w:rPr>
-                <w:rStyle w:val="VerbatimChar"/>
-              </w:rPr>
               <w:t xml:space="preserve">timestamp</w:t>
             </w:r>
             <w:r>
@@ -3264,7 +3481,7 @@
               <w:pStyle w:val="Compact"/>
             </w:pPr>
             <w:r>
-              <w:t xml:space="preserve">23</w:t>
+              <w:t xml:space="preserve">32</w:t>
             </w:r>
           </w:p>
         </w:tc>
@@ -3279,18 +3496,18 @@
                 <w:b/>
                 <w:bCs/>
               </w:rPr>
-              <w:t xml:space="preserve">Add audit logging middleware</w:t>
-            </w:r>
-          </w:p>
-        </w:tc>
-        <w:tc>
-          <w:tcPr/>
-          <w:p>
-            <w:pPr>
-              <w:pStyle w:val="Compact"/>
-            </w:pPr>
-            <w:r>
-              <w:t xml:space="preserve">Create a FastAPI middleware or utility function that automatically writes an</w:t>
+              <w:t xml:space="preserve">Audit logging middleware</w:t>
+            </w:r>
+          </w:p>
+        </w:tc>
+        <w:tc>
+          <w:tcPr/>
+          <w:p>
+            <w:pPr>
+              <w:pStyle w:val="Compact"/>
+            </w:pPr>
+            <w:r>
+              <w:t xml:space="preserve">Auto-write</w:t>
             </w:r>
             <w:r>
               <w:t xml:space="preserve"> </w:t>
@@ -3305,7 +3522,7 @@
               <w:t xml:space="preserve"> </w:t>
             </w:r>
             <w:r>
-              <w:t xml:space="preserve">entry for every mutating action (POST, PUT, DELETE). It should capture the authenticated user (from Task 10), the action performed, and the affected resource.</w:t>
+              <w:t xml:space="preserve">entry for every mutating action (POST/PUT/DELETE) with authenticated user info.</w:t>
             </w:r>
           </w:p>
         </w:tc>
@@ -3344,7 +3561,7 @@
               <w:pStyle w:val="Compact"/>
             </w:pPr>
             <w:r>
-              <w:t xml:space="preserve">24</w:t>
+              <w:t xml:space="preserve">33</w:t>
             </w:r>
           </w:p>
         </w:tc>
@@ -3359,18 +3576,18 @@
                 <w:b/>
                 <w:bCs/>
               </w:rPr>
-              <w:t xml:space="preserve">Build the Audit Log viewer page (Admin only)</w:t>
-            </w:r>
-          </w:p>
-        </w:tc>
-        <w:tc>
-          <w:tcPr/>
-          <w:p>
-            <w:pPr>
-              <w:pStyle w:val="Compact"/>
-            </w:pPr>
-            <w:r>
-              <w:t xml:space="preserve">Create a new</w:t>
+              <w:t xml:space="preserve">Audit log viewer (Admin)</w:t>
+            </w:r>
+          </w:p>
+        </w:tc>
+        <w:tc>
+          <w:tcPr/>
+          <w:p>
+            <w:pPr>
+              <w:pStyle w:val="Compact"/>
+            </w:pPr>
+            <w:r>
+              <w:t xml:space="preserve">New</w:t>
             </w:r>
             <w:r>
               <w:t xml:space="preserve"> </w:t>
@@ -3385,22 +3602,7 @@
               <w:t xml:space="preserve"> </w:t>
             </w:r>
             <w:r>
-              <w:t xml:space="preserve">page that displays the full audit trail in a searchable, filterable table. Filters: by user, by action type, by date range. Only visible to</w:t>
-            </w:r>
-            <w:r>
-              <w:t xml:space="preserve"> </w:t>
-            </w:r>
-            <w:r>
-              <w:rPr>
-                <w:rStyle w:val="VerbatimChar"/>
-              </w:rPr>
-              <w:t xml:space="preserve">ADMIN</w:t>
-            </w:r>
-            <w:r>
-              <w:t xml:space="preserve"> </w:t>
-            </w:r>
-            <w:r>
-              <w:t xml:space="preserve">role.</w:t>
+              <w:t xml:space="preserve">page: searchable, filterable table. Filters by user, action type, date range.</w:t>
             </w:r>
           </w:p>
         </w:tc>
@@ -3433,7 +3635,7 @@
               <w:pStyle w:val="Compact"/>
             </w:pPr>
             <w:r>
-              <w:t xml:space="preserve">25</w:t>
+              <w:t xml:space="preserve">34</w:t>
             </w:r>
           </w:p>
         </w:tc>
@@ -3448,33 +3650,18 @@
                 <w:b/>
                 <w:bCs/>
               </w:rPr>
-              <w:t xml:space="preserve">Add data retention policy enforcement</w:t>
-            </w:r>
-          </w:p>
-        </w:tc>
-        <w:tc>
-          <w:tcPr/>
-          <w:p>
-            <w:pPr>
-              <w:pStyle w:val="Compact"/>
-            </w:pPr>
-            <w:r>
-              <w:t xml:space="preserve">Create a background task (using FastAPI’s</w:t>
-            </w:r>
-            <w:r>
-              <w:t xml:space="preserve"> </w:t>
-            </w:r>
-            <w:r>
-              <w:rPr>
-                <w:rStyle w:val="VerbatimChar"/>
-              </w:rPr>
-              <w:t xml:space="preserve">BackgroundTasks</w:t>
-            </w:r>
-            <w:r>
-              <w:t xml:space="preserve"> </w:t>
-            </w:r>
-            <w:r>
-              <w:t xml:space="preserve">or APScheduler) that runs daily and deletes</w:t>
+              <w:t xml:space="preserve">Data retention policy</w:t>
+            </w:r>
+          </w:p>
+        </w:tc>
+        <w:tc>
+          <w:tcPr/>
+          <w:p>
+            <w:pPr>
+              <w:pStyle w:val="Compact"/>
+            </w:pPr>
+            <w:r>
+              <w:t xml:space="preserve">Background task (APScheduler) deleting old</w:t>
             </w:r>
             <w:r>
               <w:t xml:space="preserve"> </w:t>
@@ -3504,7 +3691,7 @@
               <w:t xml:space="preserve"> </w:t>
             </w:r>
             <w:r>
-              <w:t xml:space="preserve">records older than the configured</w:t>
+              <w:t xml:space="preserve">records past</w:t>
             </w:r>
             <w:r>
               <w:t xml:space="preserve"> </w:t>
@@ -3516,10 +3703,7 @@
               <w:t xml:space="preserve">retention_days</w:t>
             </w:r>
             <w:r>
-              <w:t xml:space="preserve"> </w:t>
-            </w:r>
-            <w:r>
-              <w:t xml:space="preserve">setting. Log the purge action to the audit trail.</w:t>
+              <w:t xml:space="preserve">.</w:t>
             </w:r>
           </w:p>
         </w:tc>
@@ -3558,14 +3742,14 @@
         </w:pict>
       </w:r>
     </w:p>
-    <w:bookmarkEnd w:id="12"/>
-    <w:bookmarkStart w:id="13" w:name="phase-5-storage-data-lifecycle"/>
+    <w:bookmarkEnd w:id="14"/>
+    <w:bookmarkStart w:id="15" w:name="X44df4c0995532ea189f02ac2e2b0934fc9455a7"/>
     <w:p>
       <w:pPr>
         <w:pStyle w:val="Heading2"/>
       </w:pPr>
       <w:r>
-        <w:t xml:space="preserve">Phase 5: Storage &amp; Data Lifecycle</w:t>
+        <w:t xml:space="preserve">Phase 7: Storage, Data Lifecycle &amp; Distributed Scale (Tasks 35–40)</w:t>
       </w:r>
     </w:p>
     <w:p>
@@ -3577,7 +3761,7 @@
           <w:i/>
           <w:iCs/>
         </w:rPr>
-        <w:t xml:space="preserve">Goal: Handle terabyte-scale log volumes without filling up the server disk.</w:t>
+        <w:t xml:space="preserve">Goal: Handle petabyte-scale log volumes — closing the infrastructure gap vs Splunk.</w:t>
       </w:r>
     </w:p>
     <w:tbl>
@@ -3650,7 +3834,7 @@
               <w:pStyle w:val="Compact"/>
             </w:pPr>
             <w:r>
-              <w:t xml:space="preserve">26</w:t>
+              <w:t xml:space="preserve">35</w:t>
             </w:r>
           </w:p>
         </w:tc>
@@ -3665,54 +3849,63 @@
                 <w:b/>
                 <w:bCs/>
               </w:rPr>
-              <w:t xml:space="preserve">Add S3 cold storage archival</w:t>
-            </w:r>
-          </w:p>
-        </w:tc>
-        <w:tc>
-          <w:tcPr/>
-          <w:p>
-            <w:pPr>
-              <w:pStyle w:val="Compact"/>
-            </w:pPr>
-            <w:r>
-              <w:t xml:space="preserve">Create an</w:t>
-            </w:r>
-            <w:r>
-              <w:t xml:space="preserve"> </w:t>
-            </w:r>
-            <w:r>
-              <w:rPr>
-                <w:rStyle w:val="VerbatimChar"/>
-              </w:rPr>
-              <w:t xml:space="preserve">S3Archiver</w:t>
-            </w:r>
-            <w:r>
-              <w:t xml:space="preserve"> </w:t>
-            </w:r>
-            <w:r>
-              <w:t xml:space="preserve">class that compresses (</w:t>
-            </w:r>
-            <w:r>
-              <w:rPr>
-                <w:rStyle w:val="VerbatimChar"/>
-              </w:rPr>
-              <w:t xml:space="preserve">gzip</w:t>
-            </w:r>
-            <w:r>
-              <w:t xml:space="preserve">) log files older than 7 days and uploads them to an S3 bucket. After successful upload, delete the local file. Read the S3 bucket name and credentials from</w:t>
-            </w:r>
-            <w:r>
-              <w:t xml:space="preserve"> </w:t>
-            </w:r>
-            <w:r>
-              <w:rPr>
-                <w:rStyle w:val="VerbatimChar"/>
-              </w:rPr>
-              <w:t xml:space="preserve">.env</w:t>
-            </w:r>
-            <w:r>
-              <w:t xml:space="preserve">.</w:t>
+              <w:t xml:space="preserve">S3/MinIO object storage</w:t>
+            </w:r>
+          </w:p>
+        </w:tc>
+        <w:tc>
+          <w:tcPr/>
+          <w:p>
+            <w:pPr>
+              <w:pStyle w:val="Compact"/>
+            </w:pPr>
+            <w:r>
+              <w:t xml:space="preserve">Replace local</w:t>
+            </w:r>
+            <w:r>
+              <w:t xml:space="preserve"> </w:t>
+            </w:r>
+            <w:r>
+              <w:rPr>
+                <w:rStyle w:val="VerbatimChar"/>
+              </w:rPr>
+              <w:t xml:space="preserve">data/</w:t>
+            </w:r>
+            <w:r>
+              <w:t xml:space="preserve"> </w:t>
+            </w:r>
+            <w:r>
+              <w:t xml:space="preserve">with S3-compatible object store.</w:t>
+            </w:r>
+            <w:r>
+              <w:t xml:space="preserve"> </w:t>
+            </w:r>
+            <w:r>
+              <w:rPr>
+                <w:rStyle w:val="VerbatimChar"/>
+              </w:rPr>
+              <w:t xml:space="preserve">boto3</w:t>
+            </w:r>
+            <w:r>
+              <w:t xml:space="preserve"> </w:t>
+            </w:r>
+            <w:r>
+              <w:t xml:space="preserve">for AWS,</w:t>
+            </w:r>
+            <w:r>
+              <w:t xml:space="preserve"> </w:t>
+            </w:r>
+            <w:r>
+              <w:rPr>
+                <w:rStyle w:val="VerbatimChar"/>
+              </w:rPr>
+              <w:t xml:space="preserve">minio</w:t>
+            </w:r>
+            <w:r>
+              <w:t xml:space="preserve"> </w:t>
+            </w:r>
+            <w:r>
+              <w:t xml:space="preserve">client for self-hosted. Infinite scale at $0.023/GB/month.</w:t>
             </w:r>
           </w:p>
         </w:tc>
@@ -3732,20 +3925,32 @@
               <w:rPr>
                 <w:rStyle w:val="VerbatimChar"/>
               </w:rPr>
-              <w:t xml:space="preserve">integrations/s3_archiver.py</w:t>
-            </w:r>
-          </w:p>
-        </w:tc>
-      </w:tr>
-      <w:tr>
-        <w:tc>
-          <w:tcPr/>
-          <w:p>
-            <w:pPr>
-              <w:pStyle w:val="Compact"/>
-            </w:pPr>
-            <w:r>
-              <w:t xml:space="preserve">27</w:t>
+              <w:t xml:space="preserve">storage/object_store.py</w:t>
+            </w:r>
+            <w:r>
+              <w:t xml:space="preserve">,</w:t>
+            </w:r>
+            <w:r>
+              <w:t xml:space="preserve"> </w:t>
+            </w:r>
+            <w:r>
+              <w:rPr>
+                <w:rStyle w:val="VerbatimChar"/>
+              </w:rPr>
+              <w:t xml:space="preserve">api/main.py</w:t>
+            </w:r>
+          </w:p>
+        </w:tc>
+      </w:tr>
+      <w:tr>
+        <w:tc>
+          <w:tcPr/>
+          <w:p>
+            <w:pPr>
+              <w:pStyle w:val="Compact"/>
+            </w:pPr>
+            <w:r>
+              <w:t xml:space="preserve">36</w:t>
             </w:r>
           </w:p>
         </w:tc>
@@ -3760,30 +3965,18 @@
                 <w:b/>
                 <w:bCs/>
               </w:rPr>
-              <w:t xml:space="preserve">Wire S3 archival into the retention scheduler</w:t>
-            </w:r>
-          </w:p>
-        </w:tc>
-        <w:tc>
-          <w:tcPr/>
-          <w:p>
-            <w:pPr>
-              <w:pStyle w:val="Compact"/>
-            </w:pPr>
-            <w:r>
-              <w:t xml:space="preserve">Extend the scheduler from Task 25 to run the S3 archival before deleting local files. Add a</w:t>
-            </w:r>
-            <w:r>
-              <w:t xml:space="preserve"> </w:t>
-            </w:r>
-            <w:r>
-              <w:t xml:space="preserve">“Storage”</w:t>
-            </w:r>
-            <w:r>
-              <w:t xml:space="preserve"> </w:t>
-            </w:r>
-            <w:r>
-              <w:t xml:space="preserve">section to the Settings page showing local disk usage and archived file count.</w:t>
+              <w:t xml:space="preserve">Wire S3 into retention scheduler</w:t>
+            </w:r>
+          </w:p>
+        </w:tc>
+        <w:tc>
+          <w:tcPr/>
+          <w:p>
+            <w:pPr>
+              <w:pStyle w:val="Compact"/>
+            </w:pPr>
+            <w:r>
+              <w:t xml:space="preserve">Compress logs older than 7 days → upload to S3 → delete local. Add Storage section to Settings page.</w:t>
             </w:r>
           </w:p>
         </w:tc>
@@ -3822,7 +4015,7 @@
               <w:pStyle w:val="Compact"/>
             </w:pPr>
             <w:r>
-              <w:t xml:space="preserve">28</w:t>
+              <w:t xml:space="preserve">37</w:t>
             </w:r>
           </w:p>
         </w:tc>
@@ -3837,33 +4030,18 @@
                 <w:b/>
                 <w:bCs/>
               </w:rPr>
-              <w:t xml:space="preserve">Add log file size limits and rotation</w:t>
-            </w:r>
-          </w:p>
-        </w:tc>
-        <w:tc>
-          <w:tcPr/>
-          <w:p>
-            <w:pPr>
-              <w:pStyle w:val="Compact"/>
-            </w:pPr>
-            <w:r>
-              <w:t xml:space="preserve">For the</w:t>
-            </w:r>
-            <w:r>
-              <w:t xml:space="preserve"> </w:t>
-            </w:r>
-            <w:r>
-              <w:rPr>
-                <w:rStyle w:val="VerbatimChar"/>
-              </w:rPr>
-              <w:t xml:space="preserve">/ingest</w:t>
-            </w:r>
-            <w:r>
-              <w:t xml:space="preserve"> </w:t>
-            </w:r>
-            <w:r>
-              <w:t xml:space="preserve">endpoint’s</w:t>
+              <w:t xml:space="preserve">Log file rotation</w:t>
+            </w:r>
+          </w:p>
+        </w:tc>
+        <w:tc>
+          <w:tcPr/>
+          <w:p>
+            <w:pPr>
+              <w:pStyle w:val="Compact"/>
+            </w:pPr>
+            <w:r>
+              <w:t xml:space="preserve">Auto-rotate</w:t>
             </w:r>
             <w:r>
               <w:t xml:space="preserve"> </w:t>
@@ -3878,7 +4056,7 @@
               <w:t xml:space="preserve"> </w:t>
             </w:r>
             <w:r>
-              <w:t xml:space="preserve">file: implement automatic rotation when the file exceeds 100MB. Rotate by renaming to</w:t>
+              <w:t xml:space="preserve">at 100MB. Rename to</w:t>
             </w:r>
             <w:r>
               <w:t xml:space="preserve"> </w:t>
@@ -3890,10 +4068,7 @@
               <w:t xml:space="preserve">live_stream_&lt;timestamp&gt;.log</w:t>
             </w:r>
             <w:r>
-              <w:t xml:space="preserve"> </w:t>
-            </w:r>
-            <w:r>
-              <w:t xml:space="preserve">and creating a fresh file. Old rotated files are picked up by the S3 archiver.</w:t>
+              <w:t xml:space="preserve">, create fresh file. Old files archived by S3.</w:t>
             </w:r>
           </w:p>
         </w:tc>
@@ -3908,6 +4083,237 @@
                 <w:rStyle w:val="VerbatimChar"/>
               </w:rPr>
               <w:t xml:space="preserve">api/main.py</w:t>
+            </w:r>
+          </w:p>
+        </w:tc>
+      </w:tr>
+      <w:tr>
+        <w:tc>
+          <w:tcPr/>
+          <w:p>
+            <w:pPr>
+              <w:pStyle w:val="Compact"/>
+            </w:pPr>
+            <w:r>
+              <w:t xml:space="preserve">38</w:t>
+            </w:r>
+          </w:p>
+        </w:tc>
+        <w:tc>
+          <w:tcPr/>
+          <w:p>
+            <w:pPr>
+              <w:pStyle w:val="Compact"/>
+            </w:pPr>
+            <w:r>
+              <w:rPr>
+                <w:b/>
+                <w:bCs/>
+              </w:rPr>
+              <w:t xml:space="preserve">Persistent vector database (LanceDB)</w:t>
+            </w:r>
+          </w:p>
+        </w:tc>
+        <w:tc>
+          <w:tcPr/>
+          <w:p>
+            <w:pPr>
+              <w:pStyle w:val="Compact"/>
+            </w:pPr>
+            <w:r>
+              <w:t xml:space="preserve">Store all embeddings persistently instead of discarding after analysis. Enables semantic search across all historical logs.</w:t>
+            </w:r>
+          </w:p>
+        </w:tc>
+        <w:tc>
+          <w:tcPr/>
+          <w:p>
+            <w:pPr>
+              <w:pStyle w:val="Compact"/>
+            </w:pPr>
+            <w:r>
+              <w:t xml:space="preserve">New:</w:t>
+            </w:r>
+            <w:r>
+              <w:t xml:space="preserve"> </w:t>
+            </w:r>
+            <w:r>
+              <w:rPr>
+                <w:rStyle w:val="VerbatimChar"/>
+              </w:rPr>
+              <w:t xml:space="preserve">storage/vector_store.py</w:t>
+            </w:r>
+            <w:r>
+              <w:t xml:space="preserve">, modify clustering pipeline</w:t>
+            </w:r>
+          </w:p>
+        </w:tc>
+      </w:tr>
+      <w:tr>
+        <w:tc>
+          <w:tcPr/>
+          <w:p>
+            <w:pPr>
+              <w:pStyle w:val="Compact"/>
+            </w:pPr>
+            <w:r>
+              <w:t xml:space="preserve">39</w:t>
+            </w:r>
+          </w:p>
+        </w:tc>
+        <w:tc>
+          <w:tcPr/>
+          <w:p>
+            <w:pPr>
+              <w:pStyle w:val="Compact"/>
+            </w:pPr>
+            <w:r>
+              <w:rPr>
+                <w:b/>
+                <w:bCs/>
+              </w:rPr>
+              <w:t xml:space="preserve">Redis/Celery async job queue</w:t>
+            </w:r>
+          </w:p>
+        </w:tc>
+        <w:tc>
+          <w:tcPr/>
+          <w:p>
+            <w:pPr>
+              <w:pStyle w:val="Compact"/>
+            </w:pPr>
+            <w:r>
+              <w:t xml:space="preserve">Replace synchronous</w:t>
+            </w:r>
+            <w:r>
+              <w:t xml:space="preserve"> </w:t>
+            </w:r>
+            <w:r>
+              <w:rPr>
+                <w:rStyle w:val="VerbatimChar"/>
+              </w:rPr>
+              <w:t xml:space="preserve">/analyze</w:t>
+            </w:r>
+            <w:r>
+              <w:t xml:space="preserve"> </w:t>
+            </w:r>
+            <w:r>
+              <w:t xml:space="preserve">with async jobs. API submits to Redis, workers process independently. Horizontal scaling.</w:t>
+            </w:r>
+          </w:p>
+        </w:tc>
+        <w:tc>
+          <w:tcPr/>
+          <w:p>
+            <w:pPr>
+              <w:pStyle w:val="Compact"/>
+            </w:pPr>
+            <w:r>
+              <w:t xml:space="preserve">New:</w:t>
+            </w:r>
+            <w:r>
+              <w:t xml:space="preserve"> </w:t>
+            </w:r>
+            <w:r>
+              <w:rPr>
+                <w:rStyle w:val="VerbatimChar"/>
+              </w:rPr>
+              <w:t xml:space="preserve">workers/analysis_worker.py</w:t>
+            </w:r>
+            <w:r>
+              <w:t xml:space="preserve">,</w:t>
+            </w:r>
+            <w:r>
+              <w:t xml:space="preserve"> </w:t>
+            </w:r>
+            <w:r>
+              <w:rPr>
+                <w:rStyle w:val="VerbatimChar"/>
+              </w:rPr>
+              <w:t xml:space="preserve">api/main.py</w:t>
+            </w:r>
+            <w:r>
+              <w:t xml:space="preserve">,</w:t>
+            </w:r>
+            <w:r>
+              <w:t xml:space="preserve"> </w:t>
+            </w:r>
+            <w:r>
+              <w:rPr>
+                <w:rStyle w:val="VerbatimChar"/>
+              </w:rPr>
+              <w:t xml:space="preserve">pyproject.toml</w:t>
+            </w:r>
+          </w:p>
+        </w:tc>
+      </w:tr>
+      <w:tr>
+        <w:tc>
+          <w:tcPr/>
+          <w:p>
+            <w:pPr>
+              <w:pStyle w:val="Compact"/>
+            </w:pPr>
+            <w:r>
+              <w:t xml:space="preserve">40</w:t>
+            </w:r>
+          </w:p>
+        </w:tc>
+        <w:tc>
+          <w:tcPr/>
+          <w:p>
+            <w:pPr>
+              <w:pStyle w:val="Compact"/>
+            </w:pPr>
+            <w:r>
+              <w:rPr>
+                <w:b/>
+                <w:bCs/>
+              </w:rPr>
+              <w:t xml:space="preserve">ClickHouse integration (advanced)</w:t>
+            </w:r>
+          </w:p>
+        </w:tc>
+        <w:tc>
+          <w:tcPr/>
+          <w:p>
+            <w:pPr>
+              <w:pStyle w:val="Compact"/>
+            </w:pPr>
+            <w:r>
+              <w:t xml:space="preserve">Columnar analytics DB for billion-row SQL queries in seconds. All ingested logs dual-written to ClickHouse. Replaces Splunk’s search.</w:t>
+            </w:r>
+          </w:p>
+        </w:tc>
+        <w:tc>
+          <w:tcPr/>
+          <w:p>
+            <w:pPr>
+              <w:pStyle w:val="Compact"/>
+            </w:pPr>
+            <w:r>
+              <w:t xml:space="preserve">New:</w:t>
+            </w:r>
+            <w:r>
+              <w:t xml:space="preserve"> </w:t>
+            </w:r>
+            <w:r>
+              <w:rPr>
+                <w:rStyle w:val="VerbatimChar"/>
+              </w:rPr>
+              <w:t xml:space="preserve">storage/clickhouse_store.py</w:t>
+            </w:r>
+            <w:r>
+              <w:t xml:space="preserve">,</w:t>
+            </w:r>
+            <w:r>
+              <w:t xml:space="preserve"> </w:t>
+            </w:r>
+            <w:r>
+              <w:rPr>
+                <w:rStyle w:val="VerbatimChar"/>
+              </w:rPr>
+              <w:t xml:space="preserve">pyproject.toml</w:t>
             </w:r>
           </w:p>
         </w:tc>
@@ -3920,14 +4326,14 @@
         </w:pict>
       </w:r>
     </w:p>
-    <w:bookmarkEnd w:id="13"/>
-    <w:bookmarkStart w:id="14" w:name="phase-6-containerization-deployment"/>
+    <w:bookmarkEnd w:id="15"/>
+    <w:bookmarkStart w:id="16" w:name="X00ef6510ab21e3b8191a6a4873870243441be98"/>
     <w:p>
       <w:pPr>
         <w:pStyle w:val="Heading2"/>
       </w:pPr>
       <w:r>
-        <w:t xml:space="preserve">Phase 6: Containerization &amp; Deployment</w:t>
+        <w:t xml:space="preserve">Phase 8: Containerization &amp; Deployment (Tasks 41–45)</w:t>
       </w:r>
     </w:p>
     <w:p>
@@ -3939,7 +4345,7 @@
           <w:i/>
           <w:iCs/>
         </w:rPr>
-        <w:t xml:space="preserve">Goal: Make the platform deployable anywhere with a single command.</w:t>
+        <w:t xml:space="preserve">Goal: Deployable anywhere with a single command.</w:t>
       </w:r>
     </w:p>
     <w:tbl>
@@ -4012,7 +4418,7 @@
               <w:pStyle w:val="Compact"/>
             </w:pPr>
             <w:r>
-              <w:t xml:space="preserve">29</w:t>
+              <w:t xml:space="preserve">41</w:t>
             </w:r>
           </w:p>
         </w:tc>
@@ -4027,18 +4433,18 @@
                 <w:b/>
                 <w:bCs/>
               </w:rPr>
-              <w:t xml:space="preserve">Create a Dockerfile for the Python backend</w:t>
-            </w:r>
-          </w:p>
-        </w:tc>
-        <w:tc>
-          <w:tcPr/>
-          <w:p>
-            <w:pPr>
-              <w:pStyle w:val="Compact"/>
-            </w:pPr>
-            <w:r>
-              <w:t xml:space="preserve">Write a multi-stage Dockerfile: Stage 1 builds dependencies with</w:t>
+              <w:t xml:space="preserve">Backend Dockerfile</w:t>
+            </w:r>
+          </w:p>
+        </w:tc>
+        <w:tc>
+          <w:tcPr/>
+          <w:p>
+            <w:pPr>
+              <w:pStyle w:val="Compact"/>
+            </w:pPr>
+            <w:r>
+              <w:t xml:space="preserve">Multi-stage: build deps with</w:t>
             </w:r>
             <w:r>
               <w:t xml:space="preserve"> </w:t>
@@ -4050,7 +4456,7 @@
               <w:t xml:space="preserve">uv</w:t>
             </w:r>
             <w:r>
-              <w:t xml:space="preserve">, Stage 2 copies the built environment into a slim Python image. Expose port 8000. Use</w:t>
+              <w:t xml:space="preserve">, copy to slim image.</w:t>
             </w:r>
             <w:r>
               <w:t xml:space="preserve"> </w:t>
@@ -4065,7 +4471,7 @@
               <w:t xml:space="preserve"> </w:t>
             </w:r>
             <w:r>
-              <w:t xml:space="preserve">with</w:t>
+              <w:t xml:space="preserve">+</w:t>
             </w:r>
             <w:r>
               <w:t xml:space="preserve"> </w:t>
@@ -4080,7 +4486,7 @@
               <w:t xml:space="preserve"> </w:t>
             </w:r>
             <w:r>
-              <w:t xml:space="preserve">workers for production.</w:t>
+              <w:t xml:space="preserve">workers. Port 8000.</w:t>
             </w:r>
           </w:p>
         </w:tc>
@@ -4113,7 +4519,7 @@
               <w:pStyle w:val="Compact"/>
             </w:pPr>
             <w:r>
-              <w:t xml:space="preserve">30</w:t>
+              <w:t xml:space="preserve">42</w:t>
             </w:r>
           </w:p>
         </w:tc>
@@ -4128,18 +4534,18 @@
                 <w:b/>
                 <w:bCs/>
               </w:rPr>
-              <w:t xml:space="preserve">Create a Dockerfile for the Next.js frontend</w:t>
-            </w:r>
-          </w:p>
-        </w:tc>
-        <w:tc>
-          <w:tcPr/>
-          <w:p>
-            <w:pPr>
-              <w:pStyle w:val="Compact"/>
-            </w:pPr>
-            <w:r>
-              <w:t xml:space="preserve">Write a multi-stage Dockerfile: Stage 1 runs</w:t>
+              <w:t xml:space="preserve">Frontend Dockerfile</w:t>
+            </w:r>
+          </w:p>
+        </w:tc>
+        <w:tc>
+          <w:tcPr/>
+          <w:p>
+            <w:pPr>
+              <w:pStyle w:val="Compact"/>
+            </w:pPr>
+            <w:r>
+              <w:t xml:space="preserve">Multi-stage:</w:t>
             </w:r>
             <w:r>
               <w:t xml:space="preserve"> </w:t>
@@ -4151,7 +4557,10 @@
               <w:t xml:space="preserve">npm run build</w:t>
             </w:r>
             <w:r>
-              <w:t xml:space="preserve">, Stage 2 serves the production bundle with</w:t>
+              <w:t xml:space="preserve"> </w:t>
+            </w:r>
+            <w:r>
+              <w:t xml:space="preserve">→</w:t>
             </w:r>
             <w:r>
               <w:t xml:space="preserve"> </w:t>
@@ -4163,7 +4572,7 @@
               <w:t xml:space="preserve">next start</w:t>
             </w:r>
             <w:r>
-              <w:t xml:space="preserve">. Expose port 3000.</w:t>
+              <w:t xml:space="preserve">. Port 3000.</w:t>
             </w:r>
           </w:p>
         </w:tc>
@@ -4196,7 +4605,7 @@
               <w:pStyle w:val="Compact"/>
             </w:pPr>
             <w:r>
-              <w:t xml:space="preserve">31</w:t>
+              <w:t xml:space="preserve">43</w:t>
             </w:r>
           </w:p>
         </w:tc>
@@ -4211,268 +4620,214 @@
                 <w:b/>
                 <w:bCs/>
               </w:rPr>
-              <w:t xml:space="preserve">Create a</w:t>
-            </w:r>
+              <w:t xml:space="preserve">docker-compose.yml</w:t>
+            </w:r>
+          </w:p>
+        </w:tc>
+        <w:tc>
+          <w:tcPr/>
+          <w:p>
+            <w:pPr>
+              <w:pStyle w:val="Compact"/>
+            </w:pPr>
+            <w:r>
+              <w:t xml:space="preserve">4 services:</w:t>
+            </w:r>
+            <w:r>
+              <w:t xml:space="preserve"> </w:t>
+            </w:r>
+            <w:r>
+              <w:rPr>
+                <w:rStyle w:val="VerbatimChar"/>
+              </w:rPr>
+              <w:t xml:space="preserve">api</w:t>
+            </w:r>
+            <w:r>
+              <w:t xml:space="preserve">,</w:t>
+            </w:r>
+            <w:r>
+              <w:t xml:space="preserve"> </w:t>
+            </w:r>
+            <w:r>
+              <w:rPr>
+                <w:rStyle w:val="VerbatimChar"/>
+              </w:rPr>
+              <w:t xml:space="preserve">web</w:t>
+            </w:r>
+            <w:r>
+              <w:t xml:space="preserve">,</w:t>
+            </w:r>
+            <w:r>
+              <w:t xml:space="preserve"> </w:t>
+            </w:r>
+            <w:r>
+              <w:rPr>
+                <w:rStyle w:val="VerbatimChar"/>
+              </w:rPr>
+              <w:t xml:space="preserve">db</w:t>
+            </w:r>
+            <w:r>
+              <w:t xml:space="preserve"> </w:t>
+            </w:r>
+            <w:r>
+              <w:t xml:space="preserve">(PostgreSQL),</w:t>
+            </w:r>
+            <w:r>
+              <w:t xml:space="preserve"> </w:t>
+            </w:r>
+            <w:r>
+              <w:rPr>
+                <w:rStyle w:val="VerbatimChar"/>
+              </w:rPr>
+              <w:t xml:space="preserve">redis</w:t>
+            </w:r>
+            <w:r>
+              <w:t xml:space="preserve">. Health checks, volumes, shared network.</w:t>
+            </w:r>
+          </w:p>
+        </w:tc>
+        <w:tc>
+          <w:tcPr/>
+          <w:p>
+            <w:pPr>
+              <w:pStyle w:val="Compact"/>
+            </w:pPr>
+            <w:r>
+              <w:t xml:space="preserve">New:</w:t>
+            </w:r>
+            <w:r>
+              <w:t xml:space="preserve"> </w:t>
+            </w:r>
+            <w:r>
+              <w:rPr>
+                <w:rStyle w:val="VerbatimChar"/>
+              </w:rPr>
+              <w:t xml:space="preserve">docker-compose.yml</w:t>
+            </w:r>
+          </w:p>
+        </w:tc>
+      </w:tr>
+      <w:tr>
+        <w:tc>
+          <w:tcPr/>
+          <w:p>
+            <w:pPr>
+              <w:pStyle w:val="Compact"/>
+            </w:pPr>
+            <w:r>
+              <w:t xml:space="preserve">44</w:t>
+            </w:r>
+          </w:p>
+        </w:tc>
+        <w:tc>
+          <w:tcPr/>
+          <w:p>
+            <w:pPr>
+              <w:pStyle w:val="Compact"/>
+            </w:pPr>
             <w:r>
               <w:rPr>
                 <w:b/>
                 <w:bCs/>
               </w:rPr>
-              <w:t xml:space="preserve"> </w:t>
-            </w:r>
-            <w:r>
-              <w:rPr>
-                <w:rStyle w:val="VerbatimChar"/>
+              <w:t xml:space="preserve">HTTPS with Nginx reverse proxy</w:t>
+            </w:r>
+          </w:p>
+        </w:tc>
+        <w:tc>
+          <w:tcPr/>
+          <w:p>
+            <w:pPr>
+              <w:pStyle w:val="Compact"/>
+            </w:pPr>
+            <w:r>
+              <w:t xml:space="preserve">Add</w:t>
+            </w:r>
+            <w:r>
+              <w:t xml:space="preserve"> </w:t>
+            </w:r>
+            <w:r>
+              <w:rPr>
+                <w:rStyle w:val="VerbatimChar"/>
+              </w:rPr>
+              <w:t xml:space="preserve">nginx</w:t>
+            </w:r>
+            <w:r>
+              <w:t xml:space="preserve"> </w:t>
+            </w:r>
+            <w:r>
+              <w:t xml:space="preserve">service to compose. TLS termination. Self-signed certs for dev, real certs for prod.</w:t>
+            </w:r>
+          </w:p>
+        </w:tc>
+        <w:tc>
+          <w:tcPr/>
+          <w:p>
+            <w:pPr>
+              <w:pStyle w:val="Compact"/>
+            </w:pPr>
+            <w:r>
+              <w:t xml:space="preserve">New:</w:t>
+            </w:r>
+            <w:r>
+              <w:t xml:space="preserve"> </w:t>
+            </w:r>
+            <w:r>
+              <w:rPr>
+                <w:rStyle w:val="VerbatimChar"/>
+              </w:rPr>
+              <w:t xml:space="preserve">nginx/nginx.conf</w:t>
+            </w:r>
+            <w:r>
+              <w:t xml:space="preserve">,</w:t>
+            </w:r>
+            <w:r>
+              <w:t xml:space="preserve"> </w:t>
+            </w:r>
+            <w:r>
+              <w:rPr>
+                <w:rStyle w:val="VerbatimChar"/>
+              </w:rPr>
+              <w:t xml:space="preserve">docker-compose.yml</w:t>
+            </w:r>
+          </w:p>
+        </w:tc>
+      </w:tr>
+      <w:tr>
+        <w:tc>
+          <w:tcPr/>
+          <w:p>
+            <w:pPr>
+              <w:pStyle w:val="Compact"/>
+            </w:pPr>
+            <w:r>
+              <w:t xml:space="preserve">45</w:t>
+            </w:r>
+          </w:p>
+        </w:tc>
+        <w:tc>
+          <w:tcPr/>
+          <w:p>
+            <w:pPr>
+              <w:pStyle w:val="Compact"/>
+            </w:pPr>
+            <w:r>
+              <w:rPr>
                 <w:b/>
                 <w:bCs/>
               </w:rPr>
-              <w:t xml:space="preserve">docker-compose.yml</w:t>
-            </w:r>
-          </w:p>
-        </w:tc>
-        <w:tc>
-          <w:tcPr/>
-          <w:p>
-            <w:pPr>
-              <w:pStyle w:val="Compact"/>
-            </w:pPr>
-            <w:r>
-              <w:t xml:space="preserve">Define a compose file with 4 services:</w:t>
-            </w:r>
-            <w:r>
-              <w:t xml:space="preserve"> </w:t>
-            </w:r>
-            <w:r>
-              <w:rPr>
-                <w:rStyle w:val="VerbatimChar"/>
-              </w:rPr>
-              <w:t xml:space="preserve">api</w:t>
-            </w:r>
-            <w:r>
-              <w:t xml:space="preserve"> </w:t>
-            </w:r>
-            <w:r>
-              <w:t xml:space="preserve">(Python backend),</w:t>
-            </w:r>
-            <w:r>
-              <w:t xml:space="preserve"> </w:t>
-            </w:r>
-            <w:r>
-              <w:rPr>
-                <w:rStyle w:val="VerbatimChar"/>
-              </w:rPr>
-              <w:t xml:space="preserve">web</w:t>
-            </w:r>
-            <w:r>
-              <w:t xml:space="preserve"> </w:t>
-            </w:r>
-            <w:r>
-              <w:t xml:space="preserve">(Next.js frontend),</w:t>
-            </w:r>
-            <w:r>
-              <w:t xml:space="preserve"> </w:t>
-            </w:r>
-            <w:r>
-              <w:rPr>
-                <w:rStyle w:val="VerbatimChar"/>
-              </w:rPr>
-              <w:t xml:space="preserve">db</w:t>
-            </w:r>
-            <w:r>
-              <w:t xml:space="preserve"> </w:t>
-            </w:r>
-            <w:r>
-              <w:t xml:space="preserve">(PostgreSQL), and</w:t>
-            </w:r>
-            <w:r>
-              <w:t xml:space="preserve"> </w:t>
-            </w:r>
-            <w:r>
-              <w:rPr>
-                <w:rStyle w:val="VerbatimChar"/>
-              </w:rPr>
-              <w:t xml:space="preserve">redis</w:t>
-            </w:r>
-            <w:r>
-              <w:t xml:space="preserve"> </w:t>
-            </w:r>
-            <w:r>
-              <w:t xml:space="preserve">(for WebSocket pub/sub in Task 33). Include health checks, volume mounts for persistent data, and a shared network.</w:t>
-            </w:r>
-          </w:p>
-        </w:tc>
-        <w:tc>
-          <w:tcPr/>
-          <w:p>
-            <w:pPr>
-              <w:pStyle w:val="Compact"/>
-            </w:pPr>
-            <w:r>
-              <w:t xml:space="preserve">New:</w:t>
-            </w:r>
-            <w:r>
-              <w:t xml:space="preserve"> </w:t>
-            </w:r>
-            <w:r>
-              <w:rPr>
-                <w:rStyle w:val="VerbatimChar"/>
-              </w:rPr>
-              <w:t xml:space="preserve">docker-compose.yml</w:t>
-            </w:r>
-          </w:p>
-        </w:tc>
-      </w:tr>
-      <w:tr>
-        <w:tc>
-          <w:tcPr/>
-          <w:p>
-            <w:pPr>
-              <w:pStyle w:val="Compact"/>
-            </w:pPr>
-            <w:r>
-              <w:t xml:space="preserve">32</w:t>
-            </w:r>
-          </w:p>
-        </w:tc>
-        <w:tc>
-          <w:tcPr/>
-          <w:p>
-            <w:pPr>
-              <w:pStyle w:val="Compact"/>
-            </w:pPr>
-            <w:r>
-              <w:rPr>
-                <w:b/>
-                <w:bCs/>
-              </w:rPr>
-              <w:t xml:space="preserve">Add HTTPS with Nginx reverse proxy</w:t>
-            </w:r>
-          </w:p>
-        </w:tc>
-        <w:tc>
-          <w:tcPr/>
-          <w:p>
-            <w:pPr>
-              <w:pStyle w:val="Compact"/>
-            </w:pPr>
-            <w:r>
-              <w:t xml:space="preserve">Add an</w:t>
-            </w:r>
-            <w:r>
-              <w:t xml:space="preserve"> </w:t>
-            </w:r>
-            <w:r>
-              <w:rPr>
-                <w:rStyle w:val="VerbatimChar"/>
-              </w:rPr>
-              <w:t xml:space="preserve">nginx</w:t>
-            </w:r>
-            <w:r>
-              <w:t xml:space="preserve"> </w:t>
-            </w:r>
-            <w:r>
-              <w:t xml:space="preserve">service to the docker-compose stack that terminates TLS and proxies requests to the</w:t>
-            </w:r>
-            <w:r>
-              <w:t xml:space="preserve"> </w:t>
-            </w:r>
-            <w:r>
-              <w:rPr>
-                <w:rStyle w:val="VerbatimChar"/>
-              </w:rPr>
-              <w:t xml:space="preserve">api</w:t>
-            </w:r>
-            <w:r>
-              <w:t xml:space="preserve"> </w:t>
-            </w:r>
-            <w:r>
-              <w:t xml:space="preserve">and</w:t>
-            </w:r>
-            <w:r>
-              <w:t xml:space="preserve"> </w:t>
-            </w:r>
-            <w:r>
-              <w:rPr>
-                <w:rStyle w:val="VerbatimChar"/>
-              </w:rPr>
-              <w:t xml:space="preserve">web</w:t>
-            </w:r>
-            <w:r>
-              <w:t xml:space="preserve"> </w:t>
-            </w:r>
-            <w:r>
-              <w:t xml:space="preserve">services. Include a self-signed certificate generator for local dev and instructions for mounting real certs in production.</w:t>
-            </w:r>
-          </w:p>
-        </w:tc>
-        <w:tc>
-          <w:tcPr/>
-          <w:p>
-            <w:pPr>
-              <w:pStyle w:val="Compact"/>
-            </w:pPr>
-            <w:r>
-              <w:t xml:space="preserve">New:</w:t>
-            </w:r>
-            <w:r>
-              <w:t xml:space="preserve"> </w:t>
-            </w:r>
-            <w:r>
-              <w:rPr>
-                <w:rStyle w:val="VerbatimChar"/>
-              </w:rPr>
-              <w:t xml:space="preserve">nginx/nginx.conf</w:t>
-            </w:r>
-            <w:r>
-              <w:t xml:space="preserve">,</w:t>
-            </w:r>
-            <w:r>
-              <w:t xml:space="preserve"> </w:t>
-            </w:r>
-            <w:r>
-              <w:rPr>
-                <w:rStyle w:val="VerbatimChar"/>
-              </w:rPr>
-              <w:t xml:space="preserve">docker-compose.yml</w:t>
-            </w:r>
-          </w:p>
-        </w:tc>
-      </w:tr>
-      <w:tr>
-        <w:tc>
-          <w:tcPr/>
-          <w:p>
-            <w:pPr>
-              <w:pStyle w:val="Compact"/>
-            </w:pPr>
-            <w:r>
-              <w:t xml:space="preserve">33</w:t>
-            </w:r>
-          </w:p>
-        </w:tc>
-        <w:tc>
-          <w:tcPr/>
-          <w:p>
-            <w:pPr>
-              <w:pStyle w:val="Compact"/>
-            </w:pPr>
-            <w:r>
-              <w:rPr>
-                <w:b/>
-                <w:bCs/>
-              </w:rPr>
-              <w:t xml:space="preserve">Add Redis pub/sub for multi-replica WebSockets</w:t>
-            </w:r>
-          </w:p>
-        </w:tc>
-        <w:tc>
-          <w:tcPr/>
-          <w:p>
-            <w:pPr>
-              <w:pStyle w:val="Compact"/>
-            </w:pPr>
-            <w:r>
-              <w:t xml:space="preserve">Replace the in-process WebSocket stream with a Redis-backed pub/sub channel. When the</w:t>
+              <w:t xml:space="preserve">Redis pub/sub for WebSocket scaling</w:t>
+            </w:r>
+          </w:p>
+        </w:tc>
+        <w:tc>
+          <w:tcPr/>
+          <w:p>
+            <w:pPr>
+              <w:pStyle w:val="Compact"/>
+            </w:pPr>
+            <w:r>
+              <w:t xml:space="preserve">Replace in-process WebSocket with Redis pub/sub channel.</w:t>
             </w:r>
             <w:r>
               <w:t xml:space="preserve"> </w:t>
@@ -4487,7 +4842,7 @@
               <w:t xml:space="preserve"> </w:t>
             </w:r>
             <w:r>
-              <w:t xml:space="preserve">endpoint receives logs, it publishes them to a Redis channel. All WebSocket connections subscribe to that channel. This allows the API to scale horizontally.</w:t>
+              <w:t xml:space="preserve">publishes, all WS connections subscribe. Enables horizontal API scaling.</w:t>
             </w:r>
           </w:p>
         </w:tc>
@@ -4526,14 +4881,14 @@
         </w:pict>
       </w:r>
     </w:p>
-    <w:bookmarkEnd w:id="14"/>
-    <w:bookmarkStart w:id="15" w:name="phase-7-cicd-quality-gates"/>
+    <w:bookmarkEnd w:id="16"/>
+    <w:bookmarkStart w:id="17" w:name="phase-9-cicd-quality-gates-tasks-4649"/>
     <w:p>
       <w:pPr>
         <w:pStyle w:val="Heading2"/>
       </w:pPr>
       <w:r>
-        <w:t xml:space="preserve">Phase 7: CI/CD &amp; Quality Gates</w:t>
+        <w:t xml:space="preserve">Phase 9: CI/CD &amp; Quality Gates (Tasks 46–49)</w:t>
       </w:r>
     </w:p>
     <w:p>
@@ -4618,7 +4973,7 @@
               <w:pStyle w:val="Compact"/>
             </w:pPr>
             <w:r>
-              <w:t xml:space="preserve">34</w:t>
+              <w:t xml:space="preserve">46</w:t>
             </w:r>
           </w:p>
         </w:tc>
@@ -4633,42 +4988,18 @@
                 <w:b/>
                 <w:bCs/>
               </w:rPr>
-              <w:t xml:space="preserve">Create a GitHub Actions CI pipeline</w:t>
-            </w:r>
-          </w:p>
-        </w:tc>
-        <w:tc>
-          <w:tcPr/>
-          <w:p>
-            <w:pPr>
-              <w:pStyle w:val="Compact"/>
-            </w:pPr>
-            <w:r>
-              <w:t xml:space="preserve">Create a workflow that triggers on every push/PR to</w:t>
-            </w:r>
-            <w:r>
-              <w:t xml:space="preserve"> </w:t>
-            </w:r>
-            <w:r>
-              <w:rPr>
-                <w:rStyle w:val="VerbatimChar"/>
-              </w:rPr>
-              <w:t xml:space="preserve">main</w:t>
-            </w:r>
-            <w:r>
-              <w:t xml:space="preserve">. Steps: (1) Checkout code, (2) Install Python deps with</w:t>
-            </w:r>
-            <w:r>
-              <w:t xml:space="preserve"> </w:t>
-            </w:r>
-            <w:r>
-              <w:rPr>
-                <w:rStyle w:val="VerbatimChar"/>
-              </w:rPr>
-              <w:t xml:space="preserve">uv</w:t>
-            </w:r>
-            <w:r>
-              <w:t xml:space="preserve">, (3) Run</w:t>
+              <w:t xml:space="preserve">GitHub Actions CI pipeline</w:t>
+            </w:r>
+          </w:p>
+        </w:tc>
+        <w:tc>
+          <w:tcPr/>
+          <w:p>
+            <w:pPr>
+              <w:pStyle w:val="Compact"/>
+            </w:pPr>
+            <w:r>
+              <w:t xml:space="preserve">On push/PR: install deps →</w:t>
             </w:r>
             <w:r>
               <w:t xml:space="preserve"> </w:t>
@@ -4683,7 +5014,7 @@
               <w:t xml:space="preserve"> </w:t>
             </w:r>
             <w:r>
-              <w:t xml:space="preserve">with coverage report, (4) Run</w:t>
+              <w:t xml:space="preserve">with coverage →</w:t>
             </w:r>
             <w:r>
               <w:t xml:space="preserve"> </w:t>
@@ -4698,7 +5029,7 @@
               <w:t xml:space="preserve"> </w:t>
             </w:r>
             <w:r>
-              <w:t xml:space="preserve">linter, (5) Fail the build if coverage &lt; 80% or linter errors exist.</w:t>
+              <w:t xml:space="preserve">linter → fail if coverage &lt;80%.</w:t>
             </w:r>
           </w:p>
         </w:tc>
@@ -4731,7 +5062,7 @@
               <w:pStyle w:val="Compact"/>
             </w:pPr>
             <w:r>
-              <w:t xml:space="preserve">35</w:t>
+              <w:t xml:space="preserve">47</w:t>
             </w:r>
           </w:p>
         </w:tc>
@@ -4746,18 +5077,18 @@
                 <w:b/>
                 <w:bCs/>
               </w:rPr>
-              <w:t xml:space="preserve">Add frontend linting and type-checking to CI</w:t>
-            </w:r>
-          </w:p>
-        </w:tc>
-        <w:tc>
-          <w:tcPr/>
-          <w:p>
-            <w:pPr>
-              <w:pStyle w:val="Compact"/>
-            </w:pPr>
-            <w:r>
-              <w:t xml:space="preserve">Extend the CI pipeline to: (1) Install Node deps, (2) Run</w:t>
+              <w:t xml:space="preserve">Frontend linting &amp; type-checking</w:t>
+            </w:r>
+          </w:p>
+        </w:tc>
+        <w:tc>
+          <w:tcPr/>
+          <w:p>
+            <w:pPr>
+              <w:pStyle w:val="Compact"/>
+            </w:pPr>
+            <w:r>
+              <w:t xml:space="preserve">Extend CI:</w:t>
             </w:r>
             <w:r>
               <w:t xml:space="preserve"> </w:t>
@@ -4772,7 +5103,7 @@
               <w:t xml:space="preserve"> </w:t>
             </w:r>
             <w:r>
-              <w:t xml:space="preserve">for TypeScript type checking, (3) Run</w:t>
+              <w:t xml:space="preserve">+</w:t>
             </w:r>
             <w:r>
               <w:t xml:space="preserve"> </w:t>
@@ -4784,10 +5115,7 @@
               <w:t xml:space="preserve">npx eslint .</w:t>
             </w:r>
             <w:r>
-              <w:t xml:space="preserve"> </w:t>
-            </w:r>
-            <w:r>
-              <w:t xml:space="preserve">for code quality. Fail the build on any errors.</w:t>
+              <w:t xml:space="preserve">. Fail on errors.</w:t>
             </w:r>
           </w:p>
         </w:tc>
@@ -4814,7 +5142,7 @@
               <w:pStyle w:val="Compact"/>
             </w:pPr>
             <w:r>
-              <w:t xml:space="preserve">36</w:t>
+              <w:t xml:space="preserve">48</w:t>
             </w:r>
           </w:p>
         </w:tc>
@@ -4829,18 +5157,33 @@
                 <w:b/>
                 <w:bCs/>
               </w:rPr>
-              <w:t xml:space="preserve">Add Docker image build &amp; push to CI</w:t>
-            </w:r>
-          </w:p>
-        </w:tc>
-        <w:tc>
-          <w:tcPr/>
-          <w:p>
-            <w:pPr>
-              <w:pStyle w:val="Compact"/>
-            </w:pPr>
-            <w:r>
-              <w:t xml:space="preserve">Extend the CI pipeline with a deployment stage that: (1) Builds both Docker images, (2) Tags them with the git SHA, (3) Pushes them to GitHub Container Registry (</w:t>
+              <w:t xml:space="preserve">Docker image build &amp; push</w:t>
+            </w:r>
+          </w:p>
+        </w:tc>
+        <w:tc>
+          <w:tcPr/>
+          <w:p>
+            <w:pPr>
+              <w:pStyle w:val="Compact"/>
+            </w:pPr>
+            <w:r>
+              <w:t xml:space="preserve">On merge to</w:t>
+            </w:r>
+            <w:r>
+              <w:t xml:space="preserve"> </w:t>
+            </w:r>
+            <w:r>
+              <w:rPr>
+                <w:rStyle w:val="VerbatimChar"/>
+              </w:rPr>
+              <w:t xml:space="preserve">main</w:t>
+            </w:r>
+            <w:r>
+              <w:t xml:space="preserve">: build both images, tag with git SHA, push to</w:t>
+            </w:r>
+            <w:r>
+              <w:t xml:space="preserve"> </w:t>
             </w:r>
             <w:r>
               <w:rPr>
@@ -4849,19 +5192,7 @@
               <w:t xml:space="preserve">ghcr.io</w:t>
             </w:r>
             <w:r>
-              <w:t xml:space="preserve">). Only runs on merges to</w:t>
-            </w:r>
-            <w:r>
-              <w:t xml:space="preserve"> </w:t>
-            </w:r>
-            <w:r>
-              <w:rPr>
-                <w:rStyle w:val="VerbatimChar"/>
-              </w:rPr>
-              <w:t xml:space="preserve">main</w:t>
-            </w:r>
-            <w:r>
-              <w:t xml:space="preserve">, not on PRs.</w:t>
+              <w:t xml:space="preserve">.</w:t>
             </w:r>
           </w:p>
         </w:tc>
@@ -4888,7 +5219,7 @@
               <w:pStyle w:val="Compact"/>
             </w:pPr>
             <w:r>
-              <w:t xml:space="preserve">37</w:t>
+              <w:t xml:space="preserve">49</w:t>
             </w:r>
           </w:p>
         </w:tc>
@@ -4903,27 +5234,18 @@
                 <w:b/>
                 <w:bCs/>
               </w:rPr>
-              <w:t xml:space="preserve">Create a Kubernetes Helm chart</w:t>
-            </w:r>
-          </w:p>
-        </w:tc>
-        <w:tc>
-          <w:tcPr/>
-          <w:p>
-            <w:pPr>
-              <w:pStyle w:val="Compact"/>
-            </w:pPr>
-            <w:r>
-              <w:t xml:space="preserve">Create a Helm chart (</w:t>
-            </w:r>
-            <w:r>
-              <w:rPr>
-                <w:rStyle w:val="VerbatimChar"/>
-              </w:rPr>
-              <w:t xml:space="preserve">deploy/helm/semanticos/</w:t>
-            </w:r>
-            <w:r>
-              <w:t xml:space="preserve">) with templates for: Deployment (API + Web), Service, Ingress (with TLS), ConfigMap (for settings), Secret (for API keys), and PersistentVolumeClaim (for data).</w:t>
+              <w:t xml:space="preserve">Kubernetes Helm chart</w:t>
+            </w:r>
+          </w:p>
+        </w:tc>
+        <w:tc>
+          <w:tcPr/>
+          <w:p>
+            <w:pPr>
+              <w:pStyle w:val="Compact"/>
+            </w:pPr>
+            <w:r>
+              <w:t xml:space="preserve">Templates: Deployment, Service, Ingress (TLS), ConfigMap, Secret, PVC.</w:t>
             </w:r>
           </w:p>
         </w:tc>
@@ -4956,14 +5278,14 @@
         </w:pict>
       </w:r>
     </w:p>
-    <w:bookmarkEnd w:id="15"/>
-    <w:bookmarkStart w:id="16" w:name="phase-8-dashboard-polish-advanced-ux"/>
+    <w:bookmarkEnd w:id="17"/>
+    <w:bookmarkStart w:id="18" w:name="X54b2cddde7262758d8763eaa5ea1787e27b955a"/>
     <w:p>
       <w:pPr>
         <w:pStyle w:val="Heading2"/>
       </w:pPr>
       <w:r>
-        <w:t xml:space="preserve">Phase 8: Dashboard Polish &amp; Advanced UX</w:t>
+        <w:t xml:space="preserve">Phase 10: Dashboard Polish &amp; Advanced UX (Tasks 50–55)</w:t>
       </w:r>
     </w:p>
     <w:p>
@@ -4975,7 +5297,7 @@
           <w:i/>
           <w:iCs/>
         </w:rPr>
-        <w:t xml:space="preserve">Goal: Final UI/UX refinements to make the dashboard feel truly premium.</w:t>
+        <w:t xml:space="preserve">Goal: Premium UI/UX to rival commercial observability platforms.</w:t>
       </w:r>
     </w:p>
     <w:tbl>
@@ -5048,7 +5370,7 @@
               <w:pStyle w:val="Compact"/>
             </w:pPr>
             <w:r>
-              <w:t xml:space="preserve">38</w:t>
+              <w:t xml:space="preserve">50</w:t>
             </w:r>
           </w:p>
         </w:tc>
@@ -5063,22 +5385,16 @@
                 <w:b/>
                 <w:bCs/>
               </w:rPr>
-              <w:t xml:space="preserve">Add dark/light theme toggle</w:t>
-            </w:r>
-          </w:p>
-        </w:tc>
-        <w:tc>
-          <w:tcPr/>
-          <w:p>
-            <w:pPr>
-              <w:pStyle w:val="Compact"/>
-            </w:pPr>
-            <w:r>
-              <w:t xml:space="preserve">Create a</w:t>
-            </w:r>
-            <w:r>
-              <w:t xml:space="preserve"> </w:t>
-            </w:r>
+              <w:t xml:space="preserve">Dark/light theme toggle</w:t>
+            </w:r>
+          </w:p>
+        </w:tc>
+        <w:tc>
+          <w:tcPr/>
+          <w:p>
+            <w:pPr>
+              <w:pStyle w:val="Compact"/>
+            </w:pPr>
             <w:r>
               <w:rPr>
                 <w:rStyle w:val="VerbatimChar"/>
@@ -5089,19 +5405,7 @@
               <w:t xml:space="preserve"> </w:t>
             </w:r>
             <w:r>
-              <w:t xml:space="preserve">context that stores the user’s preference in</w:t>
-            </w:r>
-            <w:r>
-              <w:t xml:space="preserve"> </w:t>
-            </w:r>
-            <w:r>
-              <w:rPr>
-                <w:rStyle w:val="VerbatimChar"/>
-              </w:rPr>
-              <w:t xml:space="preserve">localStorage</w:t>
-            </w:r>
-            <w:r>
-              <w:t xml:space="preserve">. Add a sun/moon toggle button to the top header bar. Update all CSS variables to support both modes.</w:t>
+              <w:t xml:space="preserve">context + sun/moon toggle in header. CSS variables for both modes.</w:t>
             </w:r>
           </w:p>
         </w:tc>
@@ -5133,32 +5437,20 @@
               <w:rPr>
                 <w:rStyle w:val="VerbatimChar"/>
               </w:rPr>
-              <w:t xml:space="preserve">web/src/app/globals.css</w:t>
-            </w:r>
-            <w:r>
-              <w:t xml:space="preserve">,</w:t>
-            </w:r>
-            <w:r>
-              <w:t xml:space="preserve"> </w:t>
-            </w:r>
-            <w:r>
-              <w:rPr>
-                <w:rStyle w:val="VerbatimChar"/>
-              </w:rPr>
-              <w:t xml:space="preserve">web/src/app/app/layout.tsx</w:t>
-            </w:r>
-          </w:p>
-        </w:tc>
-      </w:tr>
-      <w:tr>
-        <w:tc>
-          <w:tcPr/>
-          <w:p>
-            <w:pPr>
-              <w:pStyle w:val="Compact"/>
-            </w:pPr>
-            <w:r>
-              <w:t xml:space="preserve">39</w:t>
+              <w:t xml:space="preserve">globals.css</w:t>
+            </w:r>
+          </w:p>
+        </w:tc>
+      </w:tr>
+      <w:tr>
+        <w:tc>
+          <w:tcPr/>
+          <w:p>
+            <w:pPr>
+              <w:pStyle w:val="Compact"/>
+            </w:pPr>
+            <w:r>
+              <w:t xml:space="preserve">51</w:t>
             </w:r>
           </w:p>
         </w:tc>
@@ -5173,22 +5465,16 @@
                 <w:b/>
                 <w:bCs/>
               </w:rPr>
-              <w:t xml:space="preserve">Add keyboard shortcuts</w:t>
-            </w:r>
-          </w:p>
-        </w:tc>
-        <w:tc>
-          <w:tcPr/>
-          <w:p>
-            <w:pPr>
-              <w:pStyle w:val="Compact"/>
-            </w:pPr>
-            <w:r>
-              <w:t xml:space="preserve">Implement global keyboard shortcuts:</w:t>
-            </w:r>
-            <w:r>
-              <w:t xml:space="preserve"> </w:t>
-            </w:r>
+              <w:t xml:space="preserve">Keyboard shortcuts</w:t>
+            </w:r>
+          </w:p>
+        </w:tc>
+        <w:tc>
+          <w:tcPr/>
+          <w:p>
+            <w:pPr>
+              <w:pStyle w:val="Compact"/>
+            </w:pPr>
             <w:r>
               <w:rPr>
                 <w:rStyle w:val="VerbatimChar"/>
@@ -5199,7 +5485,7 @@
               <w:t xml:space="preserve"> </w:t>
             </w:r>
             <w:r>
-              <w:t xml:space="preserve">opens a command palette (search),</w:t>
+              <w:t xml:space="preserve">command palette,</w:t>
             </w:r>
             <w:r>
               <w:t xml:space="preserve"> </w:t>
@@ -5214,7 +5500,7 @@
               <w:t xml:space="preserve"> </w:t>
             </w:r>
             <w:r>
-              <w:t xml:space="preserve">triggers a new analysis run,</w:t>
+              <w:t xml:space="preserve">new analysis,</w:t>
             </w:r>
             <w:r>
               <w:t xml:space="preserve"> </w:t>
@@ -5229,7 +5515,7 @@
               <w:t xml:space="preserve"> </w:t>
             </w:r>
             <w:r>
-              <w:t xml:space="preserve">navigates to Live Pulse,</w:t>
+              <w:t xml:space="preserve">Live Pulse,</w:t>
             </w:r>
             <w:r>
               <w:t xml:space="preserve"> </w:t>
@@ -5244,7 +5530,7 @@
               <w:t xml:space="preserve"> </w:t>
             </w:r>
             <w:r>
-              <w:t xml:space="preserve">closes any open modal.</w:t>
+              <w:t xml:space="preserve">close modals.</w:t>
             </w:r>
           </w:p>
         </w:tc>
@@ -5271,7 +5557,7 @@
               <w:pStyle w:val="Compact"/>
             </w:pPr>
             <w:r>
-              <w:t xml:space="preserve">40</w:t>
+              <w:t xml:space="preserve">52</w:t>
             </w:r>
           </w:p>
         </w:tc>
@@ -5286,7 +5572,7 @@
                 <w:b/>
                 <w:bCs/>
               </w:rPr>
-              <w:t xml:space="preserve">Add toast notifications</w:t>
+              <w:t xml:space="preserve">Toast notifications</w:t>
             </w:r>
           </w:p>
         </w:tc>
@@ -5312,7 +5598,7 @@
               <w:t xml:space="preserve"> </w:t>
             </w:r>
             <w:r>
-              <w:t xml:space="preserve">calls across the frontend with a toast notification system (e.g.,</w:t>
+              <w:t xml:space="preserve">with</w:t>
             </w:r>
             <w:r>
               <w:t xml:space="preserve"> </w:t>
@@ -5324,58 +5610,31 @@
               <w:t xml:space="preserve">react-hot-toast</w:t>
             </w:r>
             <w:r>
-              <w:t xml:space="preserve">). Show success toasts for actions like</w:t>
-            </w:r>
-            <w:r>
-              <w:t xml:space="preserve"> </w:t>
-            </w:r>
-            <w:r>
-              <w:t xml:space="preserve">“Incident Resolved”</w:t>
-            </w:r>
-            <w:r>
-              <w:t xml:space="preserve"> </w:t>
-            </w:r>
-            <w:r>
-              <w:t xml:space="preserve">and error toasts for failed API calls.</w:t>
-            </w:r>
-          </w:p>
-        </w:tc>
-        <w:tc>
-          <w:tcPr/>
-          <w:p>
-            <w:pPr>
-              <w:pStyle w:val="Compact"/>
-            </w:pPr>
-            <w:r>
-              <w:t xml:space="preserve">All frontend pages,</w:t>
-            </w:r>
-            <w:r>
-              <w:t xml:space="preserve"> </w:t>
-            </w:r>
-            <w:r>
-              <w:rPr>
-                <w:rStyle w:val="VerbatimChar"/>
-              </w:rPr>
-              <w:t xml:space="preserve">pyproject.toml</w:t>
-            </w:r>
-            <w:r>
-              <w:t xml:space="preserve"> </w:t>
-            </w:r>
-            <w:r>
-              <w:t xml:space="preserve">(web)</w:t>
-            </w:r>
-          </w:p>
-        </w:tc>
-      </w:tr>
-      <w:tr>
-        <w:tc>
-          <w:tcPr/>
-          <w:p>
-            <w:pPr>
-              <w:pStyle w:val="Compact"/>
-            </w:pPr>
-            <w:r>
-              <w:t xml:space="preserve">41</w:t>
+              <w:t xml:space="preserve">. Success/error toasts for all actions.</w:t>
+            </w:r>
+          </w:p>
+        </w:tc>
+        <w:tc>
+          <w:tcPr/>
+          <w:p>
+            <w:pPr>
+              <w:pStyle w:val="Compact"/>
+            </w:pPr>
+            <w:r>
+              <w:t xml:space="preserve">All frontend pages</w:t>
+            </w:r>
+          </w:p>
+        </w:tc>
+      </w:tr>
+      <w:tr>
+        <w:tc>
+          <w:tcPr/>
+          <w:p>
+            <w:pPr>
+              <w:pStyle w:val="Compact"/>
+            </w:pPr>
+            <w:r>
+              <w:t xml:space="preserve">53</w:t>
             </w:r>
           </w:p>
         </w:tc>
@@ -5390,18 +5649,18 @@
                 <w:b/>
                 <w:bCs/>
               </w:rPr>
-              <w:t xml:space="preserve">Add a global loading skeleton</w:t>
-            </w:r>
-          </w:p>
-        </w:tc>
-        <w:tc>
-          <w:tcPr/>
-          <w:p>
-            <w:pPr>
-              <w:pStyle w:val="Compact"/>
-            </w:pPr>
-            <w:r>
-              <w:t xml:space="preserve">When any page is fetching data, show animated skeleton placeholders (shimmer effect) instead of blank space or spinner icons. This creates a perceived performance boost.</w:t>
+              <w:t xml:space="preserve">Loading skeletons</w:t>
+            </w:r>
+          </w:p>
+        </w:tc>
+        <w:tc>
+          <w:tcPr/>
+          <w:p>
+            <w:pPr>
+              <w:pStyle w:val="Compact"/>
+            </w:pPr>
+            <w:r>
+              <w:t xml:space="preserve">Animated shimmer placeholders while data loads instead of blank space.</w:t>
             </w:r>
           </w:p>
         </w:tc>
@@ -5425,7 +5684,7 @@
               <w:pStyle w:val="Compact"/>
             </w:pPr>
             <w:r>
-              <w:t xml:space="preserve">42</w:t>
+              <w:t xml:space="preserve">54</w:t>
             </w:r>
           </w:p>
         </w:tc>
@@ -5440,18 +5699,18 @@
                 <w:b/>
                 <w:bCs/>
               </w:rPr>
-              <w:t xml:space="preserve">Add responsive mobile layout</w:t>
-            </w:r>
-          </w:p>
-        </w:tc>
-        <w:tc>
-          <w:tcPr/>
-          <w:p>
-            <w:pPr>
-              <w:pStyle w:val="Compact"/>
-            </w:pPr>
-            <w:r>
-              <w:t xml:space="preserve">Add responsive breakpoints so the dashboard is usable on tablets and phones. The sidebar should collapse into a hamburger menu on screens &lt; 768px. Tables should become scrollable card lists.</w:t>
+              <w:t xml:space="preserve">Responsive mobile layout</w:t>
+            </w:r>
+          </w:p>
+        </w:tc>
+        <w:tc>
+          <w:tcPr/>
+          <w:p>
+            <w:pPr>
+              <w:pStyle w:val="Compact"/>
+            </w:pPr>
+            <w:r>
+              <w:t xml:space="preserve">Sidebar collapses to hamburger menu on &lt;768px. Tables become scrollable card lists.</w:t>
             </w:r>
           </w:p>
         </w:tc>
@@ -5481,7 +5740,7 @@
               <w:pStyle w:val="Compact"/>
             </w:pPr>
             <w:r>
-              <w:t xml:space="preserve">43</w:t>
+              <w:t xml:space="preserve">55</w:t>
             </w:r>
           </w:p>
         </w:tc>
@@ -5496,45 +5755,18 @@
                 <w:b/>
                 <w:bCs/>
               </w:rPr>
-              <w:t xml:space="preserve">Build an onboarding wizard for first-time users</w:t>
-            </w:r>
-          </w:p>
-        </w:tc>
-        <w:tc>
-          <w:tcPr/>
-          <w:p>
-            <w:pPr>
-              <w:pStyle w:val="Compact"/>
-            </w:pPr>
-            <w:r>
-              <w:t xml:space="preserve">When the database has zero analysis runs, show a step-by-step wizard: (1)</w:t>
-            </w:r>
-            <w:r>
-              <w:t xml:space="preserve"> </w:t>
-            </w:r>
-            <w:r>
-              <w:t xml:space="preserve">“Upload your first log file”</w:t>
-            </w:r>
-            <w:r>
-              <w:t xml:space="preserve">, (2)</w:t>
-            </w:r>
-            <w:r>
-              <w:t xml:space="preserve"> </w:t>
-            </w:r>
-            <w:r>
-              <w:t xml:space="preserve">“Run your first analysis”</w:t>
-            </w:r>
-            <w:r>
-              <w:t xml:space="preserve">, (3)</w:t>
-            </w:r>
-            <w:r>
-              <w:t xml:space="preserve"> </w:t>
-            </w:r>
-            <w:r>
-              <w:t xml:space="preserve">“Review your incidents”</w:t>
-            </w:r>
-            <w:r>
-              <w:t xml:space="preserve">. Store completion state in</w:t>
+              <w:t xml:space="preserve">Onboarding wizard</w:t>
+            </w:r>
+          </w:p>
+        </w:tc>
+        <w:tc>
+          <w:tcPr/>
+          <w:p>
+            <w:pPr>
+              <w:pStyle w:val="Compact"/>
+            </w:pPr>
+            <w:r>
+              <w:t xml:space="preserve">Step-by-step guide for first-time users: upload → analyze → review. Stored in</w:t>
             </w:r>
             <w:r>
               <w:t xml:space="preserve"> </w:t>
@@ -5579,14 +5811,14 @@
         </w:pict>
       </w:r>
     </w:p>
-    <w:bookmarkEnd w:id="16"/>
-    <w:bookmarkStart w:id="17" w:name="phase-9-documentation-launch"/>
+    <w:bookmarkEnd w:id="18"/>
+    <w:bookmarkStart w:id="19" w:name="phase-11-documentation-launch-tasks-5660"/>
     <w:p>
       <w:pPr>
         <w:pStyle w:val="Heading2"/>
       </w:pPr>
       <w:r>
-        <w:t xml:space="preserve">Phase 9: Documentation &amp; Launch</w:t>
+        <w:t xml:space="preserve">Phase 11: Documentation &amp; Launch (Tasks 56–60)</w:t>
       </w:r>
     </w:p>
     <w:p>
@@ -5598,7 +5830,7 @@
           <w:i/>
           <w:iCs/>
         </w:rPr>
-        <w:t xml:space="preserve">Goal: Make the project presentable for open-source release or enterprise demo.</w:t>
+        <w:t xml:space="preserve">Goal: Open-source release ready.</w:t>
       </w:r>
     </w:p>
     <w:tbl>
@@ -5671,7 +5903,7 @@
               <w:pStyle w:val="Compact"/>
             </w:pPr>
             <w:r>
-              <w:t xml:space="preserve">44</w:t>
+              <w:t xml:space="preserve">56</w:t>
             </w:r>
           </w:p>
         </w:tc>
@@ -5686,18 +5918,18 @@
                 <w:b/>
                 <w:bCs/>
               </w:rPr>
-              <w:t xml:space="preserve">Write a comprehensive README.md</w:t>
-            </w:r>
-          </w:p>
-        </w:tc>
-        <w:tc>
-          <w:tcPr/>
-          <w:p>
-            <w:pPr>
-              <w:pStyle w:val="Compact"/>
-            </w:pPr>
-            <w:r>
-              <w:t xml:space="preserve">Rewrite the README with: project banner image, feature screenshots, architecture diagram (Mermaid), quick start guide (Docker + manual), API reference table, environment variable reference, and contributing guidelines.</w:t>
+              <w:t xml:space="preserve">Comprehensive README.md</w:t>
+            </w:r>
+          </w:p>
+        </w:tc>
+        <w:tc>
+          <w:tcPr/>
+          <w:p>
+            <w:pPr>
+              <w:pStyle w:val="Compact"/>
+            </w:pPr>
+            <w:r>
+              <w:t xml:space="preserve">Banner image, feature screenshots, Mermaid architecture diagram, quick start (Docker + manual), API reference, env var reference.</w:t>
             </w:r>
           </w:p>
         </w:tc>
@@ -5724,7 +5956,7 @@
               <w:pStyle w:val="Compact"/>
             </w:pPr>
             <w:r>
-              <w:t xml:space="preserve">45</w:t>
+              <w:t xml:space="preserve">57</w:t>
             </w:r>
           </w:p>
         </w:tc>
@@ -5739,18 +5971,18 @@
                 <w:b/>
                 <w:bCs/>
               </w:rPr>
-              <w:t xml:space="preserve">Add API documentation with Swagger</w:t>
-            </w:r>
-          </w:p>
-        </w:tc>
-        <w:tc>
-          <w:tcPr/>
-          <w:p>
-            <w:pPr>
-              <w:pStyle w:val="Compact"/>
-            </w:pPr>
-            <w:r>
-              <w:t xml:space="preserve">FastAPI auto-generates Swagger docs at</w:t>
+              <w:t xml:space="preserve">Swagger API documentation</w:t>
+            </w:r>
+          </w:p>
+        </w:tc>
+        <w:tc>
+          <w:tcPr/>
+          <w:p>
+            <w:pPr>
+              <w:pStyle w:val="Compact"/>
+            </w:pPr>
+            <w:r>
+              <w:t xml:space="preserve">Ensure all endpoints have docstrings, request/response examples, and tags. Verify</w:t>
             </w:r>
             <w:r>
               <w:t xml:space="preserve"> </w:t>
@@ -5762,13 +5994,24 @@
               <w:t xml:space="preserve">/docs</w:t>
             </w:r>
             <w:r>
-              <w:t xml:space="preserve">. Ensure all endpoints have proper docstrings, request/response model examples, and tags (e.g.,</w:t>
-            </w:r>
-            <w:r>
-              <w:t xml:space="preserve"> </w:t>
-            </w:r>
-            <w:r>
-              <w:t xml:space="preserve">“Analysis”</w:t>
+              <w:t xml:space="preserve"> </w:t>
+            </w:r>
+            <w:r>
+              <w:t xml:space="preserve">page is clean.</w:t>
+            </w:r>
+          </w:p>
+        </w:tc>
+        <w:tc>
+          <w:tcPr/>
+          <w:p>
+            <w:pPr>
+              <w:pStyle w:val="Compact"/>
+            </w:pPr>
+            <w:r>
+              <w:rPr>
+                <w:rStyle w:val="VerbatimChar"/>
+              </w:rPr>
+              <w:t xml:space="preserve">api/main.py</w:t>
             </w:r>
             <w:r>
               <w:t xml:space="preserve">,</w:t>
@@ -5777,41 +6020,6 @@
               <w:t xml:space="preserve"> </w:t>
             </w:r>
             <w:r>
-              <w:t xml:space="preserve">“Incidents”</w:t>
-            </w:r>
-            <w:r>
-              <w:t xml:space="preserve">,</w:t>
-            </w:r>
-            <w:r>
-              <w:t xml:space="preserve"> </w:t>
-            </w:r>
-            <w:r>
-              <w:t xml:space="preserve">“Auth”</w:t>
-            </w:r>
-            <w:r>
-              <w:t xml:space="preserve">). Verify the docs page is clean and complete.</w:t>
-            </w:r>
-          </w:p>
-        </w:tc>
-        <w:tc>
-          <w:tcPr/>
-          <w:p>
-            <w:pPr>
-              <w:pStyle w:val="Compact"/>
-            </w:pPr>
-            <w:r>
-              <w:rPr>
-                <w:rStyle w:val="VerbatimChar"/>
-              </w:rPr>
-              <w:t xml:space="preserve">api/main.py</w:t>
-            </w:r>
-            <w:r>
-              <w:t xml:space="preserve">,</w:t>
-            </w:r>
-            <w:r>
-              <w:t xml:space="preserve"> </w:t>
-            </w:r>
-            <w:r>
               <w:rPr>
                 <w:rStyle w:val="VerbatimChar"/>
               </w:rPr>
@@ -5828,7 +6036,7 @@
               <w:pStyle w:val="Compact"/>
             </w:pPr>
             <w:r>
-              <w:t xml:space="preserve">46</w:t>
+              <w:t xml:space="preserve">58</w:t>
             </w:r>
           </w:p>
         </w:tc>
@@ -5843,18 +6051,18 @@
                 <w:b/>
                 <w:bCs/>
               </w:rPr>
-              <w:t xml:space="preserve">Create a demo video / GIF</w:t>
-            </w:r>
-          </w:p>
-        </w:tc>
-        <w:tc>
-          <w:tcPr/>
-          <w:p>
-            <w:pPr>
-              <w:pStyle w:val="Compact"/>
-            </w:pPr>
-            <w:r>
-              <w:t xml:space="preserve">Record a 60-second screen recording showing: uploading a log file → running analysis → viewing the Command Center results → drilling into an incident → resolving it. Export as GIF for the README.</w:t>
+              <w:t xml:space="preserve">Demo video / GIF</w:t>
+            </w:r>
+          </w:p>
+        </w:tc>
+        <w:tc>
+          <w:tcPr/>
+          <w:p>
+            <w:pPr>
+              <w:pStyle w:val="Compact"/>
+            </w:pPr>
+            <w:r>
+              <w:t xml:space="preserve">60-second recording: upload → analyze → Command Center → drill-down → resolve. Export as GIF for README.</w:t>
             </w:r>
           </w:p>
         </w:tc>
@@ -5887,7 +6095,7 @@
               <w:pStyle w:val="Compact"/>
             </w:pPr>
             <w:r>
-              <w:t xml:space="preserve">47</w:t>
+              <w:t xml:space="preserve">59</w:t>
             </w:r>
           </w:p>
         </w:tc>
@@ -5902,18 +6110,18 @@
                 <w:b/>
                 <w:bCs/>
               </w:rPr>
-              <w:t xml:space="preserve">Add a CONTRIBUTING.md and CODE_OF_CONDUCT.md</w:t>
-            </w:r>
-          </w:p>
-        </w:tc>
-        <w:tc>
-          <w:tcPr/>
-          <w:p>
-            <w:pPr>
-              <w:pStyle w:val="Compact"/>
-            </w:pPr>
-            <w:r>
-              <w:t xml:space="preserve">Write contributor guidelines covering: how to set up the dev environment, branch naming conventions, PR template, and code style rules. Add a standard code of conduct.</w:t>
+              <w:t xml:space="preserve">CONTRIBUTING.md &amp; CODE_OF_CONDUCT.md</w:t>
+            </w:r>
+          </w:p>
+        </w:tc>
+        <w:tc>
+          <w:tcPr/>
+          <w:p>
+            <w:pPr>
+              <w:pStyle w:val="Compact"/>
+            </w:pPr>
+            <w:r>
+              <w:t xml:space="preserve">Dev setup guide, branch naming, PR template, code style rules. Standard code of conduct.</w:t>
             </w:r>
           </w:p>
         </w:tc>
@@ -5958,7 +6166,7 @@
               <w:pStyle w:val="Compact"/>
             </w:pPr>
             <w:r>
-              <w:t xml:space="preserve">48</w:t>
+              <w:t xml:space="preserve">60</w:t>
             </w:r>
           </w:p>
         </w:tc>
@@ -5973,18 +6181,18 @@
                 <w:b/>
                 <w:bCs/>
               </w:rPr>
-              <w:t xml:space="preserve">Add a LICENSE file</w:t>
-            </w:r>
-          </w:p>
-        </w:tc>
-        <w:tc>
-          <w:tcPr/>
-          <w:p>
-            <w:pPr>
-              <w:pStyle w:val="Compact"/>
-            </w:pPr>
-            <w:r>
-              <w:t xml:space="preserve">Add an MIT license file (or Apache 2.0 if you prefer) to the repository root.</w:t>
+              <w:t xml:space="preserve">LICENSE file</w:t>
+            </w:r>
+          </w:p>
+        </w:tc>
+        <w:tc>
+          <w:tcPr/>
+          <w:p>
+            <w:pPr>
+              <w:pStyle w:val="Compact"/>
+            </w:pPr>
+            <w:r>
+              <w:t xml:space="preserve">MIT or Apache 2.0 license.</w:t>
             </w:r>
           </w:p>
         </w:tc>
@@ -6017,26 +6225,28 @@
         </w:pict>
       </w:r>
     </w:p>
-    <w:bookmarkEnd w:id="17"/>
-    <w:bookmarkStart w:id="18" w:name="summary"/>
+    <w:bookmarkEnd w:id="19"/>
+    <w:bookmarkStart w:id="20" w:name="master-summary"/>
     <w:p>
       <w:pPr>
         <w:pStyle w:val="Heading2"/>
       </w:pPr>
       <w:r>
-        <w:t xml:space="preserve">Summary</w:t>
+        <w:t xml:space="preserve">Master Summary</w:t>
       </w:r>
     </w:p>
     <w:tbl>
       <w:tblPr>
         <w:tblStyle w:val="Table"/>
-        <w:tblW w:type="auto" w:w="0"/>
+        <w:tblW w:type="pct" w:w="5000"/>
+        <w:tblLayout w:type="fixed"/>
         <w:tblLook w:firstRow="1" w:lastRow="0" w:firstColumn="0" w:lastColumn="0" w:noHBand="0" w:noVBand="0" w:val="0020"/>
       </w:tblPr>
       <w:tblGrid>
-        <w:gridCol w:w="2640"/>
-        <w:gridCol w:w="2640"/>
-        <w:gridCol w:w="2640"/>
+        <w:gridCol w:w="1630"/>
+        <w:gridCol w:w="1630"/>
+        <w:gridCol w:w="1630"/>
+        <w:gridCol w:w="3028"/>
       </w:tblGrid>
       <w:tr>
         <w:trPr>
@@ -6071,7 +6281,18 @@
               <w:pStyle w:val="Compact"/>
             </w:pPr>
             <w:r>
-              <w:t xml:space="preserve">Focus Area</w:t>
+              <w:t xml:space="preserve">Focus</w:t>
+            </w:r>
+          </w:p>
+        </w:tc>
+        <w:tc>
+          <w:tcPr/>
+          <w:p>
+            <w:pPr>
+              <w:pStyle w:val="Compact"/>
+            </w:pPr>
+            <w:r>
+              <w:t xml:space="preserve">Est. Effort</w:t>
             </w:r>
           </w:p>
         </w:tc>
@@ -6088,29 +6309,40 @@
                 <w:b/>
                 <w:bCs/>
               </w:rPr>
-              <w:t xml:space="preserve">Phase 1</w:t>
-            </w:r>
-          </w:p>
-        </w:tc>
-        <w:tc>
-          <w:tcPr/>
-          <w:p>
-            <w:pPr>
-              <w:pStyle w:val="Compact"/>
-            </w:pPr>
-            <w:r>
-              <w:t xml:space="preserve">Tasks 1–8</w:t>
-            </w:r>
-          </w:p>
-        </w:tc>
-        <w:tc>
-          <w:tcPr/>
-          <w:p>
-            <w:pPr>
-              <w:pStyle w:val="Compact"/>
-            </w:pPr>
-            <w:r>
-              <w:t xml:space="preserve">Backend hardening, testing, PostgreSQL</w:t>
+              <w:t xml:space="preserve">1. Backend Hardening</w:t>
+            </w:r>
+          </w:p>
+        </w:tc>
+        <w:tc>
+          <w:tcPr/>
+          <w:p>
+            <w:pPr>
+              <w:pStyle w:val="Compact"/>
+            </w:pPr>
+            <w:r>
+              <w:t xml:space="preserve">1–8</w:t>
+            </w:r>
+          </w:p>
+        </w:tc>
+        <w:tc>
+          <w:tcPr/>
+          <w:p>
+            <w:pPr>
+              <w:pStyle w:val="Compact"/>
+            </w:pPr>
+            <w:r>
+              <w:t xml:space="preserve">Testing, validation, PostgreSQL</w:t>
+            </w:r>
+          </w:p>
+        </w:tc>
+        <w:tc>
+          <w:tcPr/>
+          <w:p>
+            <w:pPr>
+              <w:pStyle w:val="Compact"/>
+            </w:pPr>
+            <w:r>
+              <w:t xml:space="preserve">4 days</w:t>
             </w:r>
           </w:p>
         </w:tc>
@@ -6127,29 +6359,40 @@
                 <w:b/>
                 <w:bCs/>
               </w:rPr>
-              <w:t xml:space="preserve">Phase 2</w:t>
-            </w:r>
-          </w:p>
-        </w:tc>
-        <w:tc>
-          <w:tcPr/>
-          <w:p>
-            <w:pPr>
-              <w:pStyle w:val="Compact"/>
-            </w:pPr>
-            <w:r>
-              <w:t xml:space="preserve">Tasks 9–16</w:t>
-            </w:r>
-          </w:p>
-        </w:tc>
-        <w:tc>
-          <w:tcPr/>
-          <w:p>
-            <w:pPr>
-              <w:pStyle w:val="Compact"/>
-            </w:pPr>
-            <w:r>
-              <w:t xml:space="preserve">Authentication, RBAC, login UI</w:t>
+              <w:t xml:space="preserve">2. Causal Correlation</w:t>
+            </w:r>
+          </w:p>
+        </w:tc>
+        <w:tc>
+          <w:tcPr/>
+          <w:p>
+            <w:pPr>
+              <w:pStyle w:val="Compact"/>
+            </w:pPr>
+            <w:r>
+              <w:t xml:space="preserve">9–13</w:t>
+            </w:r>
+          </w:p>
+        </w:tc>
+        <w:tc>
+          <w:tcPr/>
+          <w:p>
+            <w:pPr>
+              <w:pStyle w:val="Compact"/>
+            </w:pPr>
+            <w:r>
+              <w:t xml:space="preserve">Multi-source forensics, topology graph</w:t>
+            </w:r>
+          </w:p>
+        </w:tc>
+        <w:tc>
+          <w:tcPr/>
+          <w:p>
+            <w:pPr>
+              <w:pStyle w:val="Compact"/>
+            </w:pPr>
+            <w:r>
+              <w:t xml:space="preserve">6.5 days</w:t>
             </w:r>
           </w:p>
         </w:tc>
@@ -6166,29 +6409,40 @@
                 <w:b/>
                 <w:bCs/>
               </w:rPr>
-              <w:t xml:space="preserve">Phase 3</w:t>
-            </w:r>
-          </w:p>
-        </w:tc>
-        <w:tc>
-          <w:tcPr/>
-          <w:p>
-            <w:pPr>
-              <w:pStyle w:val="Compact"/>
-            </w:pPr>
-            <w:r>
-              <w:t xml:space="preserve">Tasks 17–21</w:t>
-            </w:r>
-          </w:p>
-        </w:tc>
-        <w:tc>
-          <w:tcPr/>
-          <w:p>
-            <w:pPr>
-              <w:pStyle w:val="Compact"/>
-            </w:pPr>
-            <w:r>
-              <w:t xml:space="preserve">Slack, Email, PagerDuty alerting</w:t>
+              <w:t xml:space="preserve">3. System Telemetry</w:t>
+            </w:r>
+          </w:p>
+        </w:tc>
+        <w:tc>
+          <w:tcPr/>
+          <w:p>
+            <w:pPr>
+              <w:pStyle w:val="Compact"/>
+            </w:pPr>
+            <w:r>
+              <w:t xml:space="preserve">14–17</w:t>
+            </w:r>
+          </w:p>
+        </w:tc>
+        <w:tc>
+          <w:tcPr/>
+          <w:p>
+            <w:pPr>
+              <w:pStyle w:val="Compact"/>
+            </w:pPr>
+            <w:r>
+              <w:t xml:space="preserve">Metrics collection, eBPF, dashboard vitals</w:t>
+            </w:r>
+          </w:p>
+        </w:tc>
+        <w:tc>
+          <w:tcPr/>
+          <w:p>
+            <w:pPr>
+              <w:pStyle w:val="Compact"/>
+            </w:pPr>
+            <w:r>
+              <w:t xml:space="preserve">4-9 days</w:t>
             </w:r>
           </w:p>
         </w:tc>
@@ -6205,29 +6459,40 @@
                 <w:b/>
                 <w:bCs/>
               </w:rPr>
-              <w:t xml:space="preserve">Phase 4</w:t>
-            </w:r>
-          </w:p>
-        </w:tc>
-        <w:tc>
-          <w:tcPr/>
-          <w:p>
-            <w:pPr>
-              <w:pStyle w:val="Compact"/>
-            </w:pPr>
-            <w:r>
-              <w:t xml:space="preserve">Tasks 22–25</w:t>
-            </w:r>
-          </w:p>
-        </w:tc>
-        <w:tc>
-          <w:tcPr/>
-          <w:p>
-            <w:pPr>
-              <w:pStyle w:val="Compact"/>
-            </w:pPr>
-            <w:r>
-              <w:t xml:space="preserve">Audit trail, compliance, retention</w:t>
+              <w:t xml:space="preserve">4. Auth &amp; RBAC</w:t>
+            </w:r>
+          </w:p>
+        </w:tc>
+        <w:tc>
+          <w:tcPr/>
+          <w:p>
+            <w:pPr>
+              <w:pStyle w:val="Compact"/>
+            </w:pPr>
+            <w:r>
+              <w:t xml:space="preserve">18–25</w:t>
+            </w:r>
+          </w:p>
+        </w:tc>
+        <w:tc>
+          <w:tcPr/>
+          <w:p>
+            <w:pPr>
+              <w:pStyle w:val="Compact"/>
+            </w:pPr>
+            <w:r>
+              <w:t xml:space="preserve">JWT login, roles, user management</w:t>
+            </w:r>
+          </w:p>
+        </w:tc>
+        <w:tc>
+          <w:tcPr/>
+          <w:p>
+            <w:pPr>
+              <w:pStyle w:val="Compact"/>
+            </w:pPr>
+            <w:r>
+              <w:t xml:space="preserve">5 days</w:t>
             </w:r>
           </w:p>
         </w:tc>
@@ -6244,29 +6509,40 @@
                 <w:b/>
                 <w:bCs/>
               </w:rPr>
-              <w:t xml:space="preserve">Phase 5</w:t>
-            </w:r>
-          </w:p>
-        </w:tc>
-        <w:tc>
-          <w:tcPr/>
-          <w:p>
-            <w:pPr>
-              <w:pStyle w:val="Compact"/>
-            </w:pPr>
-            <w:r>
-              <w:t xml:space="preserve">Tasks 26–28</w:t>
-            </w:r>
-          </w:p>
-        </w:tc>
-        <w:tc>
-          <w:tcPr/>
-          <w:p>
-            <w:pPr>
-              <w:pStyle w:val="Compact"/>
-            </w:pPr>
-            <w:r>
-              <w:t xml:space="preserve">S3 archival, log rotation</w:t>
+              <w:t xml:space="preserve">5. Alerting</w:t>
+            </w:r>
+          </w:p>
+        </w:tc>
+        <w:tc>
+          <w:tcPr/>
+          <w:p>
+            <w:pPr>
+              <w:pStyle w:val="Compact"/>
+            </w:pPr>
+            <w:r>
+              <w:t xml:space="preserve">26–30</w:t>
+            </w:r>
+          </w:p>
+        </w:tc>
+        <w:tc>
+          <w:tcPr/>
+          <w:p>
+            <w:pPr>
+              <w:pStyle w:val="Compact"/>
+            </w:pPr>
+            <w:r>
+              <w:t xml:space="preserve">Slack, Email, PagerDuty, alert history</w:t>
+            </w:r>
+          </w:p>
+        </w:tc>
+        <w:tc>
+          <w:tcPr/>
+          <w:p>
+            <w:pPr>
+              <w:pStyle w:val="Compact"/>
+            </w:pPr>
+            <w:r>
+              <w:t xml:space="preserve">3 days</w:t>
             </w:r>
           </w:p>
         </w:tc>
@@ -6283,29 +6559,40 @@
                 <w:b/>
                 <w:bCs/>
               </w:rPr>
-              <w:t xml:space="preserve">Phase 6</w:t>
-            </w:r>
-          </w:p>
-        </w:tc>
-        <w:tc>
-          <w:tcPr/>
-          <w:p>
-            <w:pPr>
-              <w:pStyle w:val="Compact"/>
-            </w:pPr>
-            <w:r>
-              <w:t xml:space="preserve">Tasks 29–37</w:t>
-            </w:r>
-          </w:p>
-        </w:tc>
-        <w:tc>
-          <w:tcPr/>
-          <w:p>
-            <w:pPr>
-              <w:pStyle w:val="Compact"/>
-            </w:pPr>
-            <w:r>
-              <w:t xml:space="preserve">Docker, Kubernetes, CI/CD</w:t>
+              <w:t xml:space="preserve">6. Audit &amp; Compliance</w:t>
+            </w:r>
+          </w:p>
+        </w:tc>
+        <w:tc>
+          <w:tcPr/>
+          <w:p>
+            <w:pPr>
+              <w:pStyle w:val="Compact"/>
+            </w:pPr>
+            <w:r>
+              <w:t xml:space="preserve">31–34</w:t>
+            </w:r>
+          </w:p>
+        </w:tc>
+        <w:tc>
+          <w:tcPr/>
+          <w:p>
+            <w:pPr>
+              <w:pStyle w:val="Compact"/>
+            </w:pPr>
+            <w:r>
+              <w:t xml:space="preserve">Audit trail, SOC2 readiness, retention</w:t>
+            </w:r>
+          </w:p>
+        </w:tc>
+        <w:tc>
+          <w:tcPr/>
+          <w:p>
+            <w:pPr>
+              <w:pStyle w:val="Compact"/>
+            </w:pPr>
+            <w:r>
+              <w:t xml:space="preserve">3 days</w:t>
             </w:r>
           </w:p>
         </w:tc>
@@ -6322,29 +6609,40 @@
                 <w:b/>
                 <w:bCs/>
               </w:rPr>
-              <w:t xml:space="preserve">Phase 7</w:t>
-            </w:r>
-          </w:p>
-        </w:tc>
-        <w:tc>
-          <w:tcPr/>
-          <w:p>
-            <w:pPr>
-              <w:pStyle w:val="Compact"/>
-            </w:pPr>
-            <w:r>
-              <w:t xml:space="preserve">Tasks 34–37</w:t>
-            </w:r>
-          </w:p>
-        </w:tc>
-        <w:tc>
-          <w:tcPr/>
-          <w:p>
-            <w:pPr>
-              <w:pStyle w:val="Compact"/>
-            </w:pPr>
-            <w:r>
-              <w:t xml:space="preserve">GitHub Actions, Helm charts</w:t>
+              <w:t xml:space="preserve">7. Scale &amp; Storage</w:t>
+            </w:r>
+          </w:p>
+        </w:tc>
+        <w:tc>
+          <w:tcPr/>
+          <w:p>
+            <w:pPr>
+              <w:pStyle w:val="Compact"/>
+            </w:pPr>
+            <w:r>
+              <w:t xml:space="preserve">35–40</w:t>
+            </w:r>
+          </w:p>
+        </w:tc>
+        <w:tc>
+          <w:tcPr/>
+          <w:p>
+            <w:pPr>
+              <w:pStyle w:val="Compact"/>
+            </w:pPr>
+            <w:r>
+              <w:t xml:space="preserve">S3, LanceDB vectors, Redis/Celery, ClickHouse</w:t>
+            </w:r>
+          </w:p>
+        </w:tc>
+        <w:tc>
+          <w:tcPr/>
+          <w:p>
+            <w:pPr>
+              <w:pStyle w:val="Compact"/>
+            </w:pPr>
+            <w:r>
+              <w:t xml:space="preserve">6-11 days</w:t>
             </w:r>
           </w:p>
         </w:tc>
@@ -6361,29 +6659,40 @@
                 <w:b/>
                 <w:bCs/>
               </w:rPr>
-              <w:t xml:space="preserve">Phase 8</w:t>
-            </w:r>
-          </w:p>
-        </w:tc>
-        <w:tc>
-          <w:tcPr/>
-          <w:p>
-            <w:pPr>
-              <w:pStyle w:val="Compact"/>
-            </w:pPr>
-            <w:r>
-              <w:t xml:space="preserve">Tasks 38–43</w:t>
-            </w:r>
-          </w:p>
-        </w:tc>
-        <w:tc>
-          <w:tcPr/>
-          <w:p>
-            <w:pPr>
-              <w:pStyle w:val="Compact"/>
-            </w:pPr>
-            <w:r>
-              <w:t xml:space="preserve">UI polish, mobile, onboarding</w:t>
+              <w:t xml:space="preserve">8. Containerization</w:t>
+            </w:r>
+          </w:p>
+        </w:tc>
+        <w:tc>
+          <w:tcPr/>
+          <w:p>
+            <w:pPr>
+              <w:pStyle w:val="Compact"/>
+            </w:pPr>
+            <w:r>
+              <w:t xml:space="preserve">41–45</w:t>
+            </w:r>
+          </w:p>
+        </w:tc>
+        <w:tc>
+          <w:tcPr/>
+          <w:p>
+            <w:pPr>
+              <w:pStyle w:val="Compact"/>
+            </w:pPr>
+            <w:r>
+              <w:t xml:space="preserve">Docker, Nginx, Redis pub/sub</w:t>
+            </w:r>
+          </w:p>
+        </w:tc>
+        <w:tc>
+          <w:tcPr/>
+          <w:p>
+            <w:pPr>
+              <w:pStyle w:val="Compact"/>
+            </w:pPr>
+            <w:r>
+              <w:t xml:space="preserve">4 days</w:t>
             </w:r>
           </w:p>
         </w:tc>
@@ -6400,29 +6709,195 @@
                 <w:b/>
                 <w:bCs/>
               </w:rPr>
-              <w:t xml:space="preserve">Phase 9</w:t>
-            </w:r>
-          </w:p>
-        </w:tc>
-        <w:tc>
-          <w:tcPr/>
-          <w:p>
-            <w:pPr>
-              <w:pStyle w:val="Compact"/>
-            </w:pPr>
-            <w:r>
-              <w:t xml:space="preserve">Tasks 44–48</w:t>
-            </w:r>
-          </w:p>
-        </w:tc>
-        <w:tc>
-          <w:tcPr/>
-          <w:p>
-            <w:pPr>
-              <w:pStyle w:val="Compact"/>
-            </w:pPr>
-            <w:r>
-              <w:t xml:space="preserve">Documentation, demo, launch</w:t>
+              <w:t xml:space="preserve">9. CI/CD</w:t>
+            </w:r>
+          </w:p>
+        </w:tc>
+        <w:tc>
+          <w:tcPr/>
+          <w:p>
+            <w:pPr>
+              <w:pStyle w:val="Compact"/>
+            </w:pPr>
+            <w:r>
+              <w:t xml:space="preserve">46–49</w:t>
+            </w:r>
+          </w:p>
+        </w:tc>
+        <w:tc>
+          <w:tcPr/>
+          <w:p>
+            <w:pPr>
+              <w:pStyle w:val="Compact"/>
+            </w:pPr>
+            <w:r>
+              <w:t xml:space="preserve">GitHub Actions, Helm charts</w:t>
+            </w:r>
+          </w:p>
+        </w:tc>
+        <w:tc>
+          <w:tcPr/>
+          <w:p>
+            <w:pPr>
+              <w:pStyle w:val="Compact"/>
+            </w:pPr>
+            <w:r>
+              <w:t xml:space="preserve">3 days</w:t>
+            </w:r>
+          </w:p>
+        </w:tc>
+      </w:tr>
+      <w:tr>
+        <w:tc>
+          <w:tcPr/>
+          <w:p>
+            <w:pPr>
+              <w:pStyle w:val="Compact"/>
+            </w:pPr>
+            <w:r>
+              <w:rPr>
+                <w:b/>
+                <w:bCs/>
+              </w:rPr>
+              <w:t xml:space="preserve">10. Dashboard Polish</w:t>
+            </w:r>
+          </w:p>
+        </w:tc>
+        <w:tc>
+          <w:tcPr/>
+          <w:p>
+            <w:pPr>
+              <w:pStyle w:val="Compact"/>
+            </w:pPr>
+            <w:r>
+              <w:t xml:space="preserve">50–55</w:t>
+            </w:r>
+          </w:p>
+        </w:tc>
+        <w:tc>
+          <w:tcPr/>
+          <w:p>
+            <w:pPr>
+              <w:pStyle w:val="Compact"/>
+            </w:pPr>
+            <w:r>
+              <w:t xml:space="preserve">Theme, shortcuts, toasts, mobile, onboarding</w:t>
+            </w:r>
+          </w:p>
+        </w:tc>
+        <w:tc>
+          <w:tcPr/>
+          <w:p>
+            <w:pPr>
+              <w:pStyle w:val="Compact"/>
+            </w:pPr>
+            <w:r>
+              <w:t xml:space="preserve">4 days</w:t>
+            </w:r>
+          </w:p>
+        </w:tc>
+      </w:tr>
+      <w:tr>
+        <w:tc>
+          <w:tcPr/>
+          <w:p>
+            <w:pPr>
+              <w:pStyle w:val="Compact"/>
+            </w:pPr>
+            <w:r>
+              <w:rPr>
+                <w:b/>
+                <w:bCs/>
+              </w:rPr>
+              <w:t xml:space="preserve">11. Docs &amp; Launch</w:t>
+            </w:r>
+          </w:p>
+        </w:tc>
+        <w:tc>
+          <w:tcPr/>
+          <w:p>
+            <w:pPr>
+              <w:pStyle w:val="Compact"/>
+            </w:pPr>
+            <w:r>
+              <w:t xml:space="preserve">56–60</w:t>
+            </w:r>
+          </w:p>
+        </w:tc>
+        <w:tc>
+          <w:tcPr/>
+          <w:p>
+            <w:pPr>
+              <w:pStyle w:val="Compact"/>
+            </w:pPr>
+            <w:r>
+              <w:t xml:space="preserve">README, Swagger, demo, license</w:t>
+            </w:r>
+          </w:p>
+        </w:tc>
+        <w:tc>
+          <w:tcPr/>
+          <w:p>
+            <w:pPr>
+              <w:pStyle w:val="Compact"/>
+            </w:pPr>
+            <w:r>
+              <w:t xml:space="preserve">3 days</w:t>
+            </w:r>
+          </w:p>
+        </w:tc>
+      </w:tr>
+      <w:tr>
+        <w:tc>
+          <w:tcPr/>
+          <w:p>
+            <w:pPr>
+              <w:pStyle w:val="Compact"/>
+            </w:pPr>
+            <w:r>
+              <w:rPr>
+                <w:b/>
+                <w:bCs/>
+              </w:rPr>
+              <w:t xml:space="preserve">Total</w:t>
+            </w:r>
+          </w:p>
+        </w:tc>
+        <w:tc>
+          <w:tcPr/>
+          <w:p>
+            <w:pPr>
+              <w:pStyle w:val="Compact"/>
+            </w:pPr>
+            <w:r>
+              <w:rPr>
+                <w:b/>
+                <w:bCs/>
+              </w:rPr>
+              <w:t xml:space="preserve">60 tasks</w:t>
+            </w:r>
+          </w:p>
+        </w:tc>
+        <w:tc>
+          <w:tcPr/>
+          <w:p>
+            <w:pPr>
+              <w:pStyle w:val="Compact"/>
+            </w:pPr>
+          </w:p>
+        </w:tc>
+        <w:tc>
+          <w:tcPr/>
+          <w:p>
+            <w:pPr>
+              <w:pStyle w:val="Compact"/>
+            </w:pPr>
+            <w:r>
+              <w:rPr>
+                <w:b/>
+                <w:bCs/>
+              </w:rPr>
+              <w:t xml:space="preserve">~45-55 days</w:t>
             </w:r>
           </w:p>
         </w:tc>
@@ -6433,7 +6908,17 @@
         <w:pStyle w:val="BlockText"/>
       </w:pPr>
       <w:r>
-        <w:t xml:space="preserve">[!TIP]</w:t>
+        <w:rPr>
+          <w:b/>
+          <w:bCs/>
+        </w:rPr>
+        <w:t xml:space="preserve">Recommended fast-track:</w:t>
+      </w:r>
+      <w:r>
+        <w:t xml:space="preserve"> </w:t>
+      </w:r>
+      <w:r>
+        <w:t xml:space="preserve">Phase 1 → Phase 2 → Phase 8 → Phase 4 → Phase 11 gives you a</w:t>
       </w:r>
       <w:r>
         <w:t xml:space="preserve"> </w:t>
@@ -6443,29 +6928,17 @@
           <w:b/>
           <w:bCs/>
         </w:rPr>
-        <w:t xml:space="preserve">Recommended order for maximum impact:</w:t>
+        <w:t xml:space="preserve">deployable, differentiated, secure product with documentation</w:t>
       </w:r>
       <w:r>
         <w:t xml:space="preserve"> </w:t>
       </w:r>
       <w:r>
-        <w:t xml:space="preserve">Start with Phase 1 (hardening) → Phase 6 (Docker) → Phase 2 (Auth) → Phase 9 (docs). This gives you a deployable, secure product with documentation fastest. Phases 3–5 and 7–8 are</w:t>
-      </w:r>
-      <w:r>
-        <w:t xml:space="preserve"> </w:t>
-      </w:r>
-      <w:r>
-        <w:t xml:space="preserve">“depth”</w:t>
-      </w:r>
-      <w:r>
-        <w:t xml:space="preserve"> </w:t>
-      </w:r>
-      <w:r>
-        <w:t xml:space="preserve">features you layer on after the core is solid.</w:t>
+        <w:t xml:space="preserve">in ~23 days.</w:t>
       </w:r>
     </w:p>
-    <w:bookmarkEnd w:id="18"/>
-    <w:bookmarkEnd w:id="19"/>
+    <w:bookmarkEnd w:id="20"/>
+    <w:bookmarkEnd w:id="21"/>
     <w:sectPr>
       <w:footnotePr>
         <w:numRestart w:val="eachSect"/>

--- a/ENTERPRISE_TASKLIST.docx
+++ b/ENTERPRISE_TASKLIST.docx
@@ -1801,13 +1801,1152 @@
       </w:r>
     </w:p>
     <w:bookmarkEnd w:id="11"/>
-    <w:bookmarkStart w:id="12" w:name="X5fd2ef1af899a9f6c517f47e4852ad978911dcd"/>
+    <w:bookmarkStart w:id="12" w:name="X7f8ddd9060f967a1a0a1a188f831a17d1dbcd7d"/>
     <w:p>
       <w:pPr>
         <w:pStyle w:val="Heading2"/>
       </w:pPr>
       <w:r>
-        <w:t xml:space="preserve">Phase 4: Authentication &amp; Authorization (Tasks 18–25)</w:t>
+        <w:t xml:space="preserve">Phase 4: Storage, Data Lifecycle &amp; Distributed Scale (Tasks 35–40)</w:t>
+      </w:r>
+    </w:p>
+    <w:p>
+      <w:pPr>
+        <w:pStyle w:val="FirstParagraph"/>
+      </w:pPr>
+      <w:r>
+        <w:rPr>
+          <w:i/>
+          <w:iCs/>
+        </w:rPr>
+        <w:t xml:space="preserve">Goal: Handle petabyte-scale log volumes — closing the infrastructure gap vs Splunk.</w:t>
+      </w:r>
+    </w:p>
+    <w:tbl>
+      <w:tblPr>
+        <w:tblStyle w:val="Table"/>
+        <w:tblW w:type="pct" w:w="5000"/>
+        <w:tblLayout w:type="fixed"/>
+        <w:tblLook w:firstRow="1" w:lastRow="0" w:firstColumn="0" w:lastColumn="0" w:noHBand="0" w:noVBand="0" w:val="0020"/>
+      </w:tblPr>
+      <w:tblGrid>
+        <w:gridCol w:w="625"/>
+        <w:gridCol w:w="1250"/>
+        <w:gridCol w:w="2709"/>
+        <w:gridCol w:w="3334"/>
+      </w:tblGrid>
+      <w:tr>
+        <w:trPr>
+          <w:tblHeader w:val="on"/>
+        </w:trPr>
+        <w:tc>
+          <w:tcPr/>
+          <w:p>
+            <w:pPr>
+              <w:pStyle w:val="Compact"/>
+            </w:pPr>
+            <w:r>
+              <w:t xml:space="preserve">#</w:t>
+            </w:r>
+          </w:p>
+        </w:tc>
+        <w:tc>
+          <w:tcPr/>
+          <w:p>
+            <w:pPr>
+              <w:pStyle w:val="Compact"/>
+            </w:pPr>
+            <w:r>
+              <w:t xml:space="preserve">Task</w:t>
+            </w:r>
+          </w:p>
+        </w:tc>
+        <w:tc>
+          <w:tcPr/>
+          <w:p>
+            <w:pPr>
+              <w:pStyle w:val="Compact"/>
+            </w:pPr>
+            <w:r>
+              <w:t xml:space="preserve">Description</w:t>
+            </w:r>
+          </w:p>
+        </w:tc>
+        <w:tc>
+          <w:tcPr/>
+          <w:p>
+            <w:pPr>
+              <w:pStyle w:val="Compact"/>
+            </w:pPr>
+            <w:r>
+              <w:t xml:space="preserve">Files Affected</w:t>
+            </w:r>
+          </w:p>
+        </w:tc>
+      </w:tr>
+      <w:tr>
+        <w:tc>
+          <w:tcPr/>
+          <w:p>
+            <w:pPr>
+              <w:pStyle w:val="Compact"/>
+            </w:pPr>
+            <w:r>
+              <w:t xml:space="preserve">35</w:t>
+            </w:r>
+          </w:p>
+        </w:tc>
+        <w:tc>
+          <w:tcPr/>
+          <w:p>
+            <w:pPr>
+              <w:pStyle w:val="Compact"/>
+            </w:pPr>
+            <w:r>
+              <w:rPr>
+                <w:b/>
+                <w:bCs/>
+              </w:rPr>
+              <w:t xml:space="preserve">S3/MinIO object storage</w:t>
+            </w:r>
+          </w:p>
+        </w:tc>
+        <w:tc>
+          <w:tcPr/>
+          <w:p>
+            <w:pPr>
+              <w:pStyle w:val="Compact"/>
+            </w:pPr>
+            <w:r>
+              <w:t xml:space="preserve">Replace local</w:t>
+            </w:r>
+            <w:r>
+              <w:t xml:space="preserve"> </w:t>
+            </w:r>
+            <w:r>
+              <w:rPr>
+                <w:rStyle w:val="VerbatimChar"/>
+              </w:rPr>
+              <w:t xml:space="preserve">data/</w:t>
+            </w:r>
+            <w:r>
+              <w:t xml:space="preserve"> </w:t>
+            </w:r>
+            <w:r>
+              <w:t xml:space="preserve">with S3-compatible object store.</w:t>
+            </w:r>
+            <w:r>
+              <w:t xml:space="preserve"> </w:t>
+            </w:r>
+            <w:r>
+              <w:rPr>
+                <w:rStyle w:val="VerbatimChar"/>
+              </w:rPr>
+              <w:t xml:space="preserve">boto3</w:t>
+            </w:r>
+            <w:r>
+              <w:t xml:space="preserve"> </w:t>
+            </w:r>
+            <w:r>
+              <w:t xml:space="preserve">for AWS,</w:t>
+            </w:r>
+            <w:r>
+              <w:t xml:space="preserve"> </w:t>
+            </w:r>
+            <w:r>
+              <w:rPr>
+                <w:rStyle w:val="VerbatimChar"/>
+              </w:rPr>
+              <w:t xml:space="preserve">minio</w:t>
+            </w:r>
+            <w:r>
+              <w:t xml:space="preserve"> </w:t>
+            </w:r>
+            <w:r>
+              <w:t xml:space="preserve">client for self-hosted. Infinite scale at $0.023/GB/month.</w:t>
+            </w:r>
+          </w:p>
+        </w:tc>
+        <w:tc>
+          <w:tcPr/>
+          <w:p>
+            <w:pPr>
+              <w:pStyle w:val="Compact"/>
+            </w:pPr>
+            <w:r>
+              <w:t xml:space="preserve">New:</w:t>
+            </w:r>
+            <w:r>
+              <w:t xml:space="preserve"> </w:t>
+            </w:r>
+            <w:r>
+              <w:rPr>
+                <w:rStyle w:val="VerbatimChar"/>
+              </w:rPr>
+              <w:t xml:space="preserve">storage/object_store.py</w:t>
+            </w:r>
+            <w:r>
+              <w:t xml:space="preserve">,</w:t>
+            </w:r>
+            <w:r>
+              <w:t xml:space="preserve"> </w:t>
+            </w:r>
+            <w:r>
+              <w:rPr>
+                <w:rStyle w:val="VerbatimChar"/>
+              </w:rPr>
+              <w:t xml:space="preserve">api/main.py</w:t>
+            </w:r>
+          </w:p>
+        </w:tc>
+      </w:tr>
+      <w:tr>
+        <w:tc>
+          <w:tcPr/>
+          <w:p>
+            <w:pPr>
+              <w:pStyle w:val="Compact"/>
+            </w:pPr>
+            <w:r>
+              <w:t xml:space="preserve">36</w:t>
+            </w:r>
+          </w:p>
+        </w:tc>
+        <w:tc>
+          <w:tcPr/>
+          <w:p>
+            <w:pPr>
+              <w:pStyle w:val="Compact"/>
+            </w:pPr>
+            <w:r>
+              <w:rPr>
+                <w:b/>
+                <w:bCs/>
+              </w:rPr>
+              <w:t xml:space="preserve">Wire S3 into retention scheduler</w:t>
+            </w:r>
+          </w:p>
+        </w:tc>
+        <w:tc>
+          <w:tcPr/>
+          <w:p>
+            <w:pPr>
+              <w:pStyle w:val="Compact"/>
+            </w:pPr>
+            <w:r>
+              <w:t xml:space="preserve">Compress logs older than 7 days → upload to S3 → delete local. Add Storage section to Settings page.</w:t>
+            </w:r>
+          </w:p>
+        </w:tc>
+        <w:tc>
+          <w:tcPr/>
+          <w:p>
+            <w:pPr>
+              <w:pStyle w:val="Compact"/>
+            </w:pPr>
+            <w:r>
+              <w:rPr>
+                <w:rStyle w:val="VerbatimChar"/>
+              </w:rPr>
+              <w:t xml:space="preserve">api/scheduler.py</w:t>
+            </w:r>
+            <w:r>
+              <w:t xml:space="preserve">,</w:t>
+            </w:r>
+            <w:r>
+              <w:t xml:space="preserve"> </w:t>
+            </w:r>
+            <w:r>
+              <w:rPr>
+                <w:rStyle w:val="VerbatimChar"/>
+              </w:rPr>
+              <w:t xml:space="preserve">web/src/app/app/settings/page.tsx</w:t>
+            </w:r>
+          </w:p>
+        </w:tc>
+      </w:tr>
+      <w:tr>
+        <w:tc>
+          <w:tcPr/>
+          <w:p>
+            <w:pPr>
+              <w:pStyle w:val="Compact"/>
+            </w:pPr>
+            <w:r>
+              <w:t xml:space="preserve">37</w:t>
+            </w:r>
+          </w:p>
+        </w:tc>
+        <w:tc>
+          <w:tcPr/>
+          <w:p>
+            <w:pPr>
+              <w:pStyle w:val="Compact"/>
+            </w:pPr>
+            <w:r>
+              <w:rPr>
+                <w:b/>
+                <w:bCs/>
+              </w:rPr>
+              <w:t xml:space="preserve">Log file rotation</w:t>
+            </w:r>
+          </w:p>
+        </w:tc>
+        <w:tc>
+          <w:tcPr/>
+          <w:p>
+            <w:pPr>
+              <w:pStyle w:val="Compact"/>
+            </w:pPr>
+            <w:r>
+              <w:t xml:space="preserve">Auto-rotate</w:t>
+            </w:r>
+            <w:r>
+              <w:t xml:space="preserve"> </w:t>
+            </w:r>
+            <w:r>
+              <w:rPr>
+                <w:rStyle w:val="VerbatimChar"/>
+              </w:rPr>
+              <w:t xml:space="preserve">live_stream.log</w:t>
+            </w:r>
+            <w:r>
+              <w:t xml:space="preserve"> </w:t>
+            </w:r>
+            <w:r>
+              <w:t xml:space="preserve">at 100MB. Rename to</w:t>
+            </w:r>
+            <w:r>
+              <w:t xml:space="preserve"> </w:t>
+            </w:r>
+            <w:r>
+              <w:rPr>
+                <w:rStyle w:val="VerbatimChar"/>
+              </w:rPr>
+              <w:t xml:space="preserve">live_stream_&lt;timestamp&gt;.log</w:t>
+            </w:r>
+            <w:r>
+              <w:t xml:space="preserve">, create fresh file. Old files archived by S3.</w:t>
+            </w:r>
+          </w:p>
+        </w:tc>
+        <w:tc>
+          <w:tcPr/>
+          <w:p>
+            <w:pPr>
+              <w:pStyle w:val="Compact"/>
+            </w:pPr>
+            <w:r>
+              <w:rPr>
+                <w:rStyle w:val="VerbatimChar"/>
+              </w:rPr>
+              <w:t xml:space="preserve">api/main.py</w:t>
+            </w:r>
+          </w:p>
+        </w:tc>
+      </w:tr>
+      <w:tr>
+        <w:tc>
+          <w:tcPr/>
+          <w:p>
+            <w:pPr>
+              <w:pStyle w:val="Compact"/>
+            </w:pPr>
+            <w:r>
+              <w:t xml:space="preserve">38</w:t>
+            </w:r>
+          </w:p>
+        </w:tc>
+        <w:tc>
+          <w:tcPr/>
+          <w:p>
+            <w:pPr>
+              <w:pStyle w:val="Compact"/>
+            </w:pPr>
+            <w:r>
+              <w:rPr>
+                <w:b/>
+                <w:bCs/>
+              </w:rPr>
+              <w:t xml:space="preserve">Persistent vector database (LanceDB)</w:t>
+            </w:r>
+          </w:p>
+        </w:tc>
+        <w:tc>
+          <w:tcPr/>
+          <w:p>
+            <w:pPr>
+              <w:pStyle w:val="Compact"/>
+            </w:pPr>
+            <w:r>
+              <w:t xml:space="preserve">Store all embeddings persistently instead of discarding after analysis. Enables semantic search across all historical logs.</w:t>
+            </w:r>
+          </w:p>
+        </w:tc>
+        <w:tc>
+          <w:tcPr/>
+          <w:p>
+            <w:pPr>
+              <w:pStyle w:val="Compact"/>
+            </w:pPr>
+            <w:r>
+              <w:t xml:space="preserve">New:</w:t>
+            </w:r>
+            <w:r>
+              <w:t xml:space="preserve"> </w:t>
+            </w:r>
+            <w:r>
+              <w:rPr>
+                <w:rStyle w:val="VerbatimChar"/>
+              </w:rPr>
+              <w:t xml:space="preserve">storage/vector_store.py</w:t>
+            </w:r>
+            <w:r>
+              <w:t xml:space="preserve">, modify clustering pipeline</w:t>
+            </w:r>
+          </w:p>
+        </w:tc>
+      </w:tr>
+      <w:tr>
+        <w:tc>
+          <w:tcPr/>
+          <w:p>
+            <w:pPr>
+              <w:pStyle w:val="Compact"/>
+            </w:pPr>
+            <w:r>
+              <w:t xml:space="preserve">39</w:t>
+            </w:r>
+          </w:p>
+        </w:tc>
+        <w:tc>
+          <w:tcPr/>
+          <w:p>
+            <w:pPr>
+              <w:pStyle w:val="Compact"/>
+            </w:pPr>
+            <w:r>
+              <w:rPr>
+                <w:b/>
+                <w:bCs/>
+              </w:rPr>
+              <w:t xml:space="preserve">Redis/Celery async job queue</w:t>
+            </w:r>
+          </w:p>
+        </w:tc>
+        <w:tc>
+          <w:tcPr/>
+          <w:p>
+            <w:pPr>
+              <w:pStyle w:val="Compact"/>
+            </w:pPr>
+            <w:r>
+              <w:t xml:space="preserve">Replace synchronous</w:t>
+            </w:r>
+            <w:r>
+              <w:t xml:space="preserve"> </w:t>
+            </w:r>
+            <w:r>
+              <w:rPr>
+                <w:rStyle w:val="VerbatimChar"/>
+              </w:rPr>
+              <w:t xml:space="preserve">/analyze</w:t>
+            </w:r>
+            <w:r>
+              <w:t xml:space="preserve"> </w:t>
+            </w:r>
+            <w:r>
+              <w:t xml:space="preserve">with async jobs. API submits to Redis, workers process independently. Horizontal scaling.</w:t>
+            </w:r>
+          </w:p>
+        </w:tc>
+        <w:tc>
+          <w:tcPr/>
+          <w:p>
+            <w:pPr>
+              <w:pStyle w:val="Compact"/>
+            </w:pPr>
+            <w:r>
+              <w:t xml:space="preserve">New:</w:t>
+            </w:r>
+            <w:r>
+              <w:t xml:space="preserve"> </w:t>
+            </w:r>
+            <w:r>
+              <w:rPr>
+                <w:rStyle w:val="VerbatimChar"/>
+              </w:rPr>
+              <w:t xml:space="preserve">workers/analysis_worker.py</w:t>
+            </w:r>
+            <w:r>
+              <w:t xml:space="preserve">,</w:t>
+            </w:r>
+            <w:r>
+              <w:t xml:space="preserve"> </w:t>
+            </w:r>
+            <w:r>
+              <w:rPr>
+                <w:rStyle w:val="VerbatimChar"/>
+              </w:rPr>
+              <w:t xml:space="preserve">api/main.py</w:t>
+            </w:r>
+            <w:r>
+              <w:t xml:space="preserve">,</w:t>
+            </w:r>
+            <w:r>
+              <w:t xml:space="preserve"> </w:t>
+            </w:r>
+            <w:r>
+              <w:rPr>
+                <w:rStyle w:val="VerbatimChar"/>
+              </w:rPr>
+              <w:t xml:space="preserve">pyproject.toml</w:t>
+            </w:r>
+          </w:p>
+        </w:tc>
+      </w:tr>
+      <w:tr>
+        <w:tc>
+          <w:tcPr/>
+          <w:p>
+            <w:pPr>
+              <w:pStyle w:val="Compact"/>
+            </w:pPr>
+            <w:r>
+              <w:t xml:space="preserve">40</w:t>
+            </w:r>
+          </w:p>
+        </w:tc>
+        <w:tc>
+          <w:tcPr/>
+          <w:p>
+            <w:pPr>
+              <w:pStyle w:val="Compact"/>
+            </w:pPr>
+            <w:r>
+              <w:rPr>
+                <w:b/>
+                <w:bCs/>
+              </w:rPr>
+              <w:t xml:space="preserve">ClickHouse integration (advanced)</w:t>
+            </w:r>
+          </w:p>
+        </w:tc>
+        <w:tc>
+          <w:tcPr/>
+          <w:p>
+            <w:pPr>
+              <w:pStyle w:val="Compact"/>
+            </w:pPr>
+            <w:r>
+              <w:t xml:space="preserve">Columnar analytics DB for billion-row SQL queries in seconds. All ingested logs dual-written to ClickHouse. Replaces Splunk’s search.</w:t>
+            </w:r>
+          </w:p>
+        </w:tc>
+        <w:tc>
+          <w:tcPr/>
+          <w:p>
+            <w:pPr>
+              <w:pStyle w:val="Compact"/>
+            </w:pPr>
+            <w:r>
+              <w:t xml:space="preserve">New:</w:t>
+            </w:r>
+            <w:r>
+              <w:t xml:space="preserve"> </w:t>
+            </w:r>
+            <w:r>
+              <w:rPr>
+                <w:rStyle w:val="VerbatimChar"/>
+              </w:rPr>
+              <w:t xml:space="preserve">storage/clickhouse_store.py</w:t>
+            </w:r>
+            <w:r>
+              <w:t xml:space="preserve">,</w:t>
+            </w:r>
+            <w:r>
+              <w:t xml:space="preserve"> </w:t>
+            </w:r>
+            <w:r>
+              <w:rPr>
+                <w:rStyle w:val="VerbatimChar"/>
+              </w:rPr>
+              <w:t xml:space="preserve">pyproject.toml</w:t>
+            </w:r>
+          </w:p>
+        </w:tc>
+      </w:tr>
+    </w:tbl>
+    <w:p>
+      <w:r>
+        <w:pict>
+          <v:rect style="width:0;height:1.5pt" o:hralign="center" o:hrstd="t" o:hr="t"/>
+        </w:pict>
+      </w:r>
+    </w:p>
+    <w:bookmarkEnd w:id="12"/>
+    <w:bookmarkStart w:id="13" w:name="X6b00d1ebcc17e25a4c1b399dc4c63085c122264"/>
+    <w:p>
+      <w:pPr>
+        <w:pStyle w:val="Heading2"/>
+      </w:pPr>
+      <w:r>
+        <w:t xml:space="preserve">Phase 5: Containerization &amp; Deployment (Tasks 41–45)</w:t>
+      </w:r>
+    </w:p>
+    <w:p>
+      <w:pPr>
+        <w:pStyle w:val="FirstParagraph"/>
+      </w:pPr>
+      <w:r>
+        <w:rPr>
+          <w:i/>
+          <w:iCs/>
+        </w:rPr>
+        <w:t xml:space="preserve">Goal: Deployable anywhere with a single command.</w:t>
+      </w:r>
+    </w:p>
+    <w:tbl>
+      <w:tblPr>
+        <w:tblStyle w:val="Table"/>
+        <w:tblW w:type="pct" w:w="5000"/>
+        <w:tblLayout w:type="fixed"/>
+        <w:tblLook w:firstRow="1" w:lastRow="0" w:firstColumn="0" w:lastColumn="0" w:noHBand="0" w:noVBand="0" w:val="0020"/>
+      </w:tblPr>
+      <w:tblGrid>
+        <w:gridCol w:w="625"/>
+        <w:gridCol w:w="1250"/>
+        <w:gridCol w:w="2709"/>
+        <w:gridCol w:w="3334"/>
+      </w:tblGrid>
+      <w:tr>
+        <w:trPr>
+          <w:tblHeader w:val="on"/>
+        </w:trPr>
+        <w:tc>
+          <w:tcPr/>
+          <w:p>
+            <w:pPr>
+              <w:pStyle w:val="Compact"/>
+            </w:pPr>
+            <w:r>
+              <w:t xml:space="preserve">#</w:t>
+            </w:r>
+          </w:p>
+        </w:tc>
+        <w:tc>
+          <w:tcPr/>
+          <w:p>
+            <w:pPr>
+              <w:pStyle w:val="Compact"/>
+            </w:pPr>
+            <w:r>
+              <w:t xml:space="preserve">Task</w:t>
+            </w:r>
+          </w:p>
+        </w:tc>
+        <w:tc>
+          <w:tcPr/>
+          <w:p>
+            <w:pPr>
+              <w:pStyle w:val="Compact"/>
+            </w:pPr>
+            <w:r>
+              <w:t xml:space="preserve">Description</w:t>
+            </w:r>
+          </w:p>
+        </w:tc>
+        <w:tc>
+          <w:tcPr/>
+          <w:p>
+            <w:pPr>
+              <w:pStyle w:val="Compact"/>
+            </w:pPr>
+            <w:r>
+              <w:t xml:space="preserve">Files Affected</w:t>
+            </w:r>
+          </w:p>
+        </w:tc>
+      </w:tr>
+      <w:tr>
+        <w:tc>
+          <w:tcPr/>
+          <w:p>
+            <w:pPr>
+              <w:pStyle w:val="Compact"/>
+            </w:pPr>
+            <w:r>
+              <w:t xml:space="preserve">41</w:t>
+            </w:r>
+          </w:p>
+        </w:tc>
+        <w:tc>
+          <w:tcPr/>
+          <w:p>
+            <w:pPr>
+              <w:pStyle w:val="Compact"/>
+            </w:pPr>
+            <w:r>
+              <w:rPr>
+                <w:b/>
+                <w:bCs/>
+              </w:rPr>
+              <w:t xml:space="preserve">Backend Dockerfile</w:t>
+            </w:r>
+          </w:p>
+        </w:tc>
+        <w:tc>
+          <w:tcPr/>
+          <w:p>
+            <w:pPr>
+              <w:pStyle w:val="Compact"/>
+            </w:pPr>
+            <w:r>
+              <w:t xml:space="preserve">Multi-stage: build deps with</w:t>
+            </w:r>
+            <w:r>
+              <w:t xml:space="preserve"> </w:t>
+            </w:r>
+            <w:r>
+              <w:rPr>
+                <w:rStyle w:val="VerbatimChar"/>
+              </w:rPr>
+              <w:t xml:space="preserve">uv</w:t>
+            </w:r>
+            <w:r>
+              <w:t xml:space="preserve">, copy to slim image.</w:t>
+            </w:r>
+            <w:r>
+              <w:t xml:space="preserve"> </w:t>
+            </w:r>
+            <w:r>
+              <w:rPr>
+                <w:rStyle w:val="VerbatimChar"/>
+              </w:rPr>
+              <w:t xml:space="preserve">gunicorn</w:t>
+            </w:r>
+            <w:r>
+              <w:t xml:space="preserve"> </w:t>
+            </w:r>
+            <w:r>
+              <w:t xml:space="preserve">+</w:t>
+            </w:r>
+            <w:r>
+              <w:t xml:space="preserve"> </w:t>
+            </w:r>
+            <w:r>
+              <w:rPr>
+                <w:rStyle w:val="VerbatimChar"/>
+              </w:rPr>
+              <w:t xml:space="preserve">uvicorn</w:t>
+            </w:r>
+            <w:r>
+              <w:t xml:space="preserve"> </w:t>
+            </w:r>
+            <w:r>
+              <w:t xml:space="preserve">workers. Port 8000.</w:t>
+            </w:r>
+          </w:p>
+        </w:tc>
+        <w:tc>
+          <w:tcPr/>
+          <w:p>
+            <w:pPr>
+              <w:pStyle w:val="Compact"/>
+            </w:pPr>
+            <w:r>
+              <w:t xml:space="preserve">New:</w:t>
+            </w:r>
+            <w:r>
+              <w:t xml:space="preserve"> </w:t>
+            </w:r>
+            <w:r>
+              <w:rPr>
+                <w:rStyle w:val="VerbatimChar"/>
+              </w:rPr>
+              <w:t xml:space="preserve">Dockerfile</w:t>
+            </w:r>
+          </w:p>
+        </w:tc>
+      </w:tr>
+      <w:tr>
+        <w:tc>
+          <w:tcPr/>
+          <w:p>
+            <w:pPr>
+              <w:pStyle w:val="Compact"/>
+            </w:pPr>
+            <w:r>
+              <w:t xml:space="preserve">42</w:t>
+            </w:r>
+          </w:p>
+        </w:tc>
+        <w:tc>
+          <w:tcPr/>
+          <w:p>
+            <w:pPr>
+              <w:pStyle w:val="Compact"/>
+            </w:pPr>
+            <w:r>
+              <w:rPr>
+                <w:b/>
+                <w:bCs/>
+              </w:rPr>
+              <w:t xml:space="preserve">Frontend Dockerfile</w:t>
+            </w:r>
+          </w:p>
+        </w:tc>
+        <w:tc>
+          <w:tcPr/>
+          <w:p>
+            <w:pPr>
+              <w:pStyle w:val="Compact"/>
+            </w:pPr>
+            <w:r>
+              <w:t xml:space="preserve">Multi-stage:</w:t>
+            </w:r>
+            <w:r>
+              <w:t xml:space="preserve"> </w:t>
+            </w:r>
+            <w:r>
+              <w:rPr>
+                <w:rStyle w:val="VerbatimChar"/>
+              </w:rPr>
+              <w:t xml:space="preserve">npm run build</w:t>
+            </w:r>
+            <w:r>
+              <w:t xml:space="preserve"> </w:t>
+            </w:r>
+            <w:r>
+              <w:t xml:space="preserve">→</w:t>
+            </w:r>
+            <w:r>
+              <w:t xml:space="preserve"> </w:t>
+            </w:r>
+            <w:r>
+              <w:rPr>
+                <w:rStyle w:val="VerbatimChar"/>
+              </w:rPr>
+              <w:t xml:space="preserve">next start</w:t>
+            </w:r>
+            <w:r>
+              <w:t xml:space="preserve">. Port 3000.</w:t>
+            </w:r>
+          </w:p>
+        </w:tc>
+        <w:tc>
+          <w:tcPr/>
+          <w:p>
+            <w:pPr>
+              <w:pStyle w:val="Compact"/>
+            </w:pPr>
+            <w:r>
+              <w:t xml:space="preserve">New:</w:t>
+            </w:r>
+            <w:r>
+              <w:t xml:space="preserve"> </w:t>
+            </w:r>
+            <w:r>
+              <w:rPr>
+                <w:rStyle w:val="VerbatimChar"/>
+              </w:rPr>
+              <w:t xml:space="preserve">web/Dockerfile</w:t>
+            </w:r>
+          </w:p>
+        </w:tc>
+      </w:tr>
+      <w:tr>
+        <w:tc>
+          <w:tcPr/>
+          <w:p>
+            <w:pPr>
+              <w:pStyle w:val="Compact"/>
+            </w:pPr>
+            <w:r>
+              <w:t xml:space="preserve">43</w:t>
+            </w:r>
+          </w:p>
+        </w:tc>
+        <w:tc>
+          <w:tcPr/>
+          <w:p>
+            <w:pPr>
+              <w:pStyle w:val="Compact"/>
+            </w:pPr>
+            <w:r>
+              <w:rPr>
+                <w:b/>
+                <w:bCs/>
+              </w:rPr>
+              <w:t xml:space="preserve">docker-compose.yml</w:t>
+            </w:r>
+          </w:p>
+        </w:tc>
+        <w:tc>
+          <w:tcPr/>
+          <w:p>
+            <w:pPr>
+              <w:pStyle w:val="Compact"/>
+            </w:pPr>
+            <w:r>
+              <w:t xml:space="preserve">4 services:</w:t>
+            </w:r>
+            <w:r>
+              <w:t xml:space="preserve"> </w:t>
+            </w:r>
+            <w:r>
+              <w:rPr>
+                <w:rStyle w:val="VerbatimChar"/>
+              </w:rPr>
+              <w:t xml:space="preserve">api</w:t>
+            </w:r>
+            <w:r>
+              <w:t xml:space="preserve">,</w:t>
+            </w:r>
+            <w:r>
+              <w:t xml:space="preserve"> </w:t>
+            </w:r>
+            <w:r>
+              <w:rPr>
+                <w:rStyle w:val="VerbatimChar"/>
+              </w:rPr>
+              <w:t xml:space="preserve">web</w:t>
+            </w:r>
+            <w:r>
+              <w:t xml:space="preserve">,</w:t>
+            </w:r>
+            <w:r>
+              <w:t xml:space="preserve"> </w:t>
+            </w:r>
+            <w:r>
+              <w:rPr>
+                <w:rStyle w:val="VerbatimChar"/>
+              </w:rPr>
+              <w:t xml:space="preserve">db</w:t>
+            </w:r>
+            <w:r>
+              <w:t xml:space="preserve"> </w:t>
+            </w:r>
+            <w:r>
+              <w:t xml:space="preserve">(PostgreSQL),</w:t>
+            </w:r>
+            <w:r>
+              <w:t xml:space="preserve"> </w:t>
+            </w:r>
+            <w:r>
+              <w:rPr>
+                <w:rStyle w:val="VerbatimChar"/>
+              </w:rPr>
+              <w:t xml:space="preserve">redis</w:t>
+            </w:r>
+            <w:r>
+              <w:t xml:space="preserve">. Health checks, volumes, shared network.</w:t>
+            </w:r>
+          </w:p>
+        </w:tc>
+        <w:tc>
+          <w:tcPr/>
+          <w:p>
+            <w:pPr>
+              <w:pStyle w:val="Compact"/>
+            </w:pPr>
+            <w:r>
+              <w:t xml:space="preserve">New:</w:t>
+            </w:r>
+            <w:r>
+              <w:t xml:space="preserve"> </w:t>
+            </w:r>
+            <w:r>
+              <w:rPr>
+                <w:rStyle w:val="VerbatimChar"/>
+              </w:rPr>
+              <w:t xml:space="preserve">docker-compose.yml</w:t>
+            </w:r>
+          </w:p>
+        </w:tc>
+      </w:tr>
+      <w:tr>
+        <w:tc>
+          <w:tcPr/>
+          <w:p>
+            <w:pPr>
+              <w:pStyle w:val="Compact"/>
+            </w:pPr>
+            <w:r>
+              <w:t xml:space="preserve">44</w:t>
+            </w:r>
+          </w:p>
+        </w:tc>
+        <w:tc>
+          <w:tcPr/>
+          <w:p>
+            <w:pPr>
+              <w:pStyle w:val="Compact"/>
+            </w:pPr>
+            <w:r>
+              <w:rPr>
+                <w:b/>
+                <w:bCs/>
+              </w:rPr>
+              <w:t xml:space="preserve">HTTPS with Nginx reverse proxy</w:t>
+            </w:r>
+          </w:p>
+        </w:tc>
+        <w:tc>
+          <w:tcPr/>
+          <w:p>
+            <w:pPr>
+              <w:pStyle w:val="Compact"/>
+            </w:pPr>
+            <w:r>
+              <w:t xml:space="preserve">Add</w:t>
+            </w:r>
+            <w:r>
+              <w:t xml:space="preserve"> </w:t>
+            </w:r>
+            <w:r>
+              <w:rPr>
+                <w:rStyle w:val="VerbatimChar"/>
+              </w:rPr>
+              <w:t xml:space="preserve">nginx</w:t>
+            </w:r>
+            <w:r>
+              <w:t xml:space="preserve"> </w:t>
+            </w:r>
+            <w:r>
+              <w:t xml:space="preserve">service to compose. TLS termination. Self-signed certs for dev, real certs for prod.</w:t>
+            </w:r>
+          </w:p>
+        </w:tc>
+        <w:tc>
+          <w:tcPr/>
+          <w:p>
+            <w:pPr>
+              <w:pStyle w:val="Compact"/>
+            </w:pPr>
+            <w:r>
+              <w:t xml:space="preserve">New:</w:t>
+            </w:r>
+            <w:r>
+              <w:t xml:space="preserve"> </w:t>
+            </w:r>
+            <w:r>
+              <w:rPr>
+                <w:rStyle w:val="VerbatimChar"/>
+              </w:rPr>
+              <w:t xml:space="preserve">nginx/nginx.conf</w:t>
+            </w:r>
+            <w:r>
+              <w:t xml:space="preserve">,</w:t>
+            </w:r>
+            <w:r>
+              <w:t xml:space="preserve"> </w:t>
+            </w:r>
+            <w:r>
+              <w:rPr>
+                <w:rStyle w:val="VerbatimChar"/>
+              </w:rPr>
+              <w:t xml:space="preserve">docker-compose.yml</w:t>
+            </w:r>
+          </w:p>
+        </w:tc>
+      </w:tr>
+      <w:tr>
+        <w:tc>
+          <w:tcPr/>
+          <w:p>
+            <w:pPr>
+              <w:pStyle w:val="Compact"/>
+            </w:pPr>
+            <w:r>
+              <w:t xml:space="preserve">45</w:t>
+            </w:r>
+          </w:p>
+        </w:tc>
+        <w:tc>
+          <w:tcPr/>
+          <w:p>
+            <w:pPr>
+              <w:pStyle w:val="Compact"/>
+            </w:pPr>
+            <w:r>
+              <w:rPr>
+                <w:b/>
+                <w:bCs/>
+              </w:rPr>
+              <w:t xml:space="preserve">Redis pub/sub for WebSocket scaling</w:t>
+            </w:r>
+          </w:p>
+        </w:tc>
+        <w:tc>
+          <w:tcPr/>
+          <w:p>
+            <w:pPr>
+              <w:pStyle w:val="Compact"/>
+            </w:pPr>
+            <w:r>
+              <w:t xml:space="preserve">Replace in-process WebSocket with Redis pub/sub channel.</w:t>
+            </w:r>
+            <w:r>
+              <w:t xml:space="preserve"> </w:t>
+            </w:r>
+            <w:r>
+              <w:rPr>
+                <w:rStyle w:val="VerbatimChar"/>
+              </w:rPr>
+              <w:t xml:space="preserve">/ingest</w:t>
+            </w:r>
+            <w:r>
+              <w:t xml:space="preserve"> </w:t>
+            </w:r>
+            <w:r>
+              <w:t xml:space="preserve">publishes, all WS connections subscribe. Enables horizontal API scaling.</w:t>
+            </w:r>
+          </w:p>
+        </w:tc>
+        <w:tc>
+          <w:tcPr/>
+          <w:p>
+            <w:pPr>
+              <w:pStyle w:val="Compact"/>
+            </w:pPr>
+            <w:r>
+              <w:rPr>
+                <w:rStyle w:val="VerbatimChar"/>
+              </w:rPr>
+              <w:t xml:space="preserve">api/main.py</w:t>
+            </w:r>
+            <w:r>
+              <w:t xml:space="preserve">,</w:t>
+            </w:r>
+            <w:r>
+              <w:t xml:space="preserve"> </w:t>
+            </w:r>
+            <w:r>
+              <w:rPr>
+                <w:rStyle w:val="VerbatimChar"/>
+              </w:rPr>
+              <w:t xml:space="preserve">pyproject.toml</w:t>
+            </w:r>
+          </w:p>
+        </w:tc>
+      </w:tr>
+    </w:tbl>
+    <w:p>
+      <w:r>
+        <w:pict>
+          <v:rect style="width:0;height:1.5pt" o:hralign="center" o:hrstd="t" o:hr="t"/>
+        </w:pict>
+      </w:r>
+    </w:p>
+    <w:bookmarkEnd w:id="13"/>
+    <w:bookmarkStart w:id="14" w:name="Xc11121c7d990298c4f57e6989b886c9ae36580b"/>
+    <w:p>
+      <w:pPr>
+        <w:pStyle w:val="Heading2"/>
+      </w:pPr>
+      <w:r>
+        <w:t xml:space="preserve">Phase 6: Authentication &amp; Authorization (Tasks 18–25)</w:t>
       </w:r>
     </w:p>
     <w:p>
@@ -2715,14 +3854,916 @@
         </w:pict>
       </w:r>
     </w:p>
-    <w:bookmarkEnd w:id="12"/>
-    <w:bookmarkStart w:id="13" w:name="X2cad89c0e4b6190627069a3a712b44611603791"/>
+    <w:bookmarkEnd w:id="14"/>
+    <w:bookmarkStart w:id="15" w:name="X984693fcc4a987931f8deaff706c00d100ca225"/>
     <w:p>
       <w:pPr>
         <w:pStyle w:val="Heading2"/>
       </w:pPr>
       <w:r>
-        <w:t xml:space="preserve">Phase 5: Alerting &amp; Notifications (Tasks 26–30)</w:t>
+        <w:t xml:space="preserve">Phase 7: Audit Trail &amp; Compliance (Tasks 31–34)</w:t>
+      </w:r>
+    </w:p>
+    <w:p>
+      <w:pPr>
+        <w:pStyle w:val="FirstParagraph"/>
+      </w:pPr>
+      <w:r>
+        <w:rPr>
+          <w:i/>
+          <w:iCs/>
+        </w:rPr>
+        <w:t xml:space="preserve">Goal: Meet SOC2 and enterprise compliance requirements.</w:t>
+      </w:r>
+    </w:p>
+    <w:tbl>
+      <w:tblPr>
+        <w:tblStyle w:val="Table"/>
+        <w:tblW w:type="pct" w:w="5000"/>
+        <w:tblLayout w:type="fixed"/>
+        <w:tblLook w:firstRow="1" w:lastRow="0" w:firstColumn="0" w:lastColumn="0" w:noHBand="0" w:noVBand="0" w:val="0020"/>
+      </w:tblPr>
+      <w:tblGrid>
+        <w:gridCol w:w="625"/>
+        <w:gridCol w:w="1250"/>
+        <w:gridCol w:w="2709"/>
+        <w:gridCol w:w="3334"/>
+      </w:tblGrid>
+      <w:tr>
+        <w:trPr>
+          <w:tblHeader w:val="on"/>
+        </w:trPr>
+        <w:tc>
+          <w:tcPr/>
+          <w:p>
+            <w:pPr>
+              <w:pStyle w:val="Compact"/>
+            </w:pPr>
+            <w:r>
+              <w:t xml:space="preserve">#</w:t>
+            </w:r>
+          </w:p>
+        </w:tc>
+        <w:tc>
+          <w:tcPr/>
+          <w:p>
+            <w:pPr>
+              <w:pStyle w:val="Compact"/>
+            </w:pPr>
+            <w:r>
+              <w:t xml:space="preserve">Task</w:t>
+            </w:r>
+          </w:p>
+        </w:tc>
+        <w:tc>
+          <w:tcPr/>
+          <w:p>
+            <w:pPr>
+              <w:pStyle w:val="Compact"/>
+            </w:pPr>
+            <w:r>
+              <w:t xml:space="preserve">Description</w:t>
+            </w:r>
+          </w:p>
+        </w:tc>
+        <w:tc>
+          <w:tcPr/>
+          <w:p>
+            <w:pPr>
+              <w:pStyle w:val="Compact"/>
+            </w:pPr>
+            <w:r>
+              <w:t xml:space="preserve">Files Affected</w:t>
+            </w:r>
+          </w:p>
+        </w:tc>
+      </w:tr>
+      <w:tr>
+        <w:tc>
+          <w:tcPr/>
+          <w:p>
+            <w:pPr>
+              <w:pStyle w:val="Compact"/>
+            </w:pPr>
+            <w:r>
+              <w:t xml:space="preserve">31</w:t>
+            </w:r>
+          </w:p>
+        </w:tc>
+        <w:tc>
+          <w:tcPr/>
+          <w:p>
+            <w:pPr>
+              <w:pStyle w:val="Compact"/>
+            </w:pPr>
+            <w:r>
+              <w:rPr>
+                <w:b/>
+                <w:bCs/>
+              </w:rPr>
+              <w:t xml:space="preserve">AuditLog database model</w:t>
+            </w:r>
+          </w:p>
+        </w:tc>
+        <w:tc>
+          <w:tcPr/>
+          <w:p>
+            <w:pPr>
+              <w:pStyle w:val="Compact"/>
+            </w:pPr>
+            <w:r>
+              <w:t xml:space="preserve">Table:</w:t>
+            </w:r>
+            <w:r>
+              <w:t xml:space="preserve"> </w:t>
+            </w:r>
+            <w:r>
+              <w:rPr>
+                <w:rStyle w:val="VerbatimChar"/>
+              </w:rPr>
+              <w:t xml:space="preserve">id</w:t>
+            </w:r>
+            <w:r>
+              <w:t xml:space="preserve">,</w:t>
+            </w:r>
+            <w:r>
+              <w:t xml:space="preserve"> </w:t>
+            </w:r>
+            <w:r>
+              <w:rPr>
+                <w:rStyle w:val="VerbatimChar"/>
+              </w:rPr>
+              <w:t xml:space="preserve">user_id</w:t>
+            </w:r>
+            <w:r>
+              <w:t xml:space="preserve">,</w:t>
+            </w:r>
+            <w:r>
+              <w:t xml:space="preserve"> </w:t>
+            </w:r>
+            <w:r>
+              <w:rPr>
+                <w:rStyle w:val="VerbatimChar"/>
+              </w:rPr>
+              <w:t xml:space="preserve">action</w:t>
+            </w:r>
+            <w:r>
+              <w:t xml:space="preserve">,</w:t>
+            </w:r>
+            <w:r>
+              <w:t xml:space="preserve"> </w:t>
+            </w:r>
+            <w:r>
+              <w:rPr>
+                <w:rStyle w:val="VerbatimChar"/>
+              </w:rPr>
+              <w:t xml:space="preserve">resource_type</w:t>
+            </w:r>
+            <w:r>
+              <w:t xml:space="preserve">,</w:t>
+            </w:r>
+            <w:r>
+              <w:t xml:space="preserve"> </w:t>
+            </w:r>
+            <w:r>
+              <w:rPr>
+                <w:rStyle w:val="VerbatimChar"/>
+              </w:rPr>
+              <w:t xml:space="preserve">resource_id</w:t>
+            </w:r>
+            <w:r>
+              <w:t xml:space="preserve">,</w:t>
+            </w:r>
+            <w:r>
+              <w:t xml:space="preserve"> </w:t>
+            </w:r>
+            <w:r>
+              <w:rPr>
+                <w:rStyle w:val="VerbatimChar"/>
+              </w:rPr>
+              <w:t xml:space="preserve">details</w:t>
+            </w:r>
+            <w:r>
+              <w:t xml:space="preserve"> </w:t>
+            </w:r>
+            <w:r>
+              <w:t xml:space="preserve">(JSON),</w:t>
+            </w:r>
+            <w:r>
+              <w:t xml:space="preserve"> </w:t>
+            </w:r>
+            <w:r>
+              <w:rPr>
+                <w:rStyle w:val="VerbatimChar"/>
+              </w:rPr>
+              <w:t xml:space="preserve">ip_address</w:t>
+            </w:r>
+            <w:r>
+              <w:t xml:space="preserve">,</w:t>
+            </w:r>
+            <w:r>
+              <w:t xml:space="preserve"> </w:t>
+            </w:r>
+            <w:r>
+              <w:rPr>
+                <w:rStyle w:val="VerbatimChar"/>
+              </w:rPr>
+              <w:t xml:space="preserve">timestamp</w:t>
+            </w:r>
+            <w:r>
+              <w:t xml:space="preserve">.</w:t>
+            </w:r>
+          </w:p>
+        </w:tc>
+        <w:tc>
+          <w:tcPr/>
+          <w:p>
+            <w:pPr>
+              <w:pStyle w:val="Compact"/>
+            </w:pPr>
+            <w:r>
+              <w:rPr>
+                <w:rStyle w:val="VerbatimChar"/>
+              </w:rPr>
+              <w:t xml:space="preserve">storage/db.py</w:t>
+            </w:r>
+          </w:p>
+        </w:tc>
+      </w:tr>
+      <w:tr>
+        <w:tc>
+          <w:tcPr/>
+          <w:p>
+            <w:pPr>
+              <w:pStyle w:val="Compact"/>
+            </w:pPr>
+            <w:r>
+              <w:t xml:space="preserve">32</w:t>
+            </w:r>
+          </w:p>
+        </w:tc>
+        <w:tc>
+          <w:tcPr/>
+          <w:p>
+            <w:pPr>
+              <w:pStyle w:val="Compact"/>
+            </w:pPr>
+            <w:r>
+              <w:rPr>
+                <w:b/>
+                <w:bCs/>
+              </w:rPr>
+              <w:t xml:space="preserve">Audit logging middleware</w:t>
+            </w:r>
+          </w:p>
+        </w:tc>
+        <w:tc>
+          <w:tcPr/>
+          <w:p>
+            <w:pPr>
+              <w:pStyle w:val="Compact"/>
+            </w:pPr>
+            <w:r>
+              <w:t xml:space="preserve">Auto-write</w:t>
+            </w:r>
+            <w:r>
+              <w:t xml:space="preserve"> </w:t>
+            </w:r>
+            <w:r>
+              <w:rPr>
+                <w:rStyle w:val="VerbatimChar"/>
+              </w:rPr>
+              <w:t xml:space="preserve">AuditLog</w:t>
+            </w:r>
+            <w:r>
+              <w:t xml:space="preserve"> </w:t>
+            </w:r>
+            <w:r>
+              <w:t xml:space="preserve">entry for every mutating action (POST/PUT/DELETE) with authenticated user info.</w:t>
+            </w:r>
+          </w:p>
+        </w:tc>
+        <w:tc>
+          <w:tcPr/>
+          <w:p>
+            <w:pPr>
+              <w:pStyle w:val="Compact"/>
+            </w:pPr>
+            <w:r>
+              <w:rPr>
+                <w:rStyle w:val="VerbatimChar"/>
+              </w:rPr>
+              <w:t xml:space="preserve">api/main.py</w:t>
+            </w:r>
+            <w:r>
+              <w:t xml:space="preserve">, new:</w:t>
+            </w:r>
+            <w:r>
+              <w:t xml:space="preserve"> </w:t>
+            </w:r>
+            <w:r>
+              <w:rPr>
+                <w:rStyle w:val="VerbatimChar"/>
+              </w:rPr>
+              <w:t xml:space="preserve">api/audit.py</w:t>
+            </w:r>
+          </w:p>
+        </w:tc>
+      </w:tr>
+      <w:tr>
+        <w:tc>
+          <w:tcPr/>
+          <w:p>
+            <w:pPr>
+              <w:pStyle w:val="Compact"/>
+            </w:pPr>
+            <w:r>
+              <w:t xml:space="preserve">33</w:t>
+            </w:r>
+          </w:p>
+        </w:tc>
+        <w:tc>
+          <w:tcPr/>
+          <w:p>
+            <w:pPr>
+              <w:pStyle w:val="Compact"/>
+            </w:pPr>
+            <w:r>
+              <w:rPr>
+                <w:b/>
+                <w:bCs/>
+              </w:rPr>
+              <w:t xml:space="preserve">Audit log viewer (Admin)</w:t>
+            </w:r>
+          </w:p>
+        </w:tc>
+        <w:tc>
+          <w:tcPr/>
+          <w:p>
+            <w:pPr>
+              <w:pStyle w:val="Compact"/>
+            </w:pPr>
+            <w:r>
+              <w:t xml:space="preserve">New</w:t>
+            </w:r>
+            <w:r>
+              <w:t xml:space="preserve"> </w:t>
+            </w:r>
+            <w:r>
+              <w:rPr>
+                <w:rStyle w:val="VerbatimChar"/>
+              </w:rPr>
+              <w:t xml:space="preserve">/app/audit</w:t>
+            </w:r>
+            <w:r>
+              <w:t xml:space="preserve"> </w:t>
+            </w:r>
+            <w:r>
+              <w:t xml:space="preserve">page: searchable, filterable table. Filters by user, action type, date range.</w:t>
+            </w:r>
+          </w:p>
+        </w:tc>
+        <w:tc>
+          <w:tcPr/>
+          <w:p>
+            <w:pPr>
+              <w:pStyle w:val="Compact"/>
+            </w:pPr>
+            <w:r>
+              <w:t xml:space="preserve">New:</w:t>
+            </w:r>
+            <w:r>
+              <w:t xml:space="preserve"> </w:t>
+            </w:r>
+            <w:r>
+              <w:rPr>
+                <w:rStyle w:val="VerbatimChar"/>
+              </w:rPr>
+              <w:t xml:space="preserve">web/src/app/app/audit/page.tsx</w:t>
+            </w:r>
+          </w:p>
+        </w:tc>
+      </w:tr>
+      <w:tr>
+        <w:tc>
+          <w:tcPr/>
+          <w:p>
+            <w:pPr>
+              <w:pStyle w:val="Compact"/>
+            </w:pPr>
+            <w:r>
+              <w:t xml:space="preserve">34</w:t>
+            </w:r>
+          </w:p>
+        </w:tc>
+        <w:tc>
+          <w:tcPr/>
+          <w:p>
+            <w:pPr>
+              <w:pStyle w:val="Compact"/>
+            </w:pPr>
+            <w:r>
+              <w:rPr>
+                <w:b/>
+                <w:bCs/>
+              </w:rPr>
+              <w:t xml:space="preserve">Data retention policy</w:t>
+            </w:r>
+          </w:p>
+        </w:tc>
+        <w:tc>
+          <w:tcPr/>
+          <w:p>
+            <w:pPr>
+              <w:pStyle w:val="Compact"/>
+            </w:pPr>
+            <w:r>
+              <w:t xml:space="preserve">Background task (APScheduler) deleting old</w:t>
+            </w:r>
+            <w:r>
+              <w:t xml:space="preserve"> </w:t>
+            </w:r>
+            <w:r>
+              <w:rPr>
+                <w:rStyle w:val="VerbatimChar"/>
+              </w:rPr>
+              <w:t xml:space="preserve">AnalysisRun</w:t>
+            </w:r>
+            <w:r>
+              <w:t xml:space="preserve"> </w:t>
+            </w:r>
+            <w:r>
+              <w:t xml:space="preserve">and</w:t>
+            </w:r>
+            <w:r>
+              <w:t xml:space="preserve"> </w:t>
+            </w:r>
+            <w:r>
+              <w:rPr>
+                <w:rStyle w:val="VerbatimChar"/>
+              </w:rPr>
+              <w:t xml:space="preserve">AuditLog</w:t>
+            </w:r>
+            <w:r>
+              <w:t xml:space="preserve"> </w:t>
+            </w:r>
+            <w:r>
+              <w:t xml:space="preserve">records past</w:t>
+            </w:r>
+            <w:r>
+              <w:t xml:space="preserve"> </w:t>
+            </w:r>
+            <w:r>
+              <w:rPr>
+                <w:rStyle w:val="VerbatimChar"/>
+              </w:rPr>
+              <w:t xml:space="preserve">retention_days</w:t>
+            </w:r>
+            <w:r>
+              <w:t xml:space="preserve">.</w:t>
+            </w:r>
+          </w:p>
+        </w:tc>
+        <w:tc>
+          <w:tcPr/>
+          <w:p>
+            <w:pPr>
+              <w:pStyle w:val="Compact"/>
+            </w:pPr>
+            <w:r>
+              <w:rPr>
+                <w:rStyle w:val="VerbatimChar"/>
+              </w:rPr>
+              <w:t xml:space="preserve">api/main.py</w:t>
+            </w:r>
+            <w:r>
+              <w:t xml:space="preserve">, new:</w:t>
+            </w:r>
+            <w:r>
+              <w:t xml:space="preserve"> </w:t>
+            </w:r>
+            <w:r>
+              <w:rPr>
+                <w:rStyle w:val="VerbatimChar"/>
+              </w:rPr>
+              <w:t xml:space="preserve">api/scheduler.py</w:t>
+            </w:r>
+          </w:p>
+        </w:tc>
+      </w:tr>
+    </w:tbl>
+    <w:p>
+      <w:r>
+        <w:pict>
+          <v:rect style="width:0;height:1.5pt" o:hralign="center" o:hrstd="t" o:hr="t"/>
+        </w:pict>
+      </w:r>
+    </w:p>
+    <w:bookmarkEnd w:id="15"/>
+    <w:bookmarkStart w:id="16" w:name="phase-8-cicd-quality-gates-tasks-4649"/>
+    <w:p>
+      <w:pPr>
+        <w:pStyle w:val="Heading2"/>
+      </w:pPr>
+      <w:r>
+        <w:t xml:space="preserve">Phase 8: CI/CD &amp; Quality Gates (Tasks 46–49)</w:t>
+      </w:r>
+    </w:p>
+    <w:p>
+      <w:pPr>
+        <w:pStyle w:val="FirstParagraph"/>
+      </w:pPr>
+      <w:r>
+        <w:rPr>
+          <w:i/>
+          <w:iCs/>
+        </w:rPr>
+        <w:t xml:space="preserve">Goal: Automated testing and deployment on every git push.</w:t>
+      </w:r>
+    </w:p>
+    <w:tbl>
+      <w:tblPr>
+        <w:tblStyle w:val="Table"/>
+        <w:tblW w:type="pct" w:w="5000"/>
+        <w:tblLayout w:type="fixed"/>
+        <w:tblLook w:firstRow="1" w:lastRow="0" w:firstColumn="0" w:lastColumn="0" w:noHBand="0" w:noVBand="0" w:val="0020"/>
+      </w:tblPr>
+      <w:tblGrid>
+        <w:gridCol w:w="625"/>
+        <w:gridCol w:w="1250"/>
+        <w:gridCol w:w="2709"/>
+        <w:gridCol w:w="3334"/>
+      </w:tblGrid>
+      <w:tr>
+        <w:trPr>
+          <w:tblHeader w:val="on"/>
+        </w:trPr>
+        <w:tc>
+          <w:tcPr/>
+          <w:p>
+            <w:pPr>
+              <w:pStyle w:val="Compact"/>
+            </w:pPr>
+            <w:r>
+              <w:t xml:space="preserve">#</w:t>
+            </w:r>
+          </w:p>
+        </w:tc>
+        <w:tc>
+          <w:tcPr/>
+          <w:p>
+            <w:pPr>
+              <w:pStyle w:val="Compact"/>
+            </w:pPr>
+            <w:r>
+              <w:t xml:space="preserve">Task</w:t>
+            </w:r>
+          </w:p>
+        </w:tc>
+        <w:tc>
+          <w:tcPr/>
+          <w:p>
+            <w:pPr>
+              <w:pStyle w:val="Compact"/>
+            </w:pPr>
+            <w:r>
+              <w:t xml:space="preserve">Description</w:t>
+            </w:r>
+          </w:p>
+        </w:tc>
+        <w:tc>
+          <w:tcPr/>
+          <w:p>
+            <w:pPr>
+              <w:pStyle w:val="Compact"/>
+            </w:pPr>
+            <w:r>
+              <w:t xml:space="preserve">Files Affected</w:t>
+            </w:r>
+          </w:p>
+        </w:tc>
+      </w:tr>
+      <w:tr>
+        <w:tc>
+          <w:tcPr/>
+          <w:p>
+            <w:pPr>
+              <w:pStyle w:val="Compact"/>
+            </w:pPr>
+            <w:r>
+              <w:t xml:space="preserve">46</w:t>
+            </w:r>
+          </w:p>
+        </w:tc>
+        <w:tc>
+          <w:tcPr/>
+          <w:p>
+            <w:pPr>
+              <w:pStyle w:val="Compact"/>
+            </w:pPr>
+            <w:r>
+              <w:rPr>
+                <w:b/>
+                <w:bCs/>
+              </w:rPr>
+              <w:t xml:space="preserve">GitHub Actions CI pipeline</w:t>
+            </w:r>
+          </w:p>
+        </w:tc>
+        <w:tc>
+          <w:tcPr/>
+          <w:p>
+            <w:pPr>
+              <w:pStyle w:val="Compact"/>
+            </w:pPr>
+            <w:r>
+              <w:t xml:space="preserve">On push/PR: install deps →</w:t>
+            </w:r>
+            <w:r>
+              <w:t xml:space="preserve"> </w:t>
+            </w:r>
+            <w:r>
+              <w:rPr>
+                <w:rStyle w:val="VerbatimChar"/>
+              </w:rPr>
+              <w:t xml:space="preserve">pytest</w:t>
+            </w:r>
+            <w:r>
+              <w:t xml:space="preserve"> </w:t>
+            </w:r>
+            <w:r>
+              <w:t xml:space="preserve">with coverage →</w:t>
+            </w:r>
+            <w:r>
+              <w:t xml:space="preserve"> </w:t>
+            </w:r>
+            <w:r>
+              <w:rPr>
+                <w:rStyle w:val="VerbatimChar"/>
+              </w:rPr>
+              <w:t xml:space="preserve">ruff</w:t>
+            </w:r>
+            <w:r>
+              <w:t xml:space="preserve"> </w:t>
+            </w:r>
+            <w:r>
+              <w:t xml:space="preserve">linter → fail if coverage &lt;80%.</w:t>
+            </w:r>
+          </w:p>
+        </w:tc>
+        <w:tc>
+          <w:tcPr/>
+          <w:p>
+            <w:pPr>
+              <w:pStyle w:val="Compact"/>
+            </w:pPr>
+            <w:r>
+              <w:t xml:space="preserve">New:</w:t>
+            </w:r>
+            <w:r>
+              <w:t xml:space="preserve"> </w:t>
+            </w:r>
+            <w:r>
+              <w:rPr>
+                <w:rStyle w:val="VerbatimChar"/>
+              </w:rPr>
+              <w:t xml:space="preserve">.github/workflows/ci.yml</w:t>
+            </w:r>
+          </w:p>
+        </w:tc>
+      </w:tr>
+      <w:tr>
+        <w:tc>
+          <w:tcPr/>
+          <w:p>
+            <w:pPr>
+              <w:pStyle w:val="Compact"/>
+            </w:pPr>
+            <w:r>
+              <w:t xml:space="preserve">47</w:t>
+            </w:r>
+          </w:p>
+        </w:tc>
+        <w:tc>
+          <w:tcPr/>
+          <w:p>
+            <w:pPr>
+              <w:pStyle w:val="Compact"/>
+            </w:pPr>
+            <w:r>
+              <w:rPr>
+                <w:b/>
+                <w:bCs/>
+              </w:rPr>
+              <w:t xml:space="preserve">Frontend linting &amp; type-checking</w:t>
+            </w:r>
+          </w:p>
+        </w:tc>
+        <w:tc>
+          <w:tcPr/>
+          <w:p>
+            <w:pPr>
+              <w:pStyle w:val="Compact"/>
+            </w:pPr>
+            <w:r>
+              <w:t xml:space="preserve">Extend CI:</w:t>
+            </w:r>
+            <w:r>
+              <w:t xml:space="preserve"> </w:t>
+            </w:r>
+            <w:r>
+              <w:rPr>
+                <w:rStyle w:val="VerbatimChar"/>
+              </w:rPr>
+              <w:t xml:space="preserve">npx tsc --noEmit</w:t>
+            </w:r>
+            <w:r>
+              <w:t xml:space="preserve"> </w:t>
+            </w:r>
+            <w:r>
+              <w:t xml:space="preserve">+</w:t>
+            </w:r>
+            <w:r>
+              <w:t xml:space="preserve"> </w:t>
+            </w:r>
+            <w:r>
+              <w:rPr>
+                <w:rStyle w:val="VerbatimChar"/>
+              </w:rPr>
+              <w:t xml:space="preserve">npx eslint .</w:t>
+            </w:r>
+            <w:r>
+              <w:t xml:space="preserve">. Fail on errors.</w:t>
+            </w:r>
+          </w:p>
+        </w:tc>
+        <w:tc>
+          <w:tcPr/>
+          <w:p>
+            <w:pPr>
+              <w:pStyle w:val="Compact"/>
+            </w:pPr>
+            <w:r>
+              <w:rPr>
+                <w:rStyle w:val="VerbatimChar"/>
+              </w:rPr>
+              <w:t xml:space="preserve">.github/workflows/ci.yml</w:t>
+            </w:r>
+          </w:p>
+        </w:tc>
+      </w:tr>
+      <w:tr>
+        <w:tc>
+          <w:tcPr/>
+          <w:p>
+            <w:pPr>
+              <w:pStyle w:val="Compact"/>
+            </w:pPr>
+            <w:r>
+              <w:t xml:space="preserve">48</w:t>
+            </w:r>
+          </w:p>
+        </w:tc>
+        <w:tc>
+          <w:tcPr/>
+          <w:p>
+            <w:pPr>
+              <w:pStyle w:val="Compact"/>
+            </w:pPr>
+            <w:r>
+              <w:rPr>
+                <w:b/>
+                <w:bCs/>
+              </w:rPr>
+              <w:t xml:space="preserve">Docker image build &amp; push</w:t>
+            </w:r>
+          </w:p>
+        </w:tc>
+        <w:tc>
+          <w:tcPr/>
+          <w:p>
+            <w:pPr>
+              <w:pStyle w:val="Compact"/>
+            </w:pPr>
+            <w:r>
+              <w:t xml:space="preserve">On merge to</w:t>
+            </w:r>
+            <w:r>
+              <w:t xml:space="preserve"> </w:t>
+            </w:r>
+            <w:r>
+              <w:rPr>
+                <w:rStyle w:val="VerbatimChar"/>
+              </w:rPr>
+              <w:t xml:space="preserve">main</w:t>
+            </w:r>
+            <w:r>
+              <w:t xml:space="preserve">: build both images, tag with git SHA, push to</w:t>
+            </w:r>
+            <w:r>
+              <w:t xml:space="preserve"> </w:t>
+            </w:r>
+            <w:r>
+              <w:rPr>
+                <w:rStyle w:val="VerbatimChar"/>
+              </w:rPr>
+              <w:t xml:space="preserve">ghcr.io</w:t>
+            </w:r>
+            <w:r>
+              <w:t xml:space="preserve">.</w:t>
+            </w:r>
+          </w:p>
+        </w:tc>
+        <w:tc>
+          <w:tcPr/>
+          <w:p>
+            <w:pPr>
+              <w:pStyle w:val="Compact"/>
+            </w:pPr>
+            <w:r>
+              <w:rPr>
+                <w:rStyle w:val="VerbatimChar"/>
+              </w:rPr>
+              <w:t xml:space="preserve">.github/workflows/ci.yml</w:t>
+            </w:r>
+          </w:p>
+        </w:tc>
+      </w:tr>
+      <w:tr>
+        <w:tc>
+          <w:tcPr/>
+          <w:p>
+            <w:pPr>
+              <w:pStyle w:val="Compact"/>
+            </w:pPr>
+            <w:r>
+              <w:t xml:space="preserve">49</w:t>
+            </w:r>
+          </w:p>
+        </w:tc>
+        <w:tc>
+          <w:tcPr/>
+          <w:p>
+            <w:pPr>
+              <w:pStyle w:val="Compact"/>
+            </w:pPr>
+            <w:r>
+              <w:rPr>
+                <w:b/>
+                <w:bCs/>
+              </w:rPr>
+              <w:t xml:space="preserve">Kubernetes Helm chart</w:t>
+            </w:r>
+          </w:p>
+        </w:tc>
+        <w:tc>
+          <w:tcPr/>
+          <w:p>
+            <w:pPr>
+              <w:pStyle w:val="Compact"/>
+            </w:pPr>
+            <w:r>
+              <w:t xml:space="preserve">Templates: Deployment, Service, Ingress (TLS), ConfigMap, Secret, PVC.</w:t>
+            </w:r>
+          </w:p>
+        </w:tc>
+        <w:tc>
+          <w:tcPr/>
+          <w:p>
+            <w:pPr>
+              <w:pStyle w:val="Compact"/>
+            </w:pPr>
+            <w:r>
+              <w:t xml:space="preserve">New:</w:t>
+            </w:r>
+            <w:r>
+              <w:t xml:space="preserve"> </w:t>
+            </w:r>
+            <w:r>
+              <w:rPr>
+                <w:rStyle w:val="VerbatimChar"/>
+              </w:rPr>
+              <w:t xml:space="preserve">deploy/helm/semanticos/</w:t>
+            </w:r>
+          </w:p>
+        </w:tc>
+      </w:tr>
+    </w:tbl>
+    <w:p>
+      <w:r>
+        <w:pict>
+          <v:rect style="width:0;height:1.5pt" o:hralign="center" o:hrstd="t" o:hr="t"/>
+        </w:pict>
+      </w:r>
+    </w:p>
+    <w:bookmarkEnd w:id="16"/>
+    <w:bookmarkStart w:id="17" w:name="X55e8711536da3b0eab7f4295415290bd384dd09"/>
+    <w:p>
+      <w:pPr>
+        <w:pStyle w:val="Heading2"/>
+      </w:pPr>
+      <w:r>
+        <w:t xml:space="preserve">Phase 9: Alerting &amp; Notifications (Tasks 26–30)</w:t>
       </w:r>
     </w:p>
     <w:p>
@@ -3225,2047 +5266,6 @@
                 <w:rStyle w:val="VerbatimChar"/>
               </w:rPr>
               <w:t xml:space="preserve">storage/db.py</w:t>
-            </w:r>
-          </w:p>
-        </w:tc>
-      </w:tr>
-    </w:tbl>
-    <w:p>
-      <w:r>
-        <w:pict>
-          <v:rect style="width:0;height:1.5pt" o:hralign="center" o:hrstd="t" o:hr="t"/>
-        </w:pict>
-      </w:r>
-    </w:p>
-    <w:bookmarkEnd w:id="13"/>
-    <w:bookmarkStart w:id="14" w:name="X82113d8f63b65c6c1f078aee3cb629affad0b53"/>
-    <w:p>
-      <w:pPr>
-        <w:pStyle w:val="Heading2"/>
-      </w:pPr>
-      <w:r>
-        <w:t xml:space="preserve">Phase 6: Audit Trail &amp; Compliance (Tasks 31–34)</w:t>
-      </w:r>
-    </w:p>
-    <w:p>
-      <w:pPr>
-        <w:pStyle w:val="FirstParagraph"/>
-      </w:pPr>
-      <w:r>
-        <w:rPr>
-          <w:i/>
-          <w:iCs/>
-        </w:rPr>
-        <w:t xml:space="preserve">Goal: Meet SOC2 and enterprise compliance requirements.</w:t>
-      </w:r>
-    </w:p>
-    <w:tbl>
-      <w:tblPr>
-        <w:tblStyle w:val="Table"/>
-        <w:tblW w:type="pct" w:w="5000"/>
-        <w:tblLayout w:type="fixed"/>
-        <w:tblLook w:firstRow="1" w:lastRow="0" w:firstColumn="0" w:lastColumn="0" w:noHBand="0" w:noVBand="0" w:val="0020"/>
-      </w:tblPr>
-      <w:tblGrid>
-        <w:gridCol w:w="625"/>
-        <w:gridCol w:w="1250"/>
-        <w:gridCol w:w="2709"/>
-        <w:gridCol w:w="3334"/>
-      </w:tblGrid>
-      <w:tr>
-        <w:trPr>
-          <w:tblHeader w:val="on"/>
-        </w:trPr>
-        <w:tc>
-          <w:tcPr/>
-          <w:p>
-            <w:pPr>
-              <w:pStyle w:val="Compact"/>
-            </w:pPr>
-            <w:r>
-              <w:t xml:space="preserve">#</w:t>
-            </w:r>
-          </w:p>
-        </w:tc>
-        <w:tc>
-          <w:tcPr/>
-          <w:p>
-            <w:pPr>
-              <w:pStyle w:val="Compact"/>
-            </w:pPr>
-            <w:r>
-              <w:t xml:space="preserve">Task</w:t>
-            </w:r>
-          </w:p>
-        </w:tc>
-        <w:tc>
-          <w:tcPr/>
-          <w:p>
-            <w:pPr>
-              <w:pStyle w:val="Compact"/>
-            </w:pPr>
-            <w:r>
-              <w:t xml:space="preserve">Description</w:t>
-            </w:r>
-          </w:p>
-        </w:tc>
-        <w:tc>
-          <w:tcPr/>
-          <w:p>
-            <w:pPr>
-              <w:pStyle w:val="Compact"/>
-            </w:pPr>
-            <w:r>
-              <w:t xml:space="preserve">Files Affected</w:t>
-            </w:r>
-          </w:p>
-        </w:tc>
-      </w:tr>
-      <w:tr>
-        <w:tc>
-          <w:tcPr/>
-          <w:p>
-            <w:pPr>
-              <w:pStyle w:val="Compact"/>
-            </w:pPr>
-            <w:r>
-              <w:t xml:space="preserve">31</w:t>
-            </w:r>
-          </w:p>
-        </w:tc>
-        <w:tc>
-          <w:tcPr/>
-          <w:p>
-            <w:pPr>
-              <w:pStyle w:val="Compact"/>
-            </w:pPr>
-            <w:r>
-              <w:rPr>
-                <w:b/>
-                <w:bCs/>
-              </w:rPr>
-              <w:t xml:space="preserve">AuditLog database model</w:t>
-            </w:r>
-          </w:p>
-        </w:tc>
-        <w:tc>
-          <w:tcPr/>
-          <w:p>
-            <w:pPr>
-              <w:pStyle w:val="Compact"/>
-            </w:pPr>
-            <w:r>
-              <w:t xml:space="preserve">Table:</w:t>
-            </w:r>
-            <w:r>
-              <w:t xml:space="preserve"> </w:t>
-            </w:r>
-            <w:r>
-              <w:rPr>
-                <w:rStyle w:val="VerbatimChar"/>
-              </w:rPr>
-              <w:t xml:space="preserve">id</w:t>
-            </w:r>
-            <w:r>
-              <w:t xml:space="preserve">,</w:t>
-            </w:r>
-            <w:r>
-              <w:t xml:space="preserve"> </w:t>
-            </w:r>
-            <w:r>
-              <w:rPr>
-                <w:rStyle w:val="VerbatimChar"/>
-              </w:rPr>
-              <w:t xml:space="preserve">user_id</w:t>
-            </w:r>
-            <w:r>
-              <w:t xml:space="preserve">,</w:t>
-            </w:r>
-            <w:r>
-              <w:t xml:space="preserve"> </w:t>
-            </w:r>
-            <w:r>
-              <w:rPr>
-                <w:rStyle w:val="VerbatimChar"/>
-              </w:rPr>
-              <w:t xml:space="preserve">action</w:t>
-            </w:r>
-            <w:r>
-              <w:t xml:space="preserve">,</w:t>
-            </w:r>
-            <w:r>
-              <w:t xml:space="preserve"> </w:t>
-            </w:r>
-            <w:r>
-              <w:rPr>
-                <w:rStyle w:val="VerbatimChar"/>
-              </w:rPr>
-              <w:t xml:space="preserve">resource_type</w:t>
-            </w:r>
-            <w:r>
-              <w:t xml:space="preserve">,</w:t>
-            </w:r>
-            <w:r>
-              <w:t xml:space="preserve"> </w:t>
-            </w:r>
-            <w:r>
-              <w:rPr>
-                <w:rStyle w:val="VerbatimChar"/>
-              </w:rPr>
-              <w:t xml:space="preserve">resource_id</w:t>
-            </w:r>
-            <w:r>
-              <w:t xml:space="preserve">,</w:t>
-            </w:r>
-            <w:r>
-              <w:t xml:space="preserve"> </w:t>
-            </w:r>
-            <w:r>
-              <w:rPr>
-                <w:rStyle w:val="VerbatimChar"/>
-              </w:rPr>
-              <w:t xml:space="preserve">details</w:t>
-            </w:r>
-            <w:r>
-              <w:t xml:space="preserve"> </w:t>
-            </w:r>
-            <w:r>
-              <w:t xml:space="preserve">(JSON),</w:t>
-            </w:r>
-            <w:r>
-              <w:t xml:space="preserve"> </w:t>
-            </w:r>
-            <w:r>
-              <w:rPr>
-                <w:rStyle w:val="VerbatimChar"/>
-              </w:rPr>
-              <w:t xml:space="preserve">ip_address</w:t>
-            </w:r>
-            <w:r>
-              <w:t xml:space="preserve">,</w:t>
-            </w:r>
-            <w:r>
-              <w:t xml:space="preserve"> </w:t>
-            </w:r>
-            <w:r>
-              <w:rPr>
-                <w:rStyle w:val="VerbatimChar"/>
-              </w:rPr>
-              <w:t xml:space="preserve">timestamp</w:t>
-            </w:r>
-            <w:r>
-              <w:t xml:space="preserve">.</w:t>
-            </w:r>
-          </w:p>
-        </w:tc>
-        <w:tc>
-          <w:tcPr/>
-          <w:p>
-            <w:pPr>
-              <w:pStyle w:val="Compact"/>
-            </w:pPr>
-            <w:r>
-              <w:rPr>
-                <w:rStyle w:val="VerbatimChar"/>
-              </w:rPr>
-              <w:t xml:space="preserve">storage/db.py</w:t>
-            </w:r>
-          </w:p>
-        </w:tc>
-      </w:tr>
-      <w:tr>
-        <w:tc>
-          <w:tcPr/>
-          <w:p>
-            <w:pPr>
-              <w:pStyle w:val="Compact"/>
-            </w:pPr>
-            <w:r>
-              <w:t xml:space="preserve">32</w:t>
-            </w:r>
-          </w:p>
-        </w:tc>
-        <w:tc>
-          <w:tcPr/>
-          <w:p>
-            <w:pPr>
-              <w:pStyle w:val="Compact"/>
-            </w:pPr>
-            <w:r>
-              <w:rPr>
-                <w:b/>
-                <w:bCs/>
-              </w:rPr>
-              <w:t xml:space="preserve">Audit logging middleware</w:t>
-            </w:r>
-          </w:p>
-        </w:tc>
-        <w:tc>
-          <w:tcPr/>
-          <w:p>
-            <w:pPr>
-              <w:pStyle w:val="Compact"/>
-            </w:pPr>
-            <w:r>
-              <w:t xml:space="preserve">Auto-write</w:t>
-            </w:r>
-            <w:r>
-              <w:t xml:space="preserve"> </w:t>
-            </w:r>
-            <w:r>
-              <w:rPr>
-                <w:rStyle w:val="VerbatimChar"/>
-              </w:rPr>
-              <w:t xml:space="preserve">AuditLog</w:t>
-            </w:r>
-            <w:r>
-              <w:t xml:space="preserve"> </w:t>
-            </w:r>
-            <w:r>
-              <w:t xml:space="preserve">entry for every mutating action (POST/PUT/DELETE) with authenticated user info.</w:t>
-            </w:r>
-          </w:p>
-        </w:tc>
-        <w:tc>
-          <w:tcPr/>
-          <w:p>
-            <w:pPr>
-              <w:pStyle w:val="Compact"/>
-            </w:pPr>
-            <w:r>
-              <w:rPr>
-                <w:rStyle w:val="VerbatimChar"/>
-              </w:rPr>
-              <w:t xml:space="preserve">api/main.py</w:t>
-            </w:r>
-            <w:r>
-              <w:t xml:space="preserve">, new:</w:t>
-            </w:r>
-            <w:r>
-              <w:t xml:space="preserve"> </w:t>
-            </w:r>
-            <w:r>
-              <w:rPr>
-                <w:rStyle w:val="VerbatimChar"/>
-              </w:rPr>
-              <w:t xml:space="preserve">api/audit.py</w:t>
-            </w:r>
-          </w:p>
-        </w:tc>
-      </w:tr>
-      <w:tr>
-        <w:tc>
-          <w:tcPr/>
-          <w:p>
-            <w:pPr>
-              <w:pStyle w:val="Compact"/>
-            </w:pPr>
-            <w:r>
-              <w:t xml:space="preserve">33</w:t>
-            </w:r>
-          </w:p>
-        </w:tc>
-        <w:tc>
-          <w:tcPr/>
-          <w:p>
-            <w:pPr>
-              <w:pStyle w:val="Compact"/>
-            </w:pPr>
-            <w:r>
-              <w:rPr>
-                <w:b/>
-                <w:bCs/>
-              </w:rPr>
-              <w:t xml:space="preserve">Audit log viewer (Admin)</w:t>
-            </w:r>
-          </w:p>
-        </w:tc>
-        <w:tc>
-          <w:tcPr/>
-          <w:p>
-            <w:pPr>
-              <w:pStyle w:val="Compact"/>
-            </w:pPr>
-            <w:r>
-              <w:t xml:space="preserve">New</w:t>
-            </w:r>
-            <w:r>
-              <w:t xml:space="preserve"> </w:t>
-            </w:r>
-            <w:r>
-              <w:rPr>
-                <w:rStyle w:val="VerbatimChar"/>
-              </w:rPr>
-              <w:t xml:space="preserve">/app/audit</w:t>
-            </w:r>
-            <w:r>
-              <w:t xml:space="preserve"> </w:t>
-            </w:r>
-            <w:r>
-              <w:t xml:space="preserve">page: searchable, filterable table. Filters by user, action type, date range.</w:t>
-            </w:r>
-          </w:p>
-        </w:tc>
-        <w:tc>
-          <w:tcPr/>
-          <w:p>
-            <w:pPr>
-              <w:pStyle w:val="Compact"/>
-            </w:pPr>
-            <w:r>
-              <w:t xml:space="preserve">New:</w:t>
-            </w:r>
-            <w:r>
-              <w:t xml:space="preserve"> </w:t>
-            </w:r>
-            <w:r>
-              <w:rPr>
-                <w:rStyle w:val="VerbatimChar"/>
-              </w:rPr>
-              <w:t xml:space="preserve">web/src/app/app/audit/page.tsx</w:t>
-            </w:r>
-          </w:p>
-        </w:tc>
-      </w:tr>
-      <w:tr>
-        <w:tc>
-          <w:tcPr/>
-          <w:p>
-            <w:pPr>
-              <w:pStyle w:val="Compact"/>
-            </w:pPr>
-            <w:r>
-              <w:t xml:space="preserve">34</w:t>
-            </w:r>
-          </w:p>
-        </w:tc>
-        <w:tc>
-          <w:tcPr/>
-          <w:p>
-            <w:pPr>
-              <w:pStyle w:val="Compact"/>
-            </w:pPr>
-            <w:r>
-              <w:rPr>
-                <w:b/>
-                <w:bCs/>
-              </w:rPr>
-              <w:t xml:space="preserve">Data retention policy</w:t>
-            </w:r>
-          </w:p>
-        </w:tc>
-        <w:tc>
-          <w:tcPr/>
-          <w:p>
-            <w:pPr>
-              <w:pStyle w:val="Compact"/>
-            </w:pPr>
-            <w:r>
-              <w:t xml:space="preserve">Background task (APScheduler) deleting old</w:t>
-            </w:r>
-            <w:r>
-              <w:t xml:space="preserve"> </w:t>
-            </w:r>
-            <w:r>
-              <w:rPr>
-                <w:rStyle w:val="VerbatimChar"/>
-              </w:rPr>
-              <w:t xml:space="preserve">AnalysisRun</w:t>
-            </w:r>
-            <w:r>
-              <w:t xml:space="preserve"> </w:t>
-            </w:r>
-            <w:r>
-              <w:t xml:space="preserve">and</w:t>
-            </w:r>
-            <w:r>
-              <w:t xml:space="preserve"> </w:t>
-            </w:r>
-            <w:r>
-              <w:rPr>
-                <w:rStyle w:val="VerbatimChar"/>
-              </w:rPr>
-              <w:t xml:space="preserve">AuditLog</w:t>
-            </w:r>
-            <w:r>
-              <w:t xml:space="preserve"> </w:t>
-            </w:r>
-            <w:r>
-              <w:t xml:space="preserve">records past</w:t>
-            </w:r>
-            <w:r>
-              <w:t xml:space="preserve"> </w:t>
-            </w:r>
-            <w:r>
-              <w:rPr>
-                <w:rStyle w:val="VerbatimChar"/>
-              </w:rPr>
-              <w:t xml:space="preserve">retention_days</w:t>
-            </w:r>
-            <w:r>
-              <w:t xml:space="preserve">.</w:t>
-            </w:r>
-          </w:p>
-        </w:tc>
-        <w:tc>
-          <w:tcPr/>
-          <w:p>
-            <w:pPr>
-              <w:pStyle w:val="Compact"/>
-            </w:pPr>
-            <w:r>
-              <w:rPr>
-                <w:rStyle w:val="VerbatimChar"/>
-              </w:rPr>
-              <w:t xml:space="preserve">api/main.py</w:t>
-            </w:r>
-            <w:r>
-              <w:t xml:space="preserve">, new:</w:t>
-            </w:r>
-            <w:r>
-              <w:t xml:space="preserve"> </w:t>
-            </w:r>
-            <w:r>
-              <w:rPr>
-                <w:rStyle w:val="VerbatimChar"/>
-              </w:rPr>
-              <w:t xml:space="preserve">api/scheduler.py</w:t>
-            </w:r>
-          </w:p>
-        </w:tc>
-      </w:tr>
-    </w:tbl>
-    <w:p>
-      <w:r>
-        <w:pict>
-          <v:rect style="width:0;height:1.5pt" o:hralign="center" o:hrstd="t" o:hr="t"/>
-        </w:pict>
-      </w:r>
-    </w:p>
-    <w:bookmarkEnd w:id="14"/>
-    <w:bookmarkStart w:id="15" w:name="X44df4c0995532ea189f02ac2e2b0934fc9455a7"/>
-    <w:p>
-      <w:pPr>
-        <w:pStyle w:val="Heading2"/>
-      </w:pPr>
-      <w:r>
-        <w:t xml:space="preserve">Phase 7: Storage, Data Lifecycle &amp; Distributed Scale (Tasks 35–40)</w:t>
-      </w:r>
-    </w:p>
-    <w:p>
-      <w:pPr>
-        <w:pStyle w:val="FirstParagraph"/>
-      </w:pPr>
-      <w:r>
-        <w:rPr>
-          <w:i/>
-          <w:iCs/>
-        </w:rPr>
-        <w:t xml:space="preserve">Goal: Handle petabyte-scale log volumes — closing the infrastructure gap vs Splunk.</w:t>
-      </w:r>
-    </w:p>
-    <w:tbl>
-      <w:tblPr>
-        <w:tblStyle w:val="Table"/>
-        <w:tblW w:type="pct" w:w="5000"/>
-        <w:tblLayout w:type="fixed"/>
-        <w:tblLook w:firstRow="1" w:lastRow="0" w:firstColumn="0" w:lastColumn="0" w:noHBand="0" w:noVBand="0" w:val="0020"/>
-      </w:tblPr>
-      <w:tblGrid>
-        <w:gridCol w:w="625"/>
-        <w:gridCol w:w="1250"/>
-        <w:gridCol w:w="2709"/>
-        <w:gridCol w:w="3334"/>
-      </w:tblGrid>
-      <w:tr>
-        <w:trPr>
-          <w:tblHeader w:val="on"/>
-        </w:trPr>
-        <w:tc>
-          <w:tcPr/>
-          <w:p>
-            <w:pPr>
-              <w:pStyle w:val="Compact"/>
-            </w:pPr>
-            <w:r>
-              <w:t xml:space="preserve">#</w:t>
-            </w:r>
-          </w:p>
-        </w:tc>
-        <w:tc>
-          <w:tcPr/>
-          <w:p>
-            <w:pPr>
-              <w:pStyle w:val="Compact"/>
-            </w:pPr>
-            <w:r>
-              <w:t xml:space="preserve">Task</w:t>
-            </w:r>
-          </w:p>
-        </w:tc>
-        <w:tc>
-          <w:tcPr/>
-          <w:p>
-            <w:pPr>
-              <w:pStyle w:val="Compact"/>
-            </w:pPr>
-            <w:r>
-              <w:t xml:space="preserve">Description</w:t>
-            </w:r>
-          </w:p>
-        </w:tc>
-        <w:tc>
-          <w:tcPr/>
-          <w:p>
-            <w:pPr>
-              <w:pStyle w:val="Compact"/>
-            </w:pPr>
-            <w:r>
-              <w:t xml:space="preserve">Files Affected</w:t>
-            </w:r>
-          </w:p>
-        </w:tc>
-      </w:tr>
-      <w:tr>
-        <w:tc>
-          <w:tcPr/>
-          <w:p>
-            <w:pPr>
-              <w:pStyle w:val="Compact"/>
-            </w:pPr>
-            <w:r>
-              <w:t xml:space="preserve">35</w:t>
-            </w:r>
-          </w:p>
-        </w:tc>
-        <w:tc>
-          <w:tcPr/>
-          <w:p>
-            <w:pPr>
-              <w:pStyle w:val="Compact"/>
-            </w:pPr>
-            <w:r>
-              <w:rPr>
-                <w:b/>
-                <w:bCs/>
-              </w:rPr>
-              <w:t xml:space="preserve">S3/MinIO object storage</w:t>
-            </w:r>
-          </w:p>
-        </w:tc>
-        <w:tc>
-          <w:tcPr/>
-          <w:p>
-            <w:pPr>
-              <w:pStyle w:val="Compact"/>
-            </w:pPr>
-            <w:r>
-              <w:t xml:space="preserve">Replace local</w:t>
-            </w:r>
-            <w:r>
-              <w:t xml:space="preserve"> </w:t>
-            </w:r>
-            <w:r>
-              <w:rPr>
-                <w:rStyle w:val="VerbatimChar"/>
-              </w:rPr>
-              <w:t xml:space="preserve">data/</w:t>
-            </w:r>
-            <w:r>
-              <w:t xml:space="preserve"> </w:t>
-            </w:r>
-            <w:r>
-              <w:t xml:space="preserve">with S3-compatible object store.</w:t>
-            </w:r>
-            <w:r>
-              <w:t xml:space="preserve"> </w:t>
-            </w:r>
-            <w:r>
-              <w:rPr>
-                <w:rStyle w:val="VerbatimChar"/>
-              </w:rPr>
-              <w:t xml:space="preserve">boto3</w:t>
-            </w:r>
-            <w:r>
-              <w:t xml:space="preserve"> </w:t>
-            </w:r>
-            <w:r>
-              <w:t xml:space="preserve">for AWS,</w:t>
-            </w:r>
-            <w:r>
-              <w:t xml:space="preserve"> </w:t>
-            </w:r>
-            <w:r>
-              <w:rPr>
-                <w:rStyle w:val="VerbatimChar"/>
-              </w:rPr>
-              <w:t xml:space="preserve">minio</w:t>
-            </w:r>
-            <w:r>
-              <w:t xml:space="preserve"> </w:t>
-            </w:r>
-            <w:r>
-              <w:t xml:space="preserve">client for self-hosted. Infinite scale at $0.023/GB/month.</w:t>
-            </w:r>
-          </w:p>
-        </w:tc>
-        <w:tc>
-          <w:tcPr/>
-          <w:p>
-            <w:pPr>
-              <w:pStyle w:val="Compact"/>
-            </w:pPr>
-            <w:r>
-              <w:t xml:space="preserve">New:</w:t>
-            </w:r>
-            <w:r>
-              <w:t xml:space="preserve"> </w:t>
-            </w:r>
-            <w:r>
-              <w:rPr>
-                <w:rStyle w:val="VerbatimChar"/>
-              </w:rPr>
-              <w:t xml:space="preserve">storage/object_store.py</w:t>
-            </w:r>
-            <w:r>
-              <w:t xml:space="preserve">,</w:t>
-            </w:r>
-            <w:r>
-              <w:t xml:space="preserve"> </w:t>
-            </w:r>
-            <w:r>
-              <w:rPr>
-                <w:rStyle w:val="VerbatimChar"/>
-              </w:rPr>
-              <w:t xml:space="preserve">api/main.py</w:t>
-            </w:r>
-          </w:p>
-        </w:tc>
-      </w:tr>
-      <w:tr>
-        <w:tc>
-          <w:tcPr/>
-          <w:p>
-            <w:pPr>
-              <w:pStyle w:val="Compact"/>
-            </w:pPr>
-            <w:r>
-              <w:t xml:space="preserve">36</w:t>
-            </w:r>
-          </w:p>
-        </w:tc>
-        <w:tc>
-          <w:tcPr/>
-          <w:p>
-            <w:pPr>
-              <w:pStyle w:val="Compact"/>
-            </w:pPr>
-            <w:r>
-              <w:rPr>
-                <w:b/>
-                <w:bCs/>
-              </w:rPr>
-              <w:t xml:space="preserve">Wire S3 into retention scheduler</w:t>
-            </w:r>
-          </w:p>
-        </w:tc>
-        <w:tc>
-          <w:tcPr/>
-          <w:p>
-            <w:pPr>
-              <w:pStyle w:val="Compact"/>
-            </w:pPr>
-            <w:r>
-              <w:t xml:space="preserve">Compress logs older than 7 days → upload to S3 → delete local. Add Storage section to Settings page.</w:t>
-            </w:r>
-          </w:p>
-        </w:tc>
-        <w:tc>
-          <w:tcPr/>
-          <w:p>
-            <w:pPr>
-              <w:pStyle w:val="Compact"/>
-            </w:pPr>
-            <w:r>
-              <w:rPr>
-                <w:rStyle w:val="VerbatimChar"/>
-              </w:rPr>
-              <w:t xml:space="preserve">api/scheduler.py</w:t>
-            </w:r>
-            <w:r>
-              <w:t xml:space="preserve">,</w:t>
-            </w:r>
-            <w:r>
-              <w:t xml:space="preserve"> </w:t>
-            </w:r>
-            <w:r>
-              <w:rPr>
-                <w:rStyle w:val="VerbatimChar"/>
-              </w:rPr>
-              <w:t xml:space="preserve">web/src/app/app/settings/page.tsx</w:t>
-            </w:r>
-          </w:p>
-        </w:tc>
-      </w:tr>
-      <w:tr>
-        <w:tc>
-          <w:tcPr/>
-          <w:p>
-            <w:pPr>
-              <w:pStyle w:val="Compact"/>
-            </w:pPr>
-            <w:r>
-              <w:t xml:space="preserve">37</w:t>
-            </w:r>
-          </w:p>
-        </w:tc>
-        <w:tc>
-          <w:tcPr/>
-          <w:p>
-            <w:pPr>
-              <w:pStyle w:val="Compact"/>
-            </w:pPr>
-            <w:r>
-              <w:rPr>
-                <w:b/>
-                <w:bCs/>
-              </w:rPr>
-              <w:t xml:space="preserve">Log file rotation</w:t>
-            </w:r>
-          </w:p>
-        </w:tc>
-        <w:tc>
-          <w:tcPr/>
-          <w:p>
-            <w:pPr>
-              <w:pStyle w:val="Compact"/>
-            </w:pPr>
-            <w:r>
-              <w:t xml:space="preserve">Auto-rotate</w:t>
-            </w:r>
-            <w:r>
-              <w:t xml:space="preserve"> </w:t>
-            </w:r>
-            <w:r>
-              <w:rPr>
-                <w:rStyle w:val="VerbatimChar"/>
-              </w:rPr>
-              <w:t xml:space="preserve">live_stream.log</w:t>
-            </w:r>
-            <w:r>
-              <w:t xml:space="preserve"> </w:t>
-            </w:r>
-            <w:r>
-              <w:t xml:space="preserve">at 100MB. Rename to</w:t>
-            </w:r>
-            <w:r>
-              <w:t xml:space="preserve"> </w:t>
-            </w:r>
-            <w:r>
-              <w:rPr>
-                <w:rStyle w:val="VerbatimChar"/>
-              </w:rPr>
-              <w:t xml:space="preserve">live_stream_&lt;timestamp&gt;.log</w:t>
-            </w:r>
-            <w:r>
-              <w:t xml:space="preserve">, create fresh file. Old files archived by S3.</w:t>
-            </w:r>
-          </w:p>
-        </w:tc>
-        <w:tc>
-          <w:tcPr/>
-          <w:p>
-            <w:pPr>
-              <w:pStyle w:val="Compact"/>
-            </w:pPr>
-            <w:r>
-              <w:rPr>
-                <w:rStyle w:val="VerbatimChar"/>
-              </w:rPr>
-              <w:t xml:space="preserve">api/main.py</w:t>
-            </w:r>
-          </w:p>
-        </w:tc>
-      </w:tr>
-      <w:tr>
-        <w:tc>
-          <w:tcPr/>
-          <w:p>
-            <w:pPr>
-              <w:pStyle w:val="Compact"/>
-            </w:pPr>
-            <w:r>
-              <w:t xml:space="preserve">38</w:t>
-            </w:r>
-          </w:p>
-        </w:tc>
-        <w:tc>
-          <w:tcPr/>
-          <w:p>
-            <w:pPr>
-              <w:pStyle w:val="Compact"/>
-            </w:pPr>
-            <w:r>
-              <w:rPr>
-                <w:b/>
-                <w:bCs/>
-              </w:rPr>
-              <w:t xml:space="preserve">Persistent vector database (LanceDB)</w:t>
-            </w:r>
-          </w:p>
-        </w:tc>
-        <w:tc>
-          <w:tcPr/>
-          <w:p>
-            <w:pPr>
-              <w:pStyle w:val="Compact"/>
-            </w:pPr>
-            <w:r>
-              <w:t xml:space="preserve">Store all embeddings persistently instead of discarding after analysis. Enables semantic search across all historical logs.</w:t>
-            </w:r>
-          </w:p>
-        </w:tc>
-        <w:tc>
-          <w:tcPr/>
-          <w:p>
-            <w:pPr>
-              <w:pStyle w:val="Compact"/>
-            </w:pPr>
-            <w:r>
-              <w:t xml:space="preserve">New:</w:t>
-            </w:r>
-            <w:r>
-              <w:t xml:space="preserve"> </w:t>
-            </w:r>
-            <w:r>
-              <w:rPr>
-                <w:rStyle w:val="VerbatimChar"/>
-              </w:rPr>
-              <w:t xml:space="preserve">storage/vector_store.py</w:t>
-            </w:r>
-            <w:r>
-              <w:t xml:space="preserve">, modify clustering pipeline</w:t>
-            </w:r>
-          </w:p>
-        </w:tc>
-      </w:tr>
-      <w:tr>
-        <w:tc>
-          <w:tcPr/>
-          <w:p>
-            <w:pPr>
-              <w:pStyle w:val="Compact"/>
-            </w:pPr>
-            <w:r>
-              <w:t xml:space="preserve">39</w:t>
-            </w:r>
-          </w:p>
-        </w:tc>
-        <w:tc>
-          <w:tcPr/>
-          <w:p>
-            <w:pPr>
-              <w:pStyle w:val="Compact"/>
-            </w:pPr>
-            <w:r>
-              <w:rPr>
-                <w:b/>
-                <w:bCs/>
-              </w:rPr>
-              <w:t xml:space="preserve">Redis/Celery async job queue</w:t>
-            </w:r>
-          </w:p>
-        </w:tc>
-        <w:tc>
-          <w:tcPr/>
-          <w:p>
-            <w:pPr>
-              <w:pStyle w:val="Compact"/>
-            </w:pPr>
-            <w:r>
-              <w:t xml:space="preserve">Replace synchronous</w:t>
-            </w:r>
-            <w:r>
-              <w:t xml:space="preserve"> </w:t>
-            </w:r>
-            <w:r>
-              <w:rPr>
-                <w:rStyle w:val="VerbatimChar"/>
-              </w:rPr>
-              <w:t xml:space="preserve">/analyze</w:t>
-            </w:r>
-            <w:r>
-              <w:t xml:space="preserve"> </w:t>
-            </w:r>
-            <w:r>
-              <w:t xml:space="preserve">with async jobs. API submits to Redis, workers process independently. Horizontal scaling.</w:t>
-            </w:r>
-          </w:p>
-        </w:tc>
-        <w:tc>
-          <w:tcPr/>
-          <w:p>
-            <w:pPr>
-              <w:pStyle w:val="Compact"/>
-            </w:pPr>
-            <w:r>
-              <w:t xml:space="preserve">New:</w:t>
-            </w:r>
-            <w:r>
-              <w:t xml:space="preserve"> </w:t>
-            </w:r>
-            <w:r>
-              <w:rPr>
-                <w:rStyle w:val="VerbatimChar"/>
-              </w:rPr>
-              <w:t xml:space="preserve">workers/analysis_worker.py</w:t>
-            </w:r>
-            <w:r>
-              <w:t xml:space="preserve">,</w:t>
-            </w:r>
-            <w:r>
-              <w:t xml:space="preserve"> </w:t>
-            </w:r>
-            <w:r>
-              <w:rPr>
-                <w:rStyle w:val="VerbatimChar"/>
-              </w:rPr>
-              <w:t xml:space="preserve">api/main.py</w:t>
-            </w:r>
-            <w:r>
-              <w:t xml:space="preserve">,</w:t>
-            </w:r>
-            <w:r>
-              <w:t xml:space="preserve"> </w:t>
-            </w:r>
-            <w:r>
-              <w:rPr>
-                <w:rStyle w:val="VerbatimChar"/>
-              </w:rPr>
-              <w:t xml:space="preserve">pyproject.toml</w:t>
-            </w:r>
-          </w:p>
-        </w:tc>
-      </w:tr>
-      <w:tr>
-        <w:tc>
-          <w:tcPr/>
-          <w:p>
-            <w:pPr>
-              <w:pStyle w:val="Compact"/>
-            </w:pPr>
-            <w:r>
-              <w:t xml:space="preserve">40</w:t>
-            </w:r>
-          </w:p>
-        </w:tc>
-        <w:tc>
-          <w:tcPr/>
-          <w:p>
-            <w:pPr>
-              <w:pStyle w:val="Compact"/>
-            </w:pPr>
-            <w:r>
-              <w:rPr>
-                <w:b/>
-                <w:bCs/>
-              </w:rPr>
-              <w:t xml:space="preserve">ClickHouse integration (advanced)</w:t>
-            </w:r>
-          </w:p>
-        </w:tc>
-        <w:tc>
-          <w:tcPr/>
-          <w:p>
-            <w:pPr>
-              <w:pStyle w:val="Compact"/>
-            </w:pPr>
-            <w:r>
-              <w:t xml:space="preserve">Columnar analytics DB for billion-row SQL queries in seconds. All ingested logs dual-written to ClickHouse. Replaces Splunk’s search.</w:t>
-            </w:r>
-          </w:p>
-        </w:tc>
-        <w:tc>
-          <w:tcPr/>
-          <w:p>
-            <w:pPr>
-              <w:pStyle w:val="Compact"/>
-            </w:pPr>
-            <w:r>
-              <w:t xml:space="preserve">New:</w:t>
-            </w:r>
-            <w:r>
-              <w:t xml:space="preserve"> </w:t>
-            </w:r>
-            <w:r>
-              <w:rPr>
-                <w:rStyle w:val="VerbatimChar"/>
-              </w:rPr>
-              <w:t xml:space="preserve">storage/clickhouse_store.py</w:t>
-            </w:r>
-            <w:r>
-              <w:t xml:space="preserve">,</w:t>
-            </w:r>
-            <w:r>
-              <w:t xml:space="preserve"> </w:t>
-            </w:r>
-            <w:r>
-              <w:rPr>
-                <w:rStyle w:val="VerbatimChar"/>
-              </w:rPr>
-              <w:t xml:space="preserve">pyproject.toml</w:t>
-            </w:r>
-          </w:p>
-        </w:tc>
-      </w:tr>
-    </w:tbl>
-    <w:p>
-      <w:r>
-        <w:pict>
-          <v:rect style="width:0;height:1.5pt" o:hralign="center" o:hrstd="t" o:hr="t"/>
-        </w:pict>
-      </w:r>
-    </w:p>
-    <w:bookmarkEnd w:id="15"/>
-    <w:bookmarkStart w:id="16" w:name="X00ef6510ab21e3b8191a6a4873870243441be98"/>
-    <w:p>
-      <w:pPr>
-        <w:pStyle w:val="Heading2"/>
-      </w:pPr>
-      <w:r>
-        <w:t xml:space="preserve">Phase 8: Containerization &amp; Deployment (Tasks 41–45)</w:t>
-      </w:r>
-    </w:p>
-    <w:p>
-      <w:pPr>
-        <w:pStyle w:val="FirstParagraph"/>
-      </w:pPr>
-      <w:r>
-        <w:rPr>
-          <w:i/>
-          <w:iCs/>
-        </w:rPr>
-        <w:t xml:space="preserve">Goal: Deployable anywhere with a single command.</w:t>
-      </w:r>
-    </w:p>
-    <w:tbl>
-      <w:tblPr>
-        <w:tblStyle w:val="Table"/>
-        <w:tblW w:type="pct" w:w="5000"/>
-        <w:tblLayout w:type="fixed"/>
-        <w:tblLook w:firstRow="1" w:lastRow="0" w:firstColumn="0" w:lastColumn="0" w:noHBand="0" w:noVBand="0" w:val="0020"/>
-      </w:tblPr>
-      <w:tblGrid>
-        <w:gridCol w:w="625"/>
-        <w:gridCol w:w="1250"/>
-        <w:gridCol w:w="2709"/>
-        <w:gridCol w:w="3334"/>
-      </w:tblGrid>
-      <w:tr>
-        <w:trPr>
-          <w:tblHeader w:val="on"/>
-        </w:trPr>
-        <w:tc>
-          <w:tcPr/>
-          <w:p>
-            <w:pPr>
-              <w:pStyle w:val="Compact"/>
-            </w:pPr>
-            <w:r>
-              <w:t xml:space="preserve">#</w:t>
-            </w:r>
-          </w:p>
-        </w:tc>
-        <w:tc>
-          <w:tcPr/>
-          <w:p>
-            <w:pPr>
-              <w:pStyle w:val="Compact"/>
-            </w:pPr>
-            <w:r>
-              <w:t xml:space="preserve">Task</w:t>
-            </w:r>
-          </w:p>
-        </w:tc>
-        <w:tc>
-          <w:tcPr/>
-          <w:p>
-            <w:pPr>
-              <w:pStyle w:val="Compact"/>
-            </w:pPr>
-            <w:r>
-              <w:t xml:space="preserve">Description</w:t>
-            </w:r>
-          </w:p>
-        </w:tc>
-        <w:tc>
-          <w:tcPr/>
-          <w:p>
-            <w:pPr>
-              <w:pStyle w:val="Compact"/>
-            </w:pPr>
-            <w:r>
-              <w:t xml:space="preserve">Files Affected</w:t>
-            </w:r>
-          </w:p>
-        </w:tc>
-      </w:tr>
-      <w:tr>
-        <w:tc>
-          <w:tcPr/>
-          <w:p>
-            <w:pPr>
-              <w:pStyle w:val="Compact"/>
-            </w:pPr>
-            <w:r>
-              <w:t xml:space="preserve">41</w:t>
-            </w:r>
-          </w:p>
-        </w:tc>
-        <w:tc>
-          <w:tcPr/>
-          <w:p>
-            <w:pPr>
-              <w:pStyle w:val="Compact"/>
-            </w:pPr>
-            <w:r>
-              <w:rPr>
-                <w:b/>
-                <w:bCs/>
-              </w:rPr>
-              <w:t xml:space="preserve">Backend Dockerfile</w:t>
-            </w:r>
-          </w:p>
-        </w:tc>
-        <w:tc>
-          <w:tcPr/>
-          <w:p>
-            <w:pPr>
-              <w:pStyle w:val="Compact"/>
-            </w:pPr>
-            <w:r>
-              <w:t xml:space="preserve">Multi-stage: build deps with</w:t>
-            </w:r>
-            <w:r>
-              <w:t xml:space="preserve"> </w:t>
-            </w:r>
-            <w:r>
-              <w:rPr>
-                <w:rStyle w:val="VerbatimChar"/>
-              </w:rPr>
-              <w:t xml:space="preserve">uv</w:t>
-            </w:r>
-            <w:r>
-              <w:t xml:space="preserve">, copy to slim image.</w:t>
-            </w:r>
-            <w:r>
-              <w:t xml:space="preserve"> </w:t>
-            </w:r>
-            <w:r>
-              <w:rPr>
-                <w:rStyle w:val="VerbatimChar"/>
-              </w:rPr>
-              <w:t xml:space="preserve">gunicorn</w:t>
-            </w:r>
-            <w:r>
-              <w:t xml:space="preserve"> </w:t>
-            </w:r>
-            <w:r>
-              <w:t xml:space="preserve">+</w:t>
-            </w:r>
-            <w:r>
-              <w:t xml:space="preserve"> </w:t>
-            </w:r>
-            <w:r>
-              <w:rPr>
-                <w:rStyle w:val="VerbatimChar"/>
-              </w:rPr>
-              <w:t xml:space="preserve">uvicorn</w:t>
-            </w:r>
-            <w:r>
-              <w:t xml:space="preserve"> </w:t>
-            </w:r>
-            <w:r>
-              <w:t xml:space="preserve">workers. Port 8000.</w:t>
-            </w:r>
-          </w:p>
-        </w:tc>
-        <w:tc>
-          <w:tcPr/>
-          <w:p>
-            <w:pPr>
-              <w:pStyle w:val="Compact"/>
-            </w:pPr>
-            <w:r>
-              <w:t xml:space="preserve">New:</w:t>
-            </w:r>
-            <w:r>
-              <w:t xml:space="preserve"> </w:t>
-            </w:r>
-            <w:r>
-              <w:rPr>
-                <w:rStyle w:val="VerbatimChar"/>
-              </w:rPr>
-              <w:t xml:space="preserve">Dockerfile</w:t>
-            </w:r>
-          </w:p>
-        </w:tc>
-      </w:tr>
-      <w:tr>
-        <w:tc>
-          <w:tcPr/>
-          <w:p>
-            <w:pPr>
-              <w:pStyle w:val="Compact"/>
-            </w:pPr>
-            <w:r>
-              <w:t xml:space="preserve">42</w:t>
-            </w:r>
-          </w:p>
-        </w:tc>
-        <w:tc>
-          <w:tcPr/>
-          <w:p>
-            <w:pPr>
-              <w:pStyle w:val="Compact"/>
-            </w:pPr>
-            <w:r>
-              <w:rPr>
-                <w:b/>
-                <w:bCs/>
-              </w:rPr>
-              <w:t xml:space="preserve">Frontend Dockerfile</w:t>
-            </w:r>
-          </w:p>
-        </w:tc>
-        <w:tc>
-          <w:tcPr/>
-          <w:p>
-            <w:pPr>
-              <w:pStyle w:val="Compact"/>
-            </w:pPr>
-            <w:r>
-              <w:t xml:space="preserve">Multi-stage:</w:t>
-            </w:r>
-            <w:r>
-              <w:t xml:space="preserve"> </w:t>
-            </w:r>
-            <w:r>
-              <w:rPr>
-                <w:rStyle w:val="VerbatimChar"/>
-              </w:rPr>
-              <w:t xml:space="preserve">npm run build</w:t>
-            </w:r>
-            <w:r>
-              <w:t xml:space="preserve"> </w:t>
-            </w:r>
-            <w:r>
-              <w:t xml:space="preserve">→</w:t>
-            </w:r>
-            <w:r>
-              <w:t xml:space="preserve"> </w:t>
-            </w:r>
-            <w:r>
-              <w:rPr>
-                <w:rStyle w:val="VerbatimChar"/>
-              </w:rPr>
-              <w:t xml:space="preserve">next start</w:t>
-            </w:r>
-            <w:r>
-              <w:t xml:space="preserve">. Port 3000.</w:t>
-            </w:r>
-          </w:p>
-        </w:tc>
-        <w:tc>
-          <w:tcPr/>
-          <w:p>
-            <w:pPr>
-              <w:pStyle w:val="Compact"/>
-            </w:pPr>
-            <w:r>
-              <w:t xml:space="preserve">New:</w:t>
-            </w:r>
-            <w:r>
-              <w:t xml:space="preserve"> </w:t>
-            </w:r>
-            <w:r>
-              <w:rPr>
-                <w:rStyle w:val="VerbatimChar"/>
-              </w:rPr>
-              <w:t xml:space="preserve">web/Dockerfile</w:t>
-            </w:r>
-          </w:p>
-        </w:tc>
-      </w:tr>
-      <w:tr>
-        <w:tc>
-          <w:tcPr/>
-          <w:p>
-            <w:pPr>
-              <w:pStyle w:val="Compact"/>
-            </w:pPr>
-            <w:r>
-              <w:t xml:space="preserve">43</w:t>
-            </w:r>
-          </w:p>
-        </w:tc>
-        <w:tc>
-          <w:tcPr/>
-          <w:p>
-            <w:pPr>
-              <w:pStyle w:val="Compact"/>
-            </w:pPr>
-            <w:r>
-              <w:rPr>
-                <w:b/>
-                <w:bCs/>
-              </w:rPr>
-              <w:t xml:space="preserve">docker-compose.yml</w:t>
-            </w:r>
-          </w:p>
-        </w:tc>
-        <w:tc>
-          <w:tcPr/>
-          <w:p>
-            <w:pPr>
-              <w:pStyle w:val="Compact"/>
-            </w:pPr>
-            <w:r>
-              <w:t xml:space="preserve">4 services:</w:t>
-            </w:r>
-            <w:r>
-              <w:t xml:space="preserve"> </w:t>
-            </w:r>
-            <w:r>
-              <w:rPr>
-                <w:rStyle w:val="VerbatimChar"/>
-              </w:rPr>
-              <w:t xml:space="preserve">api</w:t>
-            </w:r>
-            <w:r>
-              <w:t xml:space="preserve">,</w:t>
-            </w:r>
-            <w:r>
-              <w:t xml:space="preserve"> </w:t>
-            </w:r>
-            <w:r>
-              <w:rPr>
-                <w:rStyle w:val="VerbatimChar"/>
-              </w:rPr>
-              <w:t xml:space="preserve">web</w:t>
-            </w:r>
-            <w:r>
-              <w:t xml:space="preserve">,</w:t>
-            </w:r>
-            <w:r>
-              <w:t xml:space="preserve"> </w:t>
-            </w:r>
-            <w:r>
-              <w:rPr>
-                <w:rStyle w:val="VerbatimChar"/>
-              </w:rPr>
-              <w:t xml:space="preserve">db</w:t>
-            </w:r>
-            <w:r>
-              <w:t xml:space="preserve"> </w:t>
-            </w:r>
-            <w:r>
-              <w:t xml:space="preserve">(PostgreSQL),</w:t>
-            </w:r>
-            <w:r>
-              <w:t xml:space="preserve"> </w:t>
-            </w:r>
-            <w:r>
-              <w:rPr>
-                <w:rStyle w:val="VerbatimChar"/>
-              </w:rPr>
-              <w:t xml:space="preserve">redis</w:t>
-            </w:r>
-            <w:r>
-              <w:t xml:space="preserve">. Health checks, volumes, shared network.</w:t>
-            </w:r>
-          </w:p>
-        </w:tc>
-        <w:tc>
-          <w:tcPr/>
-          <w:p>
-            <w:pPr>
-              <w:pStyle w:val="Compact"/>
-            </w:pPr>
-            <w:r>
-              <w:t xml:space="preserve">New:</w:t>
-            </w:r>
-            <w:r>
-              <w:t xml:space="preserve"> </w:t>
-            </w:r>
-            <w:r>
-              <w:rPr>
-                <w:rStyle w:val="VerbatimChar"/>
-              </w:rPr>
-              <w:t xml:space="preserve">docker-compose.yml</w:t>
-            </w:r>
-          </w:p>
-        </w:tc>
-      </w:tr>
-      <w:tr>
-        <w:tc>
-          <w:tcPr/>
-          <w:p>
-            <w:pPr>
-              <w:pStyle w:val="Compact"/>
-            </w:pPr>
-            <w:r>
-              <w:t xml:space="preserve">44</w:t>
-            </w:r>
-          </w:p>
-        </w:tc>
-        <w:tc>
-          <w:tcPr/>
-          <w:p>
-            <w:pPr>
-              <w:pStyle w:val="Compact"/>
-            </w:pPr>
-            <w:r>
-              <w:rPr>
-                <w:b/>
-                <w:bCs/>
-              </w:rPr>
-              <w:t xml:space="preserve">HTTPS with Nginx reverse proxy</w:t>
-            </w:r>
-          </w:p>
-        </w:tc>
-        <w:tc>
-          <w:tcPr/>
-          <w:p>
-            <w:pPr>
-              <w:pStyle w:val="Compact"/>
-            </w:pPr>
-            <w:r>
-              <w:t xml:space="preserve">Add</w:t>
-            </w:r>
-            <w:r>
-              <w:t xml:space="preserve"> </w:t>
-            </w:r>
-            <w:r>
-              <w:rPr>
-                <w:rStyle w:val="VerbatimChar"/>
-              </w:rPr>
-              <w:t xml:space="preserve">nginx</w:t>
-            </w:r>
-            <w:r>
-              <w:t xml:space="preserve"> </w:t>
-            </w:r>
-            <w:r>
-              <w:t xml:space="preserve">service to compose. TLS termination. Self-signed certs for dev, real certs for prod.</w:t>
-            </w:r>
-          </w:p>
-        </w:tc>
-        <w:tc>
-          <w:tcPr/>
-          <w:p>
-            <w:pPr>
-              <w:pStyle w:val="Compact"/>
-            </w:pPr>
-            <w:r>
-              <w:t xml:space="preserve">New:</w:t>
-            </w:r>
-            <w:r>
-              <w:t xml:space="preserve"> </w:t>
-            </w:r>
-            <w:r>
-              <w:rPr>
-                <w:rStyle w:val="VerbatimChar"/>
-              </w:rPr>
-              <w:t xml:space="preserve">nginx/nginx.conf</w:t>
-            </w:r>
-            <w:r>
-              <w:t xml:space="preserve">,</w:t>
-            </w:r>
-            <w:r>
-              <w:t xml:space="preserve"> </w:t>
-            </w:r>
-            <w:r>
-              <w:rPr>
-                <w:rStyle w:val="VerbatimChar"/>
-              </w:rPr>
-              <w:t xml:space="preserve">docker-compose.yml</w:t>
-            </w:r>
-          </w:p>
-        </w:tc>
-      </w:tr>
-      <w:tr>
-        <w:tc>
-          <w:tcPr/>
-          <w:p>
-            <w:pPr>
-              <w:pStyle w:val="Compact"/>
-            </w:pPr>
-            <w:r>
-              <w:t xml:space="preserve">45</w:t>
-            </w:r>
-          </w:p>
-        </w:tc>
-        <w:tc>
-          <w:tcPr/>
-          <w:p>
-            <w:pPr>
-              <w:pStyle w:val="Compact"/>
-            </w:pPr>
-            <w:r>
-              <w:rPr>
-                <w:b/>
-                <w:bCs/>
-              </w:rPr>
-              <w:t xml:space="preserve">Redis pub/sub for WebSocket scaling</w:t>
-            </w:r>
-          </w:p>
-        </w:tc>
-        <w:tc>
-          <w:tcPr/>
-          <w:p>
-            <w:pPr>
-              <w:pStyle w:val="Compact"/>
-            </w:pPr>
-            <w:r>
-              <w:t xml:space="preserve">Replace in-process WebSocket with Redis pub/sub channel.</w:t>
-            </w:r>
-            <w:r>
-              <w:t xml:space="preserve"> </w:t>
-            </w:r>
-            <w:r>
-              <w:rPr>
-                <w:rStyle w:val="VerbatimChar"/>
-              </w:rPr>
-              <w:t xml:space="preserve">/ingest</w:t>
-            </w:r>
-            <w:r>
-              <w:t xml:space="preserve"> </w:t>
-            </w:r>
-            <w:r>
-              <w:t xml:space="preserve">publishes, all WS connections subscribe. Enables horizontal API scaling.</w:t>
-            </w:r>
-          </w:p>
-        </w:tc>
-        <w:tc>
-          <w:tcPr/>
-          <w:p>
-            <w:pPr>
-              <w:pStyle w:val="Compact"/>
-            </w:pPr>
-            <w:r>
-              <w:rPr>
-                <w:rStyle w:val="VerbatimChar"/>
-              </w:rPr>
-              <w:t xml:space="preserve">api/main.py</w:t>
-            </w:r>
-            <w:r>
-              <w:t xml:space="preserve">,</w:t>
-            </w:r>
-            <w:r>
-              <w:t xml:space="preserve"> </w:t>
-            </w:r>
-            <w:r>
-              <w:rPr>
-                <w:rStyle w:val="VerbatimChar"/>
-              </w:rPr>
-              <w:t xml:space="preserve">pyproject.toml</w:t>
-            </w:r>
-          </w:p>
-        </w:tc>
-      </w:tr>
-    </w:tbl>
-    <w:p>
-      <w:r>
-        <w:pict>
-          <v:rect style="width:0;height:1.5pt" o:hralign="center" o:hrstd="t" o:hr="t"/>
-        </w:pict>
-      </w:r>
-    </w:p>
-    <w:bookmarkEnd w:id="16"/>
-    <w:bookmarkStart w:id="17" w:name="phase-9-cicd-quality-gates-tasks-4649"/>
-    <w:p>
-      <w:pPr>
-        <w:pStyle w:val="Heading2"/>
-      </w:pPr>
-      <w:r>
-        <w:t xml:space="preserve">Phase 9: CI/CD &amp; Quality Gates (Tasks 46–49)</w:t>
-      </w:r>
-    </w:p>
-    <w:p>
-      <w:pPr>
-        <w:pStyle w:val="FirstParagraph"/>
-      </w:pPr>
-      <w:r>
-        <w:rPr>
-          <w:i/>
-          <w:iCs/>
-        </w:rPr>
-        <w:t xml:space="preserve">Goal: Automated testing and deployment on every git push.</w:t>
-      </w:r>
-    </w:p>
-    <w:tbl>
-      <w:tblPr>
-        <w:tblStyle w:val="Table"/>
-        <w:tblW w:type="pct" w:w="5000"/>
-        <w:tblLayout w:type="fixed"/>
-        <w:tblLook w:firstRow="1" w:lastRow="0" w:firstColumn="0" w:lastColumn="0" w:noHBand="0" w:noVBand="0" w:val="0020"/>
-      </w:tblPr>
-      <w:tblGrid>
-        <w:gridCol w:w="625"/>
-        <w:gridCol w:w="1250"/>
-        <w:gridCol w:w="2709"/>
-        <w:gridCol w:w="3334"/>
-      </w:tblGrid>
-      <w:tr>
-        <w:trPr>
-          <w:tblHeader w:val="on"/>
-        </w:trPr>
-        <w:tc>
-          <w:tcPr/>
-          <w:p>
-            <w:pPr>
-              <w:pStyle w:val="Compact"/>
-            </w:pPr>
-            <w:r>
-              <w:t xml:space="preserve">#</w:t>
-            </w:r>
-          </w:p>
-        </w:tc>
-        <w:tc>
-          <w:tcPr/>
-          <w:p>
-            <w:pPr>
-              <w:pStyle w:val="Compact"/>
-            </w:pPr>
-            <w:r>
-              <w:t xml:space="preserve">Task</w:t>
-            </w:r>
-          </w:p>
-        </w:tc>
-        <w:tc>
-          <w:tcPr/>
-          <w:p>
-            <w:pPr>
-              <w:pStyle w:val="Compact"/>
-            </w:pPr>
-            <w:r>
-              <w:t xml:space="preserve">Description</w:t>
-            </w:r>
-          </w:p>
-        </w:tc>
-        <w:tc>
-          <w:tcPr/>
-          <w:p>
-            <w:pPr>
-              <w:pStyle w:val="Compact"/>
-            </w:pPr>
-            <w:r>
-              <w:t xml:space="preserve">Files Affected</w:t>
-            </w:r>
-          </w:p>
-        </w:tc>
-      </w:tr>
-      <w:tr>
-        <w:tc>
-          <w:tcPr/>
-          <w:p>
-            <w:pPr>
-              <w:pStyle w:val="Compact"/>
-            </w:pPr>
-            <w:r>
-              <w:t xml:space="preserve">46</w:t>
-            </w:r>
-          </w:p>
-        </w:tc>
-        <w:tc>
-          <w:tcPr/>
-          <w:p>
-            <w:pPr>
-              <w:pStyle w:val="Compact"/>
-            </w:pPr>
-            <w:r>
-              <w:rPr>
-                <w:b/>
-                <w:bCs/>
-              </w:rPr>
-              <w:t xml:space="preserve">GitHub Actions CI pipeline</w:t>
-            </w:r>
-          </w:p>
-        </w:tc>
-        <w:tc>
-          <w:tcPr/>
-          <w:p>
-            <w:pPr>
-              <w:pStyle w:val="Compact"/>
-            </w:pPr>
-            <w:r>
-              <w:t xml:space="preserve">On push/PR: install deps →</w:t>
-            </w:r>
-            <w:r>
-              <w:t xml:space="preserve"> </w:t>
-            </w:r>
-            <w:r>
-              <w:rPr>
-                <w:rStyle w:val="VerbatimChar"/>
-              </w:rPr>
-              <w:t xml:space="preserve">pytest</w:t>
-            </w:r>
-            <w:r>
-              <w:t xml:space="preserve"> </w:t>
-            </w:r>
-            <w:r>
-              <w:t xml:space="preserve">with coverage →</w:t>
-            </w:r>
-            <w:r>
-              <w:t xml:space="preserve"> </w:t>
-            </w:r>
-            <w:r>
-              <w:rPr>
-                <w:rStyle w:val="VerbatimChar"/>
-              </w:rPr>
-              <w:t xml:space="preserve">ruff</w:t>
-            </w:r>
-            <w:r>
-              <w:t xml:space="preserve"> </w:t>
-            </w:r>
-            <w:r>
-              <w:t xml:space="preserve">linter → fail if coverage &lt;80%.</w:t>
-            </w:r>
-          </w:p>
-        </w:tc>
-        <w:tc>
-          <w:tcPr/>
-          <w:p>
-            <w:pPr>
-              <w:pStyle w:val="Compact"/>
-            </w:pPr>
-            <w:r>
-              <w:t xml:space="preserve">New:</w:t>
-            </w:r>
-            <w:r>
-              <w:t xml:space="preserve"> </w:t>
-            </w:r>
-            <w:r>
-              <w:rPr>
-                <w:rStyle w:val="VerbatimChar"/>
-              </w:rPr>
-              <w:t xml:space="preserve">.github/workflows/ci.yml</w:t>
-            </w:r>
-          </w:p>
-        </w:tc>
-      </w:tr>
-      <w:tr>
-        <w:tc>
-          <w:tcPr/>
-          <w:p>
-            <w:pPr>
-              <w:pStyle w:val="Compact"/>
-            </w:pPr>
-            <w:r>
-              <w:t xml:space="preserve">47</w:t>
-            </w:r>
-          </w:p>
-        </w:tc>
-        <w:tc>
-          <w:tcPr/>
-          <w:p>
-            <w:pPr>
-              <w:pStyle w:val="Compact"/>
-            </w:pPr>
-            <w:r>
-              <w:rPr>
-                <w:b/>
-                <w:bCs/>
-              </w:rPr>
-              <w:t xml:space="preserve">Frontend linting &amp; type-checking</w:t>
-            </w:r>
-          </w:p>
-        </w:tc>
-        <w:tc>
-          <w:tcPr/>
-          <w:p>
-            <w:pPr>
-              <w:pStyle w:val="Compact"/>
-            </w:pPr>
-            <w:r>
-              <w:t xml:space="preserve">Extend CI:</w:t>
-            </w:r>
-            <w:r>
-              <w:t xml:space="preserve"> </w:t>
-            </w:r>
-            <w:r>
-              <w:rPr>
-                <w:rStyle w:val="VerbatimChar"/>
-              </w:rPr>
-              <w:t xml:space="preserve">npx tsc --noEmit</w:t>
-            </w:r>
-            <w:r>
-              <w:t xml:space="preserve"> </w:t>
-            </w:r>
-            <w:r>
-              <w:t xml:space="preserve">+</w:t>
-            </w:r>
-            <w:r>
-              <w:t xml:space="preserve"> </w:t>
-            </w:r>
-            <w:r>
-              <w:rPr>
-                <w:rStyle w:val="VerbatimChar"/>
-              </w:rPr>
-              <w:t xml:space="preserve">npx eslint .</w:t>
-            </w:r>
-            <w:r>
-              <w:t xml:space="preserve">. Fail on errors.</w:t>
-            </w:r>
-          </w:p>
-        </w:tc>
-        <w:tc>
-          <w:tcPr/>
-          <w:p>
-            <w:pPr>
-              <w:pStyle w:val="Compact"/>
-            </w:pPr>
-            <w:r>
-              <w:rPr>
-                <w:rStyle w:val="VerbatimChar"/>
-              </w:rPr>
-              <w:t xml:space="preserve">.github/workflows/ci.yml</w:t>
-            </w:r>
-          </w:p>
-        </w:tc>
-      </w:tr>
-      <w:tr>
-        <w:tc>
-          <w:tcPr/>
-          <w:p>
-            <w:pPr>
-              <w:pStyle w:val="Compact"/>
-            </w:pPr>
-            <w:r>
-              <w:t xml:space="preserve">48</w:t>
-            </w:r>
-          </w:p>
-        </w:tc>
-        <w:tc>
-          <w:tcPr/>
-          <w:p>
-            <w:pPr>
-              <w:pStyle w:val="Compact"/>
-            </w:pPr>
-            <w:r>
-              <w:rPr>
-                <w:b/>
-                <w:bCs/>
-              </w:rPr>
-              <w:t xml:space="preserve">Docker image build &amp; push</w:t>
-            </w:r>
-          </w:p>
-        </w:tc>
-        <w:tc>
-          <w:tcPr/>
-          <w:p>
-            <w:pPr>
-              <w:pStyle w:val="Compact"/>
-            </w:pPr>
-            <w:r>
-              <w:t xml:space="preserve">On merge to</w:t>
-            </w:r>
-            <w:r>
-              <w:t xml:space="preserve"> </w:t>
-            </w:r>
-            <w:r>
-              <w:rPr>
-                <w:rStyle w:val="VerbatimChar"/>
-              </w:rPr>
-              <w:t xml:space="preserve">main</w:t>
-            </w:r>
-            <w:r>
-              <w:t xml:space="preserve">: build both images, tag with git SHA, push to</w:t>
-            </w:r>
-            <w:r>
-              <w:t xml:space="preserve"> </w:t>
-            </w:r>
-            <w:r>
-              <w:rPr>
-                <w:rStyle w:val="VerbatimChar"/>
-              </w:rPr>
-              <w:t xml:space="preserve">ghcr.io</w:t>
-            </w:r>
-            <w:r>
-              <w:t xml:space="preserve">.</w:t>
-            </w:r>
-          </w:p>
-        </w:tc>
-        <w:tc>
-          <w:tcPr/>
-          <w:p>
-            <w:pPr>
-              <w:pStyle w:val="Compact"/>
-            </w:pPr>
-            <w:r>
-              <w:rPr>
-                <w:rStyle w:val="VerbatimChar"/>
-              </w:rPr>
-              <w:t xml:space="preserve">.github/workflows/ci.yml</w:t>
-            </w:r>
-          </w:p>
-        </w:tc>
-      </w:tr>
-      <w:tr>
-        <w:tc>
-          <w:tcPr/>
-          <w:p>
-            <w:pPr>
-              <w:pStyle w:val="Compact"/>
-            </w:pPr>
-            <w:r>
-              <w:t xml:space="preserve">49</w:t>
-            </w:r>
-          </w:p>
-        </w:tc>
-        <w:tc>
-          <w:tcPr/>
-          <w:p>
-            <w:pPr>
-              <w:pStyle w:val="Compact"/>
-            </w:pPr>
-            <w:r>
-              <w:rPr>
-                <w:b/>
-                <w:bCs/>
-              </w:rPr>
-              <w:t xml:space="preserve">Kubernetes Helm chart</w:t>
-            </w:r>
-          </w:p>
-        </w:tc>
-        <w:tc>
-          <w:tcPr/>
-          <w:p>
-            <w:pPr>
-              <w:pStyle w:val="Compact"/>
-            </w:pPr>
-            <w:r>
-              <w:t xml:space="preserve">Templates: Deployment, Service, Ingress (TLS), ConfigMap, Secret, PVC.</w:t>
-            </w:r>
-          </w:p>
-        </w:tc>
-        <w:tc>
-          <w:tcPr/>
-          <w:p>
-            <w:pPr>
-              <w:pStyle w:val="Compact"/>
-            </w:pPr>
-            <w:r>
-              <w:t xml:space="preserve">New:</w:t>
-            </w:r>
-            <w:r>
-              <w:t xml:space="preserve"> </w:t>
-            </w:r>
-            <w:r>
-              <w:rPr>
-                <w:rStyle w:val="VerbatimChar"/>
-              </w:rPr>
-              <w:t xml:space="preserve">deploy/helm/semanticos/</w:t>
             </w:r>
           </w:p>
         </w:tc>
@@ -6459,40 +6459,40 @@
                 <w:b/>
                 <w:bCs/>
               </w:rPr>
-              <w:t xml:space="preserve">4. Auth &amp; RBAC</w:t>
-            </w:r>
-          </w:p>
-        </w:tc>
-        <w:tc>
-          <w:tcPr/>
-          <w:p>
-            <w:pPr>
-              <w:pStyle w:val="Compact"/>
-            </w:pPr>
-            <w:r>
-              <w:t xml:space="preserve">18–25</w:t>
-            </w:r>
-          </w:p>
-        </w:tc>
-        <w:tc>
-          <w:tcPr/>
-          <w:p>
-            <w:pPr>
-              <w:pStyle w:val="Compact"/>
-            </w:pPr>
-            <w:r>
-              <w:t xml:space="preserve">JWT login, roles, user management</w:t>
-            </w:r>
-          </w:p>
-        </w:tc>
-        <w:tc>
-          <w:tcPr/>
-          <w:p>
-            <w:pPr>
-              <w:pStyle w:val="Compact"/>
-            </w:pPr>
-            <w:r>
-              <w:t xml:space="preserve">5 days</w:t>
+              <w:t xml:space="preserve">4. Scale &amp; Storage</w:t>
+            </w:r>
+          </w:p>
+        </w:tc>
+        <w:tc>
+          <w:tcPr/>
+          <w:p>
+            <w:pPr>
+              <w:pStyle w:val="Compact"/>
+            </w:pPr>
+            <w:r>
+              <w:t xml:space="preserve">35–40</w:t>
+            </w:r>
+          </w:p>
+        </w:tc>
+        <w:tc>
+          <w:tcPr/>
+          <w:p>
+            <w:pPr>
+              <w:pStyle w:val="Compact"/>
+            </w:pPr>
+            <w:r>
+              <w:t xml:space="preserve">S3, LanceDB vectors, Redis/Celery, ClickHouse</w:t>
+            </w:r>
+          </w:p>
+        </w:tc>
+        <w:tc>
+          <w:tcPr/>
+          <w:p>
+            <w:pPr>
+              <w:pStyle w:val="Compact"/>
+            </w:pPr>
+            <w:r>
+              <w:t xml:space="preserve">6-11 days</w:t>
             </w:r>
           </w:p>
         </w:tc>
@@ -6509,40 +6509,40 @@
                 <w:b/>
                 <w:bCs/>
               </w:rPr>
-              <w:t xml:space="preserve">5. Alerting</w:t>
-            </w:r>
-          </w:p>
-        </w:tc>
-        <w:tc>
-          <w:tcPr/>
-          <w:p>
-            <w:pPr>
-              <w:pStyle w:val="Compact"/>
-            </w:pPr>
-            <w:r>
-              <w:t xml:space="preserve">26–30</w:t>
-            </w:r>
-          </w:p>
-        </w:tc>
-        <w:tc>
-          <w:tcPr/>
-          <w:p>
-            <w:pPr>
-              <w:pStyle w:val="Compact"/>
-            </w:pPr>
-            <w:r>
-              <w:t xml:space="preserve">Slack, Email, PagerDuty, alert history</w:t>
-            </w:r>
-          </w:p>
-        </w:tc>
-        <w:tc>
-          <w:tcPr/>
-          <w:p>
-            <w:pPr>
-              <w:pStyle w:val="Compact"/>
-            </w:pPr>
-            <w:r>
-              <w:t xml:space="preserve">3 days</w:t>
+              <w:t xml:space="preserve">5. Containerization</w:t>
+            </w:r>
+          </w:p>
+        </w:tc>
+        <w:tc>
+          <w:tcPr/>
+          <w:p>
+            <w:pPr>
+              <w:pStyle w:val="Compact"/>
+            </w:pPr>
+            <w:r>
+              <w:t xml:space="preserve">41–45</w:t>
+            </w:r>
+          </w:p>
+        </w:tc>
+        <w:tc>
+          <w:tcPr/>
+          <w:p>
+            <w:pPr>
+              <w:pStyle w:val="Compact"/>
+            </w:pPr>
+            <w:r>
+              <w:t xml:space="preserve">Docker, Nginx, Redis pub/sub</w:t>
+            </w:r>
+          </w:p>
+        </w:tc>
+        <w:tc>
+          <w:tcPr/>
+          <w:p>
+            <w:pPr>
+              <w:pStyle w:val="Compact"/>
+            </w:pPr>
+            <w:r>
+              <w:t xml:space="preserve">4 days</w:t>
             </w:r>
           </w:p>
         </w:tc>
@@ -6559,40 +6559,40 @@
                 <w:b/>
                 <w:bCs/>
               </w:rPr>
-              <w:t xml:space="preserve">6. Audit &amp; Compliance</w:t>
-            </w:r>
-          </w:p>
-        </w:tc>
-        <w:tc>
-          <w:tcPr/>
-          <w:p>
-            <w:pPr>
-              <w:pStyle w:val="Compact"/>
-            </w:pPr>
-            <w:r>
-              <w:t xml:space="preserve">31–34</w:t>
-            </w:r>
-          </w:p>
-        </w:tc>
-        <w:tc>
-          <w:tcPr/>
-          <w:p>
-            <w:pPr>
-              <w:pStyle w:val="Compact"/>
-            </w:pPr>
-            <w:r>
-              <w:t xml:space="preserve">Audit trail, SOC2 readiness, retention</w:t>
-            </w:r>
-          </w:p>
-        </w:tc>
-        <w:tc>
-          <w:tcPr/>
-          <w:p>
-            <w:pPr>
-              <w:pStyle w:val="Compact"/>
-            </w:pPr>
-            <w:r>
-              <w:t xml:space="preserve">3 days</w:t>
+              <w:t xml:space="preserve">6. Auth &amp; RBAC</w:t>
+            </w:r>
+          </w:p>
+        </w:tc>
+        <w:tc>
+          <w:tcPr/>
+          <w:p>
+            <w:pPr>
+              <w:pStyle w:val="Compact"/>
+            </w:pPr>
+            <w:r>
+              <w:t xml:space="preserve">18–25</w:t>
+            </w:r>
+          </w:p>
+        </w:tc>
+        <w:tc>
+          <w:tcPr/>
+          <w:p>
+            <w:pPr>
+              <w:pStyle w:val="Compact"/>
+            </w:pPr>
+            <w:r>
+              <w:t xml:space="preserve">JWT login, roles, user management</w:t>
+            </w:r>
+          </w:p>
+        </w:tc>
+        <w:tc>
+          <w:tcPr/>
+          <w:p>
+            <w:pPr>
+              <w:pStyle w:val="Compact"/>
+            </w:pPr>
+            <w:r>
+              <w:t xml:space="preserve">5 days</w:t>
             </w:r>
           </w:p>
         </w:tc>
@@ -6609,40 +6609,40 @@
                 <w:b/>
                 <w:bCs/>
               </w:rPr>
-              <w:t xml:space="preserve">7. Scale &amp; Storage</w:t>
-            </w:r>
-          </w:p>
-        </w:tc>
-        <w:tc>
-          <w:tcPr/>
-          <w:p>
-            <w:pPr>
-              <w:pStyle w:val="Compact"/>
-            </w:pPr>
-            <w:r>
-              <w:t xml:space="preserve">35–40</w:t>
-            </w:r>
-          </w:p>
-        </w:tc>
-        <w:tc>
-          <w:tcPr/>
-          <w:p>
-            <w:pPr>
-              <w:pStyle w:val="Compact"/>
-            </w:pPr>
-            <w:r>
-              <w:t xml:space="preserve">S3, LanceDB vectors, Redis/Celery, ClickHouse</w:t>
-            </w:r>
-          </w:p>
-        </w:tc>
-        <w:tc>
-          <w:tcPr/>
-          <w:p>
-            <w:pPr>
-              <w:pStyle w:val="Compact"/>
-            </w:pPr>
-            <w:r>
-              <w:t xml:space="preserve">6-11 days</w:t>
+              <w:t xml:space="preserve">7. Audit &amp; Compliance</w:t>
+            </w:r>
+          </w:p>
+        </w:tc>
+        <w:tc>
+          <w:tcPr/>
+          <w:p>
+            <w:pPr>
+              <w:pStyle w:val="Compact"/>
+            </w:pPr>
+            <w:r>
+              <w:t xml:space="preserve">31–34</w:t>
+            </w:r>
+          </w:p>
+        </w:tc>
+        <w:tc>
+          <w:tcPr/>
+          <w:p>
+            <w:pPr>
+              <w:pStyle w:val="Compact"/>
+            </w:pPr>
+            <w:r>
+              <w:t xml:space="preserve">Audit trail, SOC2 readiness, retention</w:t>
+            </w:r>
+          </w:p>
+        </w:tc>
+        <w:tc>
+          <w:tcPr/>
+          <w:p>
+            <w:pPr>
+              <w:pStyle w:val="Compact"/>
+            </w:pPr>
+            <w:r>
+              <w:t xml:space="preserve">3 days</w:t>
             </w:r>
           </w:p>
         </w:tc>
@@ -6659,40 +6659,40 @@
                 <w:b/>
                 <w:bCs/>
               </w:rPr>
-              <w:t xml:space="preserve">8. Containerization</w:t>
-            </w:r>
-          </w:p>
-        </w:tc>
-        <w:tc>
-          <w:tcPr/>
-          <w:p>
-            <w:pPr>
-              <w:pStyle w:val="Compact"/>
-            </w:pPr>
-            <w:r>
-              <w:t xml:space="preserve">41–45</w:t>
-            </w:r>
-          </w:p>
-        </w:tc>
-        <w:tc>
-          <w:tcPr/>
-          <w:p>
-            <w:pPr>
-              <w:pStyle w:val="Compact"/>
-            </w:pPr>
-            <w:r>
-              <w:t xml:space="preserve">Docker, Nginx, Redis pub/sub</w:t>
-            </w:r>
-          </w:p>
-        </w:tc>
-        <w:tc>
-          <w:tcPr/>
-          <w:p>
-            <w:pPr>
-              <w:pStyle w:val="Compact"/>
-            </w:pPr>
-            <w:r>
-              <w:t xml:space="preserve">4 days</w:t>
+              <w:t xml:space="preserve">8. CI/CD</w:t>
+            </w:r>
+          </w:p>
+        </w:tc>
+        <w:tc>
+          <w:tcPr/>
+          <w:p>
+            <w:pPr>
+              <w:pStyle w:val="Compact"/>
+            </w:pPr>
+            <w:r>
+              <w:t xml:space="preserve">46–49</w:t>
+            </w:r>
+          </w:p>
+        </w:tc>
+        <w:tc>
+          <w:tcPr/>
+          <w:p>
+            <w:pPr>
+              <w:pStyle w:val="Compact"/>
+            </w:pPr>
+            <w:r>
+              <w:t xml:space="preserve">GitHub Actions, Helm charts</w:t>
+            </w:r>
+          </w:p>
+        </w:tc>
+        <w:tc>
+          <w:tcPr/>
+          <w:p>
+            <w:pPr>
+              <w:pStyle w:val="Compact"/>
+            </w:pPr>
+            <w:r>
+              <w:t xml:space="preserve">3 days</w:t>
             </w:r>
           </w:p>
         </w:tc>
@@ -6709,29 +6709,29 @@
                 <w:b/>
                 <w:bCs/>
               </w:rPr>
-              <w:t xml:space="preserve">9. CI/CD</w:t>
-            </w:r>
-          </w:p>
-        </w:tc>
-        <w:tc>
-          <w:tcPr/>
-          <w:p>
-            <w:pPr>
-              <w:pStyle w:val="Compact"/>
-            </w:pPr>
-            <w:r>
-              <w:t xml:space="preserve">46–49</w:t>
-            </w:r>
-          </w:p>
-        </w:tc>
-        <w:tc>
-          <w:tcPr/>
-          <w:p>
-            <w:pPr>
-              <w:pStyle w:val="Compact"/>
-            </w:pPr>
-            <w:r>
-              <w:t xml:space="preserve">GitHub Actions, Helm charts</w:t>
+              <w:t xml:space="preserve">9. Alerting</w:t>
+            </w:r>
+          </w:p>
+        </w:tc>
+        <w:tc>
+          <w:tcPr/>
+          <w:p>
+            <w:pPr>
+              <w:pStyle w:val="Compact"/>
+            </w:pPr>
+            <w:r>
+              <w:t xml:space="preserve">26–30</w:t>
+            </w:r>
+          </w:p>
+        </w:tc>
+        <w:tc>
+          <w:tcPr/>
+          <w:p>
+            <w:pPr>
+              <w:pStyle w:val="Compact"/>
+            </w:pPr>
+            <w:r>
+              <w:t xml:space="preserve">Slack, Email, PagerDuty, alert history</w:t>
             </w:r>
           </w:p>
         </w:tc>
@@ -6918,7 +6918,7 @@
         <w:t xml:space="preserve"> </w:t>
       </w:r>
       <w:r>
-        <w:t xml:space="preserve">Phase 1 → Phase 2 → Phase 8 → Phase 4 → Phase 11 gives you a</w:t>
+        <w:t xml:space="preserve">Phase 1 → Phase 2 → Phase 3 → Phase 5 → Phase 6 → Phase 11 gives you a</w:t>
       </w:r>
       <w:r>
         <w:t xml:space="preserve"> </w:t>
@@ -6934,7 +6934,7 @@
         <w:t xml:space="preserve"> </w:t>
       </w:r>
       <w:r>
-        <w:t xml:space="preserve">in ~23 days.</w:t>
+        <w:t xml:space="preserve">in ~27 days.</w:t>
       </w:r>
     </w:p>
     <w:bookmarkEnd w:id="20"/>
